--- a/downloads/teacher/bridge-week-01.docx
+++ b/downloads/teacher/bridge-week-01.docx
@@ -2174,6 +2174,396 @@
         <w:t>For Python readiness before the Responsible Plant Classifier, retain a trace of the values, the predicted outputs and the changed-case explanation. Use actual Python 3 results to check the prediction after reasoning first.</w:t>
       </w:r>
     </w:p>
+    <w:p>
+      <w:pPr>
+        <w:pStyle w:val="Heading1"/>
+      </w:pPr>
+      <w:r>
+        <w:t>07. Prepare, teach and assess</w:t>
+      </w:r>
+    </w:p>
+    <w:p>
+      <w:r>
+        <w:t>Teaching target: Translate a short paper calculation into a Python script</w:t>
+      </w:r>
+    </w:p>
+    <w:p>
+      <w:r>
+        <w:t>Prepare the labelled worked-case picture, the matching workbook, fictional input cards and a place for individual responses. Check a local Python 3 environment before class; have a paper-trace version ready.</w:t>
+      </w:r>
+    </w:p>
+    <w:tbl>
+      <w:tblPr>
+        <w:tblStyle w:val="LightShading-Accent1"/>
+        <w:tblW w:type="auto" w:w="0"/>
+        <w:tblLook w:firstColumn="1" w:firstRow="1" w:lastColumn="0" w:lastRow="0" w:noHBand="0" w:noVBand="1" w:val="04A0"/>
+      </w:tblPr>
+      <w:tblGrid>
+        <w:gridCol w:w="3408"/>
+        <w:gridCol w:w="3408"/>
+        <w:gridCol w:w="3408"/>
+      </w:tblGrid>
+      <w:tr>
+        <w:trPr>
+          <w:tblHeader/>
+        </w:trPr>
+        <w:tc>
+          <w:tcPr>
+            <w:tcW w:type="dxa" w:w="3408"/>
+          </w:tcPr>
+          <w:p>
+            <w:r>
+              <w:t>Session</w:t>
+            </w:r>
+          </w:p>
+        </w:tc>
+        <w:tc>
+          <w:tcPr>
+            <w:tcW w:type="dxa" w:w="3408"/>
+          </w:tcPr>
+          <w:p>
+            <w:r>
+              <w:t>Plan</w:t>
+            </w:r>
+          </w:p>
+        </w:tc>
+        <w:tc>
+          <w:tcPr>
+            <w:tcW w:type="dxa" w:w="3408"/>
+          </w:tcPr>
+          <w:p>
+            <w:r>
+              <w:t>Resources</w:t>
+            </w:r>
+          </w:p>
+        </w:tc>
+      </w:tr>
+      <w:tr>
+        <w:tc>
+          <w:tcPr>
+            <w:tcW w:type="dxa" w:w="3408"/>
+          </w:tcPr>
+          <w:p>
+            <w:r>
+              <w:t>Session 1 · Understand · 45 min</w:t>
+            </w:r>
+          </w:p>
+        </w:tc>
+        <w:tc>
+          <w:tcPr>
+            <w:tcW w:type="dxa" w:w="3408"/>
+          </w:tcPr>
+          <w:p>
+            <w:r>
+              <w:t>0–7: recall and prerequisite; 7–15: inspect the concrete case and predict; 15–30: teacher models the worked trace; 30–40: learners explain a step using the text and visual; 40–45: check the core idea.</w:t>
+            </w:r>
+          </w:p>
+        </w:tc>
+        <w:tc>
+          <w:tcPr>
+            <w:tcW w:type="dxa" w:w="3408"/>
+          </w:tcPr>
+          <w:p>
+            <w:r>
+              <w:t>Sections 1–6; record the brief recall in the workbook.</w:t>
+            </w:r>
+          </w:p>
+        </w:tc>
+      </w:tr>
+      <w:tr>
+        <w:tc>
+          <w:tcPr>
+            <w:tcW w:type="dxa" w:w="3408"/>
+          </w:tcPr>
+          <w:p>
+            <w:r>
+              <w:t>Session 2 · Practise · 45 min</w:t>
+            </w:r>
+          </w:p>
+        </w:tc>
+        <w:tc>
+          <w:tcPr>
+            <w:tcW w:type="dxa" w:w="3408"/>
+          </w:tcPr>
+          <w:p>
+            <w:r>
+              <w:t>0–5: retrieve the procedure; 5–15: W2 completion practice; 15–23: explain and check with a partner; 23–30: each learner answers the misconception check; 30–40: targeted reteaching or a harder variation; 40–45: prepare the investigation.</w:t>
+            </w:r>
+          </w:p>
+        </w:tc>
+        <w:tc>
+          <w:tcPr>
+            <w:tcW w:type="dxa" w:w="3408"/>
+          </w:tcPr>
+          <w:p>
+            <w:r>
+              <w:t>Sections 7–10; use the matching workbook W2 and misconception check.</w:t>
+            </w:r>
+          </w:p>
+        </w:tc>
+      </w:tr>
+      <w:tr>
+        <w:tc>
+          <w:tcPr>
+            <w:tcW w:type="dxa" w:w="3408"/>
+          </w:tcPr>
+          <w:p>
+            <w:r>
+              <w:t>Session 3 · Investigate and transfer · 45 min</w:t>
+            </w:r>
+          </w:p>
+        </w:tc>
+        <w:tc>
+          <w:tcPr>
+            <w:tcW w:type="dxa" w:w="3408"/>
+          </w:tcPr>
+          <w:p>
+            <w:r>
+              <w:t>0–5: retrieve the decision rule; 5–20: investigate or trace; 20–30: start the independent case; 30–38: connect the project; 38–43: act on feedback; 43–45: plan the return check.</w:t>
+            </w:r>
+          </w:p>
+        </w:tc>
+        <w:tc>
+          <w:tcPr>
+            <w:tcW w:type="dxa" w:w="3408"/>
+          </w:tcPr>
+          <w:p>
+            <w:r>
+              <w:t>Sections 9 and 11–14. Give extra time to finish the full task set; use Section 15 when the week includes a coding lab.</w:t>
+            </w:r>
+          </w:p>
+        </w:tc>
+      </w:tr>
+    </w:tbl>
+    <w:p>
+      <w:r>
+        <w:t>Before class, solve the supported practice: Make records for 4 packs of 6, then 5 packs of 6. Predict before running. Record actual output, any error and what changed. If working on paper, label both results as traces.</w:t>
+      </w:r>
+    </w:p>
+    <w:p>
+      <w:r>
+        <w:t>Reasoned practice answer: Expected 24 then 30. Accept actual errors with an accurate account; do not replace observations. Record the changed pack count, saved file and run or trace status. Two matching cases do not show all inputs are handled.</w:t>
+      </w:r>
+    </w:p>
+    <w:p>
+      <w:r>
+        <w:t>Check every learner before discussion: Use the worked case for From a paper algorithm to Python. Proposed explanation: “An equals sign displays the answer”. Decide whether this explanation is supported. Point to the step or supplied fact that decides; explain your repair if needed.</w:t>
+      </w:r>
+    </w:p>
+    <w:p>
+      <w:r>
+        <w:t>Misconception repair: Assignment binds a name; print produces the displayed output.</w:t>
+      </w:r>
+    </w:p>
+    <w:p>
+      <w:r>
+        <w:t>Support: read the exact case aloud, enlarge the labelled picture, supply input cards and model only the first deciding step. Accept a spoken explanation or drawing; retain the reasoning goal.</w:t>
+      </w:r>
+    </w:p>
+    <w:p>
+      <w:r>
+        <w:t>Extension: Change spare to 5 while keeping both tray inputs fixed. Require a prediction and a reason before comparing. Expected result: The printed total becomes 29. Reason: 4*6 remains 24; adding five gives 29.</w:t>
+      </w:r>
+    </w:p>
+    <w:p>
+      <w:r>
+        <w:t>Independent assessment: withhold the reserved answer until the learner has attempted the new case. Record support separately from correctness.</w:t>
+      </w:r>
+    </w:p>
+    <w:tbl>
+      <w:tblPr>
+        <w:tblStyle w:val="LightShading-Accent1"/>
+        <w:tblW w:type="auto" w:w="0"/>
+        <w:tblLook w:firstColumn="1" w:firstRow="1" w:lastColumn="0" w:lastRow="0" w:noHBand="0" w:noVBand="1" w:val="04A0"/>
+      </w:tblPr>
+      <w:tblGrid>
+        <w:gridCol w:w="2556"/>
+        <w:gridCol w:w="2556"/>
+        <w:gridCol w:w="2556"/>
+        <w:gridCol w:w="2556"/>
+      </w:tblGrid>
+      <w:tr>
+        <w:trPr>
+          <w:tblHeader/>
+        </w:trPr>
+        <w:tc>
+          <w:tcPr>
+            <w:tcW w:type="dxa" w:w="2556"/>
+          </w:tcPr>
+          <w:p>
+            <w:r>
+              <w:t>Criterion</w:t>
+            </w:r>
+          </w:p>
+        </w:tc>
+        <w:tc>
+          <w:tcPr>
+            <w:tcW w:type="dxa" w:w="2556"/>
+          </w:tcPr>
+          <w:p>
+            <w:r>
+              <w:t>Not yet</w:t>
+            </w:r>
+          </w:p>
+        </w:tc>
+        <w:tc>
+          <w:tcPr>
+            <w:tcW w:type="dxa" w:w="2556"/>
+          </w:tcPr>
+          <w:p>
+            <w:r>
+              <w:t>With support</w:t>
+            </w:r>
+          </w:p>
+        </w:tc>
+        <w:tc>
+          <w:tcPr>
+            <w:tcW w:type="dxa" w:w="2556"/>
+          </w:tcPr>
+          <w:p>
+            <w:r>
+              <w:t>Independent</w:t>
+            </w:r>
+          </w:p>
+        </w:tc>
+      </w:tr>
+      <w:tr>
+        <w:tc>
+          <w:tcPr>
+            <w:tcW w:type="dxa" w:w="2556"/>
+          </w:tcPr>
+          <w:p>
+            <w:r>
+              <w:t>Explanation</w:t>
+            </w:r>
+          </w:p>
+        </w:tc>
+        <w:tc>
+          <w:tcPr>
+            <w:tcW w:type="dxa" w:w="2556"/>
+          </w:tcPr>
+          <w:p>
+            <w:r>
+              <w:t>Names an answer without a deciding fact</w:t>
+            </w:r>
+          </w:p>
+        </w:tc>
+        <w:tc>
+          <w:tcPr>
+            <w:tcW w:type="dxa" w:w="2556"/>
+          </w:tcPr>
+          <w:p>
+            <w:r>
+              <w:t>Uses a hint to link fact and decision</w:t>
+            </w:r>
+          </w:p>
+        </w:tc>
+        <w:tc>
+          <w:tcPr>
+            <w:tcW w:type="dxa" w:w="2556"/>
+          </w:tcPr>
+          <w:p>
+            <w:r>
+              <w:t>Explains the deciding fact in own words</w:t>
+            </w:r>
+          </w:p>
+        </w:tc>
+      </w:tr>
+      <w:tr>
+        <w:tc>
+          <w:tcPr>
+            <w:tcW w:type="dxa" w:w="2556"/>
+          </w:tcPr>
+          <w:p>
+            <w:r>
+              <w:t>Trace or test</w:t>
+            </w:r>
+          </w:p>
+        </w:tc>
+        <w:tc>
+          <w:tcPr>
+            <w:tcW w:type="dxa" w:w="2556"/>
+          </w:tcPr>
+          <w:p>
+            <w:r>
+              <w:t>Cannot connect input and result</w:t>
+            </w:r>
+          </w:p>
+        </w:tc>
+        <w:tc>
+          <w:tcPr>
+            <w:tcW w:type="dxa" w:w="2556"/>
+          </w:tcPr>
+          <w:p>
+            <w:r>
+              <w:t>Completes steps with prompts</w:t>
+            </w:r>
+          </w:p>
+        </w:tc>
+        <w:tc>
+          <w:tcPr>
+            <w:tcW w:type="dxa" w:w="2556"/>
+          </w:tcPr>
+          <w:p>
+            <w:r>
+              <w:t>Traces or tests a changed case accurately</w:t>
+            </w:r>
+          </w:p>
+        </w:tc>
+      </w:tr>
+      <w:tr>
+        <w:tc>
+          <w:tcPr>
+            <w:tcW w:type="dxa" w:w="2556"/>
+          </w:tcPr>
+          <w:p>
+            <w:r>
+              <w:t>Limits and revision</w:t>
+            </w:r>
+          </w:p>
+        </w:tc>
+        <w:tc>
+          <w:tcPr>
+            <w:tcW w:type="dxa" w:w="2556"/>
+          </w:tcPr>
+          <w:p>
+            <w:r>
+              <w:t>Claims more than evidence supports</w:t>
+            </w:r>
+          </w:p>
+        </w:tc>
+        <w:tc>
+          <w:tcPr>
+            <w:tcW w:type="dxa" w:w="2556"/>
+          </w:tcPr>
+          <w:p>
+            <w:r>
+              <w:t>Names a limit after a prompt</w:t>
+            </w:r>
+          </w:p>
+        </w:tc>
+        <w:tc>
+          <w:tcPr>
+            <w:tcW w:type="dxa" w:w="2556"/>
+          </w:tcPr>
+          <w:p>
+            <w:r>
+              <w:t>States a defensible limit and useful next test</w:t>
+            </w:r>
+          </w:p>
+        </w:tc>
+      </w:tr>
+    </w:tbl>
+    <w:p>
+      <w:r>
+        <w:t>Project checkpoint: Python readiness portfolio. Keep runnable code, predictions, actual outputs, one repaired error and an explanation of a function on changed inputs.</w:t>
+      </w:r>
+    </w:p>
+    <w:p>
+      <w:r>
+        <w:t>Use the weekly teacher answer for topic-specific reasoning. A saved progress tick is an activity record; judge mastery from the learner’s explanation and evidence.</w:t>
+      </w:r>
+    </w:p>
     <w:sectPr>
       <w:pgSz w:w="12240" w:h="15840"/>
       <w:pgMar w:top="936" w:right="1008" w:bottom="936" w:left="1008" w:header="720" w:footer="720" w:gutter="0"/>

--- a/downloads/teacher/bridge-week-01.docx
+++ b/downloads/teacher/bridge-week-01.docx
@@ -2564,6 +2564,39 @@
         <w:t>Use the weekly teacher answer for topic-specific reasoning. A saved progress tick is an activity record; judge mastery from the learner’s explanation and evidence.</w:t>
       </w:r>
     </w:p>
+    <w:p>
+      <w:pPr>
+        <w:pStyle w:val="Heading1"/>
+      </w:pPr>
+      <w:r>
+        <w:t>08. Use feedback, labs and repair paths</w:t>
+      </w:r>
+    </w:p>
+    <w:p>
+      <w:r>
+        <w:t>Use the two formative questions as supported practice, not as independent mastery scores. Discuss the deciding evidence rather than accepting a guessed selection.</w:t>
+      </w:r>
+    </w:p>
+    <w:p>
+      <w:r>
+        <w:t>The feedback comes from the reviewed public worked case. Do not reveal the separately reserved independent teacher answer until the learner has attempted that case.</w:t>
+      </w:r>
+    </w:p>
+    <w:p>
+      <w:r>
+        <w:t>Ask students to predict before running code. Preserve errors and actual outputs; collect a changed test and an explanation. The branch-boundary and indexing lessons deliberately include failure cases.</w:t>
+      </w:r>
+    </w:p>
+    <w:p>
+      <w:r>
+        <w:t>Use the earlier worked-explanation links to address a specific missing building block, then return to the current question. Adapt this suggestion after observing the learner; it is not an automatic diagnosis.</w:t>
+      </w:r>
+    </w:p>
+    <w:p>
+      <w:r>
+        <w:t>Collect the completed-work portfolio as evidence. Record support separately from correctness, and assess explanation, trace/test and limitations. Progress ticks and quiz selections alone do not establish mastery.</w:t>
+      </w:r>
+    </w:p>
     <w:sectPr>
       <w:pgSz w:w="12240" w:h="15840"/>
       <w:pgMar w:top="936" w:right="1008" w:bottom="936" w:left="1008" w:header="720" w:footer="720" w:gutter="0"/>

--- a/downloads/teacher/bridge-week-01.docx
+++ b/downloads/teacher/bridge-week-01.docx
@@ -29,15 +29,26 @@
       </w:r>
     </w:p>
     <w:p>
-      <w:pPr>
-        <w:pStyle w:val="Heading3"/>
-      </w:pPr>
-      <w:r>
-        <w:t>Teach the learning cycle</w:t>
+      <w:r>
+        <w:t>Prepare From a paper algorithm to Python: check the target, prerequisites, resources and adaptable teaching schedule.</w:t>
       </w:r>
     </w:p>
     <w:p>
-      <w:r>
+      <w:pPr>
+        <w:pStyle w:val="Heading3"/>
+      </w:pPr>
+      <w:r>
+        <w:t>Teach the learning cycle</w:t>
+      </w:r>
+    </w:p>
+    <w:p>
+      <w:pPr>
+        <w:spacing w:line="336" w:lineRule="auto" w:after="180"/>
+      </w:pPr>
+      <w:r>
+        <w:rPr>
+          <w:b w:val="0"/>
+        </w:rPr>
         <w:t>Primary target: Translate a short paper calculation into a Python script</w:t>
       </w:r>
     </w:p>
@@ -185,95 +196,237 @@
       </w:tr>
     </w:tbl>
     <w:p>
-      <w:r>
-        <w:t>This is a starting allocation of 135 minutes, not a validated duration. Preserve all named topics. Schedule extra time for connected examples, the full investigation, independent cases and project building. Repeated copies of a case share one recorded attempt; they are not new evidence.</w:t>
+      <w:pPr>
+        <w:spacing w:line="336" w:lineRule="auto" w:after="180"/>
+      </w:pPr>
+      <w:r>
+        <w:rPr>
+          <w:b w:val="0"/>
+        </w:rPr>
+        <w:t>This is a starting allocation of 135 minutes, not a validated duration. Preserve all named topics. Schedule extra time for connected examples, the full investigation, independent cases and project building.</w:t>
       </w:r>
     </w:p>
     <w:p>
-      <w:r>
-        <w:t>Case exposure check: this source example appears in ai-2/1, ai-3/23, python-bridge/1. Reuse a familiar case for recall or modelling; verify that the case used to assess transfer has not already received feedback.</w:t>
+      <w:pPr>
+        <w:spacing w:line="336" w:lineRule="auto" w:after="180"/>
+      </w:pPr>
+      <w:r>
+        <w:rPr>
+          <w:b w:val="0"/>
+        </w:rPr>
+        <w:t xml:space="preserve">Repeated copies of a case share one recorded attempt; they are not new </w:t>
+      </w:r>
+      <w:r>
+        <w:rPr>
+          <w:b/>
+        </w:rPr>
+        <w:t>evidence</w:t>
+      </w:r>
+      <w:r>
+        <w:rPr>
+          <w:b w:val="0"/>
+        </w:rPr>
+        <w:t>.</w:t>
       </w:r>
     </w:p>
     <w:p>
       <w:pPr>
-        <w:pStyle w:val="Heading3"/>
-      </w:pPr>
-      <w:r>
-        <w:t>Retrieval answer guidance</w:t>
+        <w:spacing w:line="336" w:lineRule="auto" w:after="180"/>
+      </w:pPr>
+      <w:r>
+        <w:rPr>
+          <w:b w:val="0"/>
+        </w:rPr>
+        <w:t>Case exposure check: this source example appears in ai-2/1, ai-3/23, python-bridge/1. Reuse a familiar case for recall or modelling; verify that the case used to assess transfer has not already received feedback.</w:t>
       </w:r>
     </w:p>
     <w:p>
-      <w:r>
-        <w:t>Four packs contain six counters each. What steps find and show the total?</w:t>
+      <w:pPr>
+        <w:pStyle w:val="Heading3"/>
+      </w:pPr>
+      <w:r>
+        <w:t>Retrieval answer guidance</w:t>
       </w:r>
     </w:p>
     <w:p>
-      <w:r>
-        <w:t>Record four and six, multiply them to get 24, then display 24. The order must make the required values available before use.</w:t>
+      <w:pPr>
+        <w:spacing w:line="336" w:lineRule="auto" w:after="180"/>
+        <w:shd w:fill="F5F1FB"/>
+      </w:pPr>
+      <w:r>
+        <w:rPr>
+          <w:b w:val="0"/>
+        </w:rPr>
+        <w:t>Four packs contain six counters each. What steps find and show the total?</w:t>
       </w:r>
     </w:p>
     <w:p>
-      <w:r>
-        <w:t>This is a first encounter with saved Python scripts, not a compressed implementation of the Grade 6 adviser. Teach assignment, multiplication and print only as needed; values and types follow in Week 2. Use a fresh run to avoid hidden interactive state. Reference: Python tutorial, An Informal Introduction to Python, https://docs.python.org/3/tutorial/introduction.html (assignment, arithmetic and print).</w:t>
+      <w:pPr>
+        <w:spacing w:line="336" w:lineRule="auto" w:after="180"/>
+      </w:pPr>
+      <w:r>
+        <w:rPr>
+          <w:b w:val="0"/>
+        </w:rPr>
+        <w:t>Record four and six, multiply them to get 24, then display 24. The order must make the required values available before use.</w:t>
       </w:r>
     </w:p>
     <w:p>
       <w:pPr>
-        <w:pStyle w:val="Heading3"/>
-      </w:pPr>
-      <w:r>
-        <w:t>Outcomes</w:t>
+        <w:spacing w:line="336" w:lineRule="auto" w:after="180"/>
+      </w:pPr>
+      <w:r>
+        <w:rPr>
+          <w:b w:val="0"/>
+        </w:rPr>
+        <w:t xml:space="preserve">This is a first encounter with saved Python scripts, not a compressed implementation of the Grade 6 adviser. Teach </w:t>
+      </w:r>
+      <w:r>
+        <w:rPr>
+          <w:b/>
+        </w:rPr>
+        <w:t>assignment</w:t>
+      </w:r>
+      <w:r>
+        <w:rPr>
+          <w:b w:val="0"/>
+        </w:rPr>
+        <w:t>, multiplication and print only as needed; values and types follow in Week 2.</w:t>
       </w:r>
     </w:p>
     <w:p>
-      <w:r>
-        <w:t>Translate a short paper calculation into a Python script</w:t>
+      <w:pPr>
+        <w:spacing w:line="336" w:lineRule="auto" w:after="180"/>
+      </w:pPr>
+      <w:r>
+        <w:rPr>
+          <w:b w:val="0"/>
+        </w:rPr>
+        <w:t>Use a fresh run to avoid hidden interactive state. Reference: Python tutorial, An Informal Introduction to Python, https://docs.python.org/3/tutorial/introduction.html (</w:t>
+      </w:r>
+      <w:r>
+        <w:rPr>
+          <w:b/>
+        </w:rPr>
+        <w:t>assignment</w:t>
+      </w:r>
+      <w:r>
+        <w:rPr>
+          <w:b w:val="0"/>
+        </w:rPr>
+        <w:t>, arithmetic and print).</w:t>
       </w:r>
     </w:p>
     <w:p>
-      <w:r>
-        <w:t>Predict and explain the order of executed statements</w:t>
+      <w:pPr>
+        <w:pStyle w:val="Heading3"/>
+      </w:pPr>
+      <w:r>
+        <w:t>Outcomes</w:t>
       </w:r>
     </w:p>
     <w:p>
-      <w:r>
-        <w:t>Keep expected and observed output separate when checking a program</w:t>
+      <w:pPr>
+        <w:spacing w:line="336" w:lineRule="auto" w:after="180"/>
+      </w:pPr>
+      <w:r>
+        <w:rPr>
+          <w:b w:val="0"/>
+        </w:rPr>
+        <w:t>Translate a short paper calculation into a Python script</w:t>
       </w:r>
     </w:p>
     <w:p>
       <w:pPr>
-        <w:pStyle w:val="Heading3"/>
-      </w:pPr>
-      <w:r>
-        <w:t>Preparation</w:t>
+        <w:spacing w:line="336" w:lineRule="auto" w:after="180"/>
+      </w:pPr>
+      <w:r>
+        <w:rPr>
+          <w:b w:val="0"/>
+        </w:rPr>
+        <w:t>Predict and explain the order of executed statements</w:t>
       </w:r>
     </w:p>
     <w:p>
-      <w:r>
-        <w:t>Teacher-prepared Python 3 editor with a new saved .py file and a visible output area; test Run before class</w:t>
+      <w:pPr>
+        <w:spacing w:line="336" w:lineRule="auto" w:after="180"/>
+      </w:pPr>
+      <w:r>
+        <w:rPr>
+          <w:b w:val="0"/>
+        </w:rPr>
+        <w:t xml:space="preserve">Keep expected and observed </w:t>
+      </w:r>
+      <w:r>
+        <w:rPr>
+          <w:b/>
+        </w:rPr>
+        <w:t>output</w:t>
+      </w:r>
+      <w:r>
+        <w:rPr>
+          <w:b w:val="0"/>
+        </w:rPr>
+        <w:t xml:space="preserve"> separate when checking a </w:t>
+      </w:r>
+      <w:r>
+        <w:rPr>
+          <w:b/>
+        </w:rPr>
+        <w:t>program</w:t>
       </w:r>
     </w:p>
     <w:p>
-      <w:r>
-        <w:t>Paper counters or equal-group sketches and a blank expected/observed record</w:t>
+      <w:pPr>
+        <w:pStyle w:val="Heading3"/>
+      </w:pPr>
+      <w:r>
+        <w:t>Preparation</w:t>
       </w:r>
     </w:p>
     <w:p>
-      <w:r>
-        <w:t>The printed script and workbook; no logins or personal data required</w:t>
+      <w:pPr>
+        <w:spacing w:line="336" w:lineRule="auto" w:after="180"/>
+      </w:pPr>
+      <w:r>
+        <w:rPr>
+          <w:b w:val="0"/>
+        </w:rPr>
+        <w:t xml:space="preserve">Teacher-prepared Python 3 editor with a new saved .py file and a visible </w:t>
+      </w:r>
+      <w:r>
+        <w:rPr>
+          <w:b/>
+        </w:rPr>
+        <w:t>output</w:t>
+      </w:r>
+      <w:r>
+        <w:rPr>
+          <w:b w:val="0"/>
+        </w:rPr>
+        <w:t xml:space="preserve"> area; test Run before class</w:t>
       </w:r>
     </w:p>
     <w:p>
       <w:pPr>
-        <w:pStyle w:val="Heading3"/>
-      </w:pPr>
-      <w:r>
-        <w:t>Prerequisite answer</w:t>
+        <w:spacing w:line="336" w:lineRule="auto" w:after="180"/>
+      </w:pPr>
+      <w:r>
+        <w:rPr>
+          <w:b w:val="0"/>
+        </w:rPr>
+        <w:t>Paper counters or equal-group sketches and a blank expected/observed record</w:t>
       </w:r>
     </w:p>
     <w:p>
-      <w:r>
-        <w:t>Record four and six, multiply them to get 24, then display 24. The order must make the required values available before use.</w:t>
+      <w:pPr>
+        <w:spacing w:line="336" w:lineRule="auto" w:after="180"/>
+      </w:pPr>
+      <w:r>
+        <w:rPr>
+          <w:b w:val="0"/>
+        </w:rPr>
+        <w:t>The printed script and workbook; no logins or personal data required</w:t>
       </w:r>
     </w:p>
     <w:p>
@@ -281,40 +434,223 @@
         <w:pStyle w:val="Heading3"/>
       </w:pPr>
       <w:r>
-        <w:t>End goal for the pictorial case</w:t>
+        <w:t>Prerequisite answer</w:t>
       </w:r>
     </w:p>
     <w:p>
-      <w:r>
-        <w:t>Trace from a paper algorithm to python and explain the changed program before running it.</w:t>
+      <w:pPr>
+        <w:spacing w:line="336" w:lineRule="auto" w:after="180"/>
+      </w:pPr>
+      <w:r>
+        <w:rPr>
+          <w:b w:val="0"/>
+        </w:rPr>
+        <w:t>Record four and six, multiply them to get 24, then display 24. The order must make the required values available before use.</w:t>
       </w:r>
     </w:p>
     <w:p>
-      <w:r>
-        <w:t>This added worked case illustrates the week’s main idea. Retain all original and connected topics; schedule its practice within the teaching cycle.</w:t>
+      <w:pPr>
+        <w:pStyle w:val="Heading3"/>
+      </w:pPr>
+      <w:r>
+        <w:t>End goal for the pictorial case</w:t>
       </w:r>
     </w:p>
     <w:p>
       <w:pPr>
-        <w:pStyle w:val="Heading1"/>
-      </w:pPr>
-      <w:r>
-        <w:t>02. Explain and model the mechanism</w:t>
+        <w:spacing w:line="336" w:lineRule="auto" w:after="180"/>
+      </w:pPr>
+      <w:r>
+        <w:rPr>
+          <w:b w:val="0"/>
+        </w:rPr>
+        <w:t xml:space="preserve">Trace from a paper </w:t>
+      </w:r>
+      <w:r>
+        <w:rPr>
+          <w:b/>
+        </w:rPr>
+        <w:t>algorithm</w:t>
+      </w:r>
+      <w:r>
+        <w:rPr>
+          <w:b w:val="0"/>
+        </w:rPr>
+        <w:t xml:space="preserve"> to python and explain the changed </w:t>
+      </w:r>
+      <w:r>
+        <w:rPr>
+          <w:b/>
+        </w:rPr>
+        <w:t>program</w:t>
+      </w:r>
+      <w:r>
+        <w:rPr>
+          <w:b w:val="0"/>
+        </w:rPr>
+        <w:t xml:space="preserve"> before running it.</w:t>
       </w:r>
     </w:p>
     <w:p>
-      <w:r>
-        <w:t>In Grade 6 you traced rules on paper. Now you will write a small Python program and check what it actually does. Begin with a counter-packing calculation, not the whole activity adviser. The requirement is to find the total counters in equal packs and display that total. For this first program, the supplied quantities are whole, nonnegative numbers; it does not yet validate typed input.</w:t>
+      <w:pPr>
+        <w:spacing w:line="336" w:lineRule="auto" w:after="180"/>
+      </w:pPr>
+      <w:r>
+        <w:rPr>
+          <w:b w:val="0"/>
+        </w:rPr>
+        <w:t>This added worked case illustrates the week’s main idea. Retain all original and connected topics; schedule its practice within the teaching cycle.</w:t>
       </w:r>
     </w:p>
     <w:p>
-      <w:r>
-        <w:t>Use a teacher-prepared Python 3 editor that can run a saved .py file. Open a new file called counters.py, type the code exactly as shown in the next section, save it, and use the editor’s Run command. Read the output area separately from the source editor. No account, AI tool, package installation or personal data is needed. If a device is unavailable, trace on paper and label the result predicted rather than executed.</w:t>
+      <w:pPr>
+        <w:pStyle w:val="Heading1"/>
+      </w:pPr>
+      <w:r>
+        <w:t>02. Explain and model the mechanism</w:t>
       </w:r>
     </w:p>
     <w:p>
       <w:r>
-        <w:t>Read the script from top to bottom. The equals sign assigns the value on its right to the name on its left. The star means multiplication. print(total) displays the value of total; it does not display the letters in the name. Type ordinary straight characters and keep the parentheses. The Python prompt symbols &gt;&gt;&gt; are not part of this saved script.</w:t>
+        <w:t>Model From a paper algorithm to Python using the supplied case, labelled mechanism and reasoning. Make the scope of each conclusion explicit.</w:t>
+      </w:r>
+    </w:p>
+    <w:p>
+      <w:pPr>
+        <w:pStyle w:val="Heading3"/>
+      </w:pPr>
+      <w:r>
+        <w:t>Explain From a paper algorithm to Python · 1</w:t>
+      </w:r>
+    </w:p>
+    <w:p>
+      <w:pPr>
+        <w:spacing w:line="336" w:lineRule="auto" w:after="180"/>
+      </w:pPr>
+      <w:r>
+        <w:rPr>
+          <w:b w:val="0"/>
+        </w:rPr>
+        <w:t xml:space="preserve">In Grade 6 you traced rules on paper. Now you will write a small Python </w:t>
+      </w:r>
+      <w:r>
+        <w:rPr>
+          <w:b/>
+        </w:rPr>
+        <w:t>program</w:t>
+      </w:r>
+      <w:r>
+        <w:rPr>
+          <w:b w:val="0"/>
+        </w:rPr>
+        <w:t xml:space="preserve"> and check what it actually does. Begin with a counter-packing calculation, not the whole activity adviser.</w:t>
+      </w:r>
+    </w:p>
+    <w:p>
+      <w:pPr>
+        <w:spacing w:line="336" w:lineRule="auto" w:after="180"/>
+      </w:pPr>
+      <w:r>
+        <w:rPr>
+          <w:b w:val="0"/>
+        </w:rPr>
+        <w:t xml:space="preserve">The requirement is to find the total counters in equal packs and display that total. For this first </w:t>
+      </w:r>
+      <w:r>
+        <w:rPr>
+          <w:b/>
+        </w:rPr>
+        <w:t>program</w:t>
+      </w:r>
+      <w:r>
+        <w:rPr>
+          <w:b w:val="0"/>
+        </w:rPr>
+        <w:t xml:space="preserve">, the supplied quantities are whole, nonnegative numbers; it does not yet validate typed </w:t>
+      </w:r>
+      <w:r>
+        <w:rPr>
+          <w:b/>
+        </w:rPr>
+        <w:t>input</w:t>
+      </w:r>
+      <w:r>
+        <w:rPr>
+          <w:b w:val="0"/>
+        </w:rPr>
+        <w:t>.</w:t>
+      </w:r>
+    </w:p>
+    <w:p>
+      <w:pPr>
+        <w:pStyle w:val="Heading3"/>
+      </w:pPr>
+      <w:r>
+        <w:t>Explain From a paper algorithm to Python · 2</w:t>
+      </w:r>
+    </w:p>
+    <w:p>
+      <w:pPr>
+        <w:spacing w:line="336" w:lineRule="auto" w:after="180"/>
+      </w:pPr>
+      <w:r>
+        <w:rPr>
+          <w:b w:val="0"/>
+        </w:rPr>
+        <w:t>Use a teacher-prepared Python 3 editor that can run a saved .py file. Open a new file called counters.py, type the code exactly as shown in the next section, save it, and use the editor’s Run command.</w:t>
+      </w:r>
+    </w:p>
+    <w:p>
+      <w:pPr>
+        <w:spacing w:line="336" w:lineRule="auto" w:after="180"/>
+      </w:pPr>
+      <w:r>
+        <w:rPr>
+          <w:b w:val="0"/>
+        </w:rPr>
+        <w:t xml:space="preserve">Read the </w:t>
+      </w:r>
+      <w:r>
+        <w:rPr>
+          <w:b/>
+        </w:rPr>
+        <w:t>output</w:t>
+      </w:r>
+      <w:r>
+        <w:rPr>
+          <w:b w:val="0"/>
+        </w:rPr>
+        <w:t xml:space="preserve"> area separately from the source editor. No account, AI tool, package installation or personal data is needed. If a device is unavailable, trace on paper and label the result predicted rather than executed.</w:t>
+      </w:r>
+    </w:p>
+    <w:p>
+      <w:pPr>
+        <w:pStyle w:val="Heading3"/>
+      </w:pPr>
+      <w:r>
+        <w:t>Explain From a paper algorithm to Python · 3</w:t>
+      </w:r>
+    </w:p>
+    <w:p>
+      <w:pPr>
+        <w:spacing w:line="336" w:lineRule="auto" w:after="180"/>
+      </w:pPr>
+      <w:r>
+        <w:rPr>
+          <w:b w:val="0"/>
+        </w:rPr>
+        <w:t>Read the script from top to bottom. The equals sign assigns the value on its right to the name on its left. The star means multiplication. print(total) displays the value of total; it does not display the letters in the name.</w:t>
+      </w:r>
+    </w:p>
+    <w:p>
+      <w:pPr>
+        <w:spacing w:line="336" w:lineRule="auto" w:after="180"/>
+      </w:pPr>
+      <w:r>
+        <w:rPr>
+          <w:b w:val="0"/>
+        </w:rPr>
+        <w:t>Type ordinary straight characters and keep the parentheses. The Python prompt symbols &gt;&gt;&gt; are not part of this saved script.</w:t>
       </w:r>
     </w:p>
     <w:tbl>
@@ -620,21 +956,75 @@
       </w:r>
     </w:p>
     <w:p>
-      <w:r>
-        <w:t>The third line assigns total but does not call print, so nothing is displayed. A first-line print(total) raises NameError in a fresh run because total has not been assigned. Exit: 11 is wrong for five groups of six; addition is a likely cause, and multiplication should give 30. Retain the old result and check the repaired file with both pack counts. Record whether the work was executed or traced.</w:t>
+      <w:pPr>
+        <w:pStyle w:val="Heading3"/>
+      </w:pPr>
+      <w:r>
+        <w:t>Explain From a paper algorithm to Python · 4</w:t>
       </w:r>
     </w:p>
     <w:p>
       <w:pPr>
-        <w:pStyle w:val="Heading3"/>
-      </w:pPr>
-      <w:r>
-        <w:t>Model the reasoning aloud</w:t>
+        <w:spacing w:line="336" w:lineRule="auto" w:after="180"/>
+      </w:pPr>
+      <w:r>
+        <w:rPr>
+          <w:b w:val="0"/>
+        </w:rPr>
+        <w:t>The third line assigns total but does not call print, so nothing is displayed. A first-line print(total) raises NameError in a fresh run because total has not been assigned.</w:t>
       </w:r>
     </w:p>
     <w:p>
-      <w:r>
-        <w:t>Use the complete worked example below before asking learners to complete W2. Reveal a small part, invite a prediction, then explain the deciding step. These teacher notes contain solutions; do not reveal the independent case answer during modelling.</w:t>
+      <w:pPr>
+        <w:spacing w:line="336" w:lineRule="auto" w:after="180"/>
+      </w:pPr>
+      <w:r>
+        <w:rPr>
+          <w:b w:val="0"/>
+        </w:rPr>
+        <w:t>Exit: 11 is wrong for five groups of six; addition is a likely cause, and multiplication should give 30. Retain the old result and check the repaired file with both pack counts. Record whether the work was executed or traced.</w:t>
+      </w:r>
+    </w:p>
+    <w:p>
+      <w:pPr>
+        <w:pStyle w:val="Heading3"/>
+      </w:pPr>
+      <w:r>
+        <w:t>Model the reasoning aloud</w:t>
+      </w:r>
+    </w:p>
+    <w:p>
+      <w:pPr>
+        <w:spacing w:line="336" w:lineRule="auto" w:after="180"/>
+      </w:pPr>
+      <w:r>
+        <w:rPr>
+          <w:b w:val="0"/>
+        </w:rPr>
+        <w:t xml:space="preserve">Use the complete worked example below before asking learners to complete W2. Reveal a small part, invite a </w:t>
+      </w:r>
+      <w:r>
+        <w:rPr>
+          <w:b/>
+        </w:rPr>
+        <w:t>prediction</w:t>
+      </w:r>
+      <w:r>
+        <w:rPr>
+          <w:b w:val="0"/>
+        </w:rPr>
+        <w:t>, then explain the deciding step.</w:t>
+      </w:r>
+    </w:p>
+    <w:p>
+      <w:pPr>
+        <w:spacing w:line="336" w:lineRule="auto" w:after="180"/>
+      </w:pPr>
+      <w:r>
+        <w:rPr>
+          <w:b w:val="0"/>
+        </w:rPr>
+        <w:t>These teacher notes contain solutions; do not reveal the independent case answer during modelling.</w:t>
       </w:r>
     </w:p>
     <w:tbl>
@@ -652,6 +1042,38 @@
         <w:trPr>
           <w:tblHeader/>
         </w:trPr>
+        <w:tc>
+          <w:tcPr>
+            <w:tcW w:type="dxa" w:w="3408"/>
+          </w:tcPr>
+          <w:p>
+            <w:r>
+              <w:t>After line</w:t>
+            </w:r>
+          </w:p>
+        </w:tc>
+        <w:tc>
+          <w:tcPr>
+            <w:tcW w:type="dxa" w:w="3408"/>
+          </w:tcPr>
+          <w:p>
+            <w:r>
+              <w:t>Names and values</w:t>
+            </w:r>
+          </w:p>
+        </w:tc>
+        <w:tc>
+          <w:tcPr>
+            <w:tcW w:type="dxa" w:w="3408"/>
+          </w:tcPr>
+          <w:p>
+            <w:r>
+              <w:t>Displayed output</w:t>
+            </w:r>
+          </w:p>
+        </w:tc>
+      </w:tr>
+      <w:tr>
         <w:tc>
           <w:tcPr>
             <w:tcW w:type="dxa" w:w="3408"/>
@@ -781,8 +1203,81 @@
       </w:tr>
     </w:tbl>
     <w:p>
-      <w:r>
-        <w:t>Write 24 as the expected output before running. Then copy the actual output into a separate column. A matching result supports this case, not every possible input. A saved file may contain an old edit: save again and rerun the whole script. Do not type the expected number into the output record without running.</w:t>
+      <w:pPr>
+        <w:pStyle w:val="Heading3"/>
+      </w:pPr>
+      <w:r>
+        <w:t>Model the reasoning aloud · 5</w:t>
+      </w:r>
+    </w:p>
+    <w:p>
+      <w:pPr>
+        <w:spacing w:line="336" w:lineRule="auto" w:after="180"/>
+      </w:pPr>
+      <w:r>
+        <w:rPr>
+          <w:b w:val="0"/>
+        </w:rPr>
+        <w:t xml:space="preserve">Write 24 as the expected </w:t>
+      </w:r>
+      <w:r>
+        <w:rPr>
+          <w:b/>
+        </w:rPr>
+        <w:t>output</w:t>
+      </w:r>
+      <w:r>
+        <w:rPr>
+          <w:b w:val="0"/>
+        </w:rPr>
+        <w:t xml:space="preserve"> before running. Then copy the actual </w:t>
+      </w:r>
+      <w:r>
+        <w:rPr>
+          <w:b/>
+        </w:rPr>
+        <w:t>output</w:t>
+      </w:r>
+      <w:r>
+        <w:rPr>
+          <w:b w:val="0"/>
+        </w:rPr>
+        <w:t xml:space="preserve"> into a separate column. A matching result supports this case, not every possible </w:t>
+      </w:r>
+      <w:r>
+        <w:rPr>
+          <w:b/>
+        </w:rPr>
+        <w:t>input</w:t>
+      </w:r>
+      <w:r>
+        <w:rPr>
+          <w:b w:val="0"/>
+        </w:rPr>
+        <w:t>.</w:t>
+      </w:r>
+    </w:p>
+    <w:p>
+      <w:pPr>
+        <w:spacing w:line="336" w:lineRule="auto" w:after="180"/>
+      </w:pPr>
+      <w:r>
+        <w:rPr>
+          <w:b w:val="0"/>
+        </w:rPr>
+        <w:t xml:space="preserve">A saved file may contain an old edit: save again and rerun the whole script. Do not type the expected number into the </w:t>
+      </w:r>
+      <w:r>
+        <w:rPr>
+          <w:b/>
+        </w:rPr>
+        <w:t>output</w:t>
+      </w:r>
+      <w:r>
+        <w:rPr>
+          <w:b w:val="0"/>
+        </w:rPr>
+        <w:t xml:space="preserve"> record without running.</w:t>
       </w:r>
     </w:p>
     <w:p>
@@ -921,7 +1416,13 @@
       </w:tr>
     </w:tbl>
     <w:p>
-      <w:r>
+      <w:pPr>
+        <w:spacing w:line="336" w:lineRule="auto" w:after="180"/>
+      </w:pPr>
+      <w:r>
+        <w:rPr>
+          <w:b w:val="0"/>
+        </w:rPr>
         <w:t>Use the diagram and verbal explanation together. Ask learners to match a sentence to a specific visual step; do not assign learners fixed visual or auditory learning styles.</w:t>
       </w:r>
     </w:p>
@@ -934,8 +1435,26 @@
       </w:r>
     </w:p>
     <w:p>
-      <w:r>
-        <w:t>Convert a seed-count algorithm. The paper plan counts seeds in identical trays, then adds a labelled spare tray.</w:t>
+      <w:pPr>
+        <w:spacing w:line="336" w:lineRule="auto" w:after="180"/>
+      </w:pPr>
+      <w:r>
+        <w:rPr>
+          <w:b w:val="0"/>
+        </w:rPr>
+        <w:t xml:space="preserve">Convert a seed-count </w:t>
+      </w:r>
+      <w:r>
+        <w:rPr>
+          <w:b/>
+        </w:rPr>
+        <w:t>algorithm</w:t>
+      </w:r>
+      <w:r>
+        <w:rPr>
+          <w:b w:val="0"/>
+        </w:rPr>
+        <w:t>. The paper plan counts seeds in identical trays, then adds a labelled spare tray.</w:t>
       </w:r>
     </w:p>
     <w:p>
@@ -947,7 +1466,22 @@
       </w:r>
     </w:p>
     <w:p>
-      <w:r>
+      <w:pPr>
+        <w:pStyle w:val="Heading3"/>
+      </w:pPr>
+      <w:r>
+        <w:t>Supplied facts</w:t>
+      </w:r>
+    </w:p>
+    <w:p>
+      <w:pPr>
+        <w:spacing w:line="336" w:lineRule="auto" w:after="180"/>
+        <w:shd w:fill="F1F6FC"/>
+      </w:pPr>
+      <w:r>
+        <w:rPr>
+          <w:b w:val="0"/>
+        </w:rPr>
         <w:t>Python 3: trays=4; per_tray=6; spare=2; total=trays*per_tray+spare; print(total). All quantities count seeds.</w:t>
       </w:r>
     </w:p>
@@ -1111,21 +1645,31 @@
       </w:r>
     </w:p>
     <w:p>
-      <w:r>
-        <w:t>Python follows the arithmetic instructions. This translation automates a declared counting rule; it does not train a model from examples.</w:t>
+      <w:pPr>
+        <w:pStyle w:val="Heading3"/>
+      </w:pPr>
+      <w:r>
+        <w:t>Why the result follows</w:t>
       </w:r>
     </w:p>
     <w:p>
       <w:pPr>
-        <w:pStyle w:val="Heading3"/>
-      </w:pPr>
-      <w:r>
-        <w:t>What this example does not establish</w:t>
+        <w:spacing w:line="336" w:lineRule="auto" w:after="180"/>
+        <w:shd w:fill="F1F6FC"/>
+      </w:pPr>
+      <w:r>
+        <w:rPr>
+          <w:b w:val="0"/>
+        </w:rPr>
+        <w:t>Python follows the arithmetic instructions. This translation automates a declared counting rule; it does not train a model from examples.</w:t>
       </w:r>
     </w:p>
     <w:p>
-      <w:r>
-        <w:t>The calculation assumes identical tray sizes and measured counts; it cannot detect a miscounted tray.</w:t>
+      <w:pPr>
+        <w:pStyle w:val="Heading3"/>
+      </w:pPr>
+      <w:r>
+        <w:t>What this example does not establish</w:t>
       </w:r>
     </w:p>
     <w:p>
@@ -1133,43 +1677,180 @@
         <w:pStyle w:val="Heading3"/>
       </w:pPr>
       <w:r>
-        <w:t>Change one thing in the pictured case</w:t>
+        <w:t>Keep the stated limit</w:t>
       </w:r>
     </w:p>
     <w:p>
-      <w:r>
-        <w:t>Change: Change spare to 5 while keeping both tray inputs fixed.</w:t>
+      <w:pPr>
+        <w:spacing w:line="336" w:lineRule="auto" w:after="180"/>
+        <w:shd w:fill="FFF5E6"/>
+      </w:pPr>
+      <w:r>
+        <w:rPr>
+          <w:b w:val="0"/>
+        </w:rPr>
+        <w:t>The calculation assumes identical tray sizes and measured counts; it cannot detect a miscounted tray.</w:t>
       </w:r>
     </w:p>
     <w:p>
-      <w:r>
-        <w:t>Prediction: The printed total becomes 29.</w:t>
+      <w:pPr>
+        <w:pStyle w:val="Heading3"/>
+      </w:pPr>
+      <w:r>
+        <w:t>Change one thing in the pictured case</w:t>
       </w:r>
     </w:p>
     <w:p>
-      <w:r>
-        <w:t>Reason: 4*6 remains 24; adding five gives 29.</w:t>
+      <w:pPr>
+        <w:pStyle w:val="Heading3"/>
+      </w:pPr>
+      <w:r>
+        <w:t>Change one thing</w:t>
       </w:r>
     </w:p>
     <w:p>
       <w:pPr>
-        <w:pStyle w:val="Heading3"/>
-      </w:pPr>
-      <w:r>
-        <w:t>Ask while showing the picture</w:t>
+        <w:spacing w:line="336" w:lineRule="auto" w:after="180"/>
+        <w:shd w:fill="F5F1FB"/>
+      </w:pPr>
+      <w:r>
+        <w:rPr>
+          <w:b w:val="0"/>
+        </w:rPr>
+        <w:t xml:space="preserve">Change: Change spare to 5 while keeping both tray </w:t>
+      </w:r>
+      <w:r>
+        <w:rPr>
+          <w:b/>
+        </w:rPr>
+        <w:t>input</w:t>
+      </w:r>
+      <w:r>
+        <w:rPr>
+          <w:b w:val="0"/>
+        </w:rPr>
+        <w:t>s fixed.</w:t>
       </w:r>
     </w:p>
     <w:p>
-      <w:r>
-        <w:t>Cover the result. Ask learners to name the inputs and predict the next step. Uncover one step, connect the icon to the actual procedure, and explain its evidence. Then change the supplied condition and compare. The picture is a representation; it does not document execution of a real AI model.</w:t>
+      <w:pPr>
+        <w:pStyle w:val="Heading3"/>
+      </w:pPr>
+      <w:r>
+        <w:t>Predicted result</w:t>
       </w:r>
     </w:p>
     <w:p>
       <w:pPr>
+        <w:spacing w:line="336" w:lineRule="auto" w:after="180"/>
+        <w:shd w:fill="F1F6FC"/>
+      </w:pPr>
+      <w:r>
+        <w:rPr>
+          <w:b/>
+        </w:rPr>
+        <w:t>Prediction</w:t>
+      </w:r>
+      <w:r>
+        <w:rPr>
+          <w:b w:val="0"/>
+        </w:rPr>
+        <w:t>: The printed total becomes 29.</w:t>
+      </w:r>
+    </w:p>
+    <w:p>
+      <w:pPr>
+        <w:pStyle w:val="Heading3"/>
+      </w:pPr>
+      <w:r>
+        <w:t>Why the result follows</w:t>
+      </w:r>
+    </w:p>
+    <w:p>
+      <w:pPr>
+        <w:spacing w:line="336" w:lineRule="auto" w:after="180"/>
+        <w:shd w:fill="F1F6FC"/>
+      </w:pPr>
+      <w:r>
+        <w:rPr>
+          <w:b w:val="0"/>
+        </w:rPr>
+        <w:t>Reason: 4*6 remains 24; adding five gives 29.</w:t>
+      </w:r>
+    </w:p>
+    <w:p>
+      <w:pPr>
+        <w:pStyle w:val="Heading3"/>
+      </w:pPr>
+      <w:r>
+        <w:t>Ask while showing the picture</w:t>
+      </w:r>
+    </w:p>
+    <w:p>
+      <w:pPr>
+        <w:pStyle w:val="Heading3"/>
+      </w:pPr>
+      <w:r>
+        <w:t>Ask while showing the picture · 6</w:t>
+      </w:r>
+    </w:p>
+    <w:p>
+      <w:pPr>
+        <w:spacing w:line="336" w:lineRule="auto" w:after="180"/>
+      </w:pPr>
+      <w:r>
+        <w:rPr>
+          <w:b w:val="0"/>
+        </w:rPr>
+        <w:t xml:space="preserve">Cover the result. Ask learners to name the </w:t>
+      </w:r>
+      <w:r>
+        <w:rPr>
+          <w:b/>
+        </w:rPr>
+        <w:t>input</w:t>
+      </w:r>
+      <w:r>
+        <w:rPr>
+          <w:b w:val="0"/>
+        </w:rPr>
+        <w:t xml:space="preserve">s and predict the next step. Uncover one step, connect the icon to the actual procedure, and explain its </w:t>
+      </w:r>
+      <w:r>
+        <w:rPr>
+          <w:b/>
+        </w:rPr>
+        <w:t>evidence</w:t>
+      </w:r>
+      <w:r>
+        <w:rPr>
+          <w:b w:val="0"/>
+        </w:rPr>
+        <w:t>. Then change the supplied condition and compare.</w:t>
+      </w:r>
+    </w:p>
+    <w:p>
+      <w:pPr>
+        <w:spacing w:line="336" w:lineRule="auto" w:after="180"/>
+      </w:pPr>
+      <w:r>
+        <w:rPr>
+          <w:b w:val="0"/>
+        </w:rPr>
+        <w:t>The picture is a representation; it does not document execution of a real AI model.</w:t>
+      </w:r>
+    </w:p>
+    <w:p>
+      <w:pPr>
         <w:pStyle w:val="Heading1"/>
       </w:pPr>
       <w:r>
         <w:t>03. Demonstrate and guide practice</w:t>
+      </w:r>
+    </w:p>
+    <w:p>
+      <w:r>
+        <w:t>Demonstrate From a paper algorithm to Python, reduce support deliberately and check individual reasoning before discussing answers.</w:t>
       </w:r>
     </w:p>
     <w:tbl>
@@ -1385,36 +2066,112 @@
       </w:tr>
     </w:tbl>
     <w:p>
-      <w:r>
-        <w:t>Use the worked example in Sections 3 and 6. Collect a prediction before revealing its result; ask the learner to point to each intermediate fact.</w:t>
+      <w:pPr>
+        <w:spacing w:line="336" w:lineRule="auto" w:after="180"/>
+      </w:pPr>
+      <w:r>
+        <w:rPr>
+          <w:b w:val="0"/>
+        </w:rPr>
+        <w:t xml:space="preserve">Use the worked example in Sections 3 and 6. Collect a </w:t>
+      </w:r>
+      <w:r>
+        <w:rPr>
+          <w:b/>
+        </w:rPr>
+        <w:t>prediction</w:t>
+      </w:r>
+      <w:r>
+        <w:rPr>
+          <w:b w:val="0"/>
+        </w:rPr>
+        <w:t xml:space="preserve"> before revealing its result; ask the learner to point to each intermediate fact.</w:t>
       </w:r>
     </w:p>
     <w:p>
-      <w:r>
-        <w:t>Offer four separate line cards, a source/output label and a multiplication sketch. Allow a paper trace when devices are unavailable, with execution practice still pending. Do not supply the independent transfer numbers’ answers. Extension: explain why a plus-sign version can accidentally agree with multiplication for two packs of two, and why one passing example is weak evidence.</w:t>
+      <w:pPr>
+        <w:spacing w:line="336" w:lineRule="auto" w:after="180"/>
+      </w:pPr>
+      <w:r>
+        <w:rPr>
+          <w:b w:val="0"/>
+        </w:rPr>
+        <w:t>Offer four separate line cards, a source/</w:t>
+      </w:r>
+      <w:r>
+        <w:rPr>
+          <w:b/>
+        </w:rPr>
+        <w:t>output</w:t>
+      </w:r>
+      <w:r>
+        <w:rPr>
+          <w:b w:val="0"/>
+        </w:rPr>
+        <w:t xml:space="preserve"> label and a multiplication sketch. Allow a paper trace when devices are unavailable, with execution practice still pending.</w:t>
       </w:r>
     </w:p>
     <w:p>
       <w:pPr>
-        <w:pStyle w:val="Heading3"/>
-      </w:pPr>
-      <w:r>
-        <w:t>Reduce help deliberately</w:t>
+        <w:spacing w:line="336" w:lineRule="auto" w:after="180"/>
+      </w:pPr>
+      <w:r>
+        <w:rPr>
+          <w:b w:val="0"/>
+        </w:rPr>
+        <w:t xml:space="preserve">Do not supply the independent transfer numbers’ answers. Extension: explain why a plus-sign version can accidentally agree with multiplication for two packs of two, and why one passing example is weak </w:t>
+      </w:r>
+      <w:r>
+        <w:rPr>
+          <w:b/>
+        </w:rPr>
+        <w:t>evidence</w:t>
+      </w:r>
+      <w:r>
+        <w:rPr>
+          <w:b w:val="0"/>
+        </w:rPr>
+        <w:t>.</w:t>
       </w:r>
     </w:p>
     <w:p>
-      <w:r>
-        <w:t>Completion task: Make records for 4 packs of 6, then 5 packs of 6. Predict before running. Record actual output, any error and what changed. If working on paper, label both results as traces.</w:t>
+      <w:pPr>
+        <w:pStyle w:val="Heading3"/>
+      </w:pPr>
+      <w:r>
+        <w:t>Reduce help deliberately</w:t>
       </w:r>
     </w:p>
     <w:p>
-      <w:r>
-        <w:t>Teacher check: Expected 24 then 30. Accept actual errors with an accurate account; do not replace observations. Record the changed pack count, saved file and run or trace status. Two matching cases do not show all inputs are handled.</w:t>
+      <w:pPr>
+        <w:pStyle w:val="Heading3"/>
+      </w:pPr>
+      <w:r>
+        <w:t>Completion practice</w:t>
       </w:r>
     </w:p>
     <w:p>
-      <w:r>
-        <w:t>Start by identifying the given inputs together. Leave the intermediate steps blank. If needed, model one step, then withdraw that help on the next step. Move to a full trace only when the partial trace is understood. For partners, alternate explainer and checker; collect a response from every learner before discussion.</w:t>
+      <w:pPr>
+        <w:spacing w:line="336" w:lineRule="auto" w:after="180"/>
+        <w:shd w:fill="F5F1FB"/>
+      </w:pPr>
+      <w:r>
+        <w:rPr>
+          <w:b w:val="0"/>
+        </w:rPr>
+        <w:t xml:space="preserve">Completion task: Make records for 4 packs of 6, then 5 packs of 6. Predict before running. Record actual </w:t>
+      </w:r>
+      <w:r>
+        <w:rPr>
+          <w:b/>
+        </w:rPr>
+        <w:t>output</w:t>
+      </w:r>
+      <w:r>
+        <w:rPr>
+          <w:b w:val="0"/>
+        </w:rPr>
+        <w:t>, any error and what changed. If working on paper, label both results as traces.</w:t>
       </w:r>
     </w:p>
     <w:p>
@@ -1422,91 +2179,422 @@
         <w:pStyle w:val="Heading3"/>
       </w:pPr>
       <w:r>
-        <w:t>Individual reasoning check</w:t>
+        <w:t>Reasoning to listen for</w:t>
       </w:r>
     </w:p>
     <w:p>
-      <w:r>
-        <w:t>Use the worked case for From a paper algorithm to Python. Proposed explanation: “An equals sign displays the answer”. Decide whether this explanation is supported. Point to the step or supplied fact that decides; explain your repair if needed.</w:t>
+      <w:pPr>
+        <w:spacing w:line="336" w:lineRule="auto" w:after="180"/>
+        <w:shd w:fill="F1F6FC"/>
+      </w:pPr>
+      <w:r>
+        <w:rPr>
+          <w:b w:val="0"/>
+        </w:rPr>
+        <w:t xml:space="preserve">Teacher check: Expected 24 then 30. Accept actual errors with an accurate account; do not replace </w:t>
+      </w:r>
+      <w:r>
+        <w:rPr>
+          <w:b/>
+        </w:rPr>
+        <w:t>observation</w:t>
+      </w:r>
+      <w:r>
+        <w:rPr>
+          <w:b w:val="0"/>
+        </w:rPr>
+        <w:t>s. Record the changed pack count, saved file and run or trace status.</w:t>
       </w:r>
     </w:p>
     <w:p>
-      <w:r>
-        <w:t>Expected correction: Assignment binds a name; print produces the displayed output.</w:t>
+      <w:pPr>
+        <w:spacing w:line="336" w:lineRule="auto" w:after="180"/>
+        <w:shd w:fill="F1F6FC"/>
+      </w:pPr>
+      <w:r>
+        <w:rPr>
+          <w:b w:val="0"/>
+        </w:rPr>
+        <w:t xml:space="preserve">Two matching cases do not show all </w:t>
+      </w:r>
+      <w:r>
+        <w:rPr>
+          <w:b/>
+        </w:rPr>
+        <w:t>input</w:t>
+      </w:r>
+      <w:r>
+        <w:rPr>
+          <w:b w:val="0"/>
+        </w:rPr>
+        <w:t>s are handled.</w:t>
       </w:r>
     </w:p>
     <w:p>
-      <w:r>
-        <w:t>Collect explanations, not only yes/no votes. If a misunderstanding is common, re-model the relevant step for the class. If it affects a few learners, give a short targeted group explanation while others solve a more demanding variation.</w:t>
+      <w:pPr>
+        <w:spacing w:line="336" w:lineRule="auto" w:after="180"/>
+      </w:pPr>
+      <w:r>
+        <w:rPr>
+          <w:b w:val="0"/>
+        </w:rPr>
+        <w:t xml:space="preserve">Start by identifying the given </w:t>
+      </w:r>
+      <w:r>
+        <w:rPr>
+          <w:b/>
+        </w:rPr>
+        <w:t>input</w:t>
+      </w:r>
+      <w:r>
+        <w:rPr>
+          <w:b w:val="0"/>
+        </w:rPr>
+        <w:t>s together. Leave the intermediate steps blank. If needed, model one step, then withdraw that help on the next step. Move to a full trace only when the partial trace is understood.</w:t>
       </w:r>
     </w:p>
     <w:p>
       <w:pPr>
-        <w:pStyle w:val="Heading3"/>
-      </w:pPr>
-      <w:r>
-        <w:t>Pictorial practice question</w:t>
+        <w:spacing w:line="336" w:lineRule="auto" w:after="180"/>
+      </w:pPr>
+      <w:r>
+        <w:rPr>
+          <w:b w:val="0"/>
+        </w:rPr>
+        <w:t>For partners, alternate explainer and checker; collect a response from every learner before discussion.</w:t>
       </w:r>
     </w:p>
     <w:p>
-      <w:r>
-        <w:t>Match each paper quantity to its Python name. Why does the spare count get added once, and what prints when spare is five?</w:t>
+      <w:pPr>
+        <w:pStyle w:val="Heading3"/>
+      </w:pPr>
+      <w:r>
+        <w:t>Individual reasoning check</w:t>
       </w:r>
     </w:p>
     <w:p>
       <w:pPr>
-        <w:pStyle w:val="Heading3"/>
-      </w:pPr>
-      <w:r>
-        <w:t>Reasoned teacher answer</w:t>
+        <w:spacing w:line="336" w:lineRule="auto" w:after="180"/>
+      </w:pPr>
+      <w:r>
+        <w:rPr>
+          <w:b w:val="0"/>
+        </w:rPr>
+        <w:t xml:space="preserve">Use the worked case for From a paper </w:t>
+      </w:r>
+      <w:r>
+        <w:rPr>
+          <w:b/>
+        </w:rPr>
+        <w:t>algorithm</w:t>
+      </w:r>
+      <w:r>
+        <w:rPr>
+          <w:b w:val="0"/>
+        </w:rPr>
+        <w:t xml:space="preserve"> to Python. Proposed explanation: “An equals sign displays the answer”. Decide whether this explanation is supported.</w:t>
       </w:r>
     </w:p>
     <w:p>
-      <w:r>
-        <w:t>The names map trays→4, per_tray→6 and spare→2. The spare count is outside the identical trays, so total is 24+2=26. With spare=5, print displays 29.</w:t>
+      <w:pPr>
+        <w:spacing w:line="336" w:lineRule="auto" w:after="180"/>
+      </w:pPr>
+      <w:r>
+        <w:rPr>
+          <w:b w:val="0"/>
+        </w:rPr>
+        <w:t>Point to the step or supplied fact that decides; explain your repair if needed.</w:t>
       </w:r>
     </w:p>
     <w:p>
-      <w:r>
-        <w:t>Changed-case reasoning: The printed total becomes 29. 4*6 remains 24; adding five gives 29.</w:t>
+      <w:pPr>
+        <w:pStyle w:val="Heading3"/>
+      </w:pPr>
+      <w:r>
+        <w:t>Expected repair</w:t>
       </w:r>
     </w:p>
     <w:p>
-      <w:r>
-        <w:t>Collect each learner’s explanation before discussion. Use the first missing connection between input, deciding step and result to choose support. This question is worked-case practice, not fresh mastery evidence.</w:t>
+      <w:pPr>
+        <w:spacing w:line="336" w:lineRule="auto" w:after="180"/>
+        <w:shd w:fill="F1F6FC"/>
+      </w:pPr>
+      <w:r>
+        <w:rPr>
+          <w:b w:val="0"/>
+        </w:rPr>
+        <w:t xml:space="preserve">Expected correction: </w:t>
+      </w:r>
+      <w:r>
+        <w:rPr>
+          <w:b/>
+        </w:rPr>
+        <w:t>Assignment</w:t>
+      </w:r>
+      <w:r>
+        <w:rPr>
+          <w:b w:val="0"/>
+        </w:rPr>
+        <w:t xml:space="preserve"> binds a name; print produces the displayed </w:t>
+      </w:r>
+      <w:r>
+        <w:rPr>
+          <w:b/>
+        </w:rPr>
+        <w:t>output</w:t>
+      </w:r>
+      <w:r>
+        <w:rPr>
+          <w:b w:val="0"/>
+        </w:rPr>
+        <w:t>.</w:t>
       </w:r>
     </w:p>
     <w:p>
       <w:pPr>
-        <w:pStyle w:val="Heading1"/>
-      </w:pPr>
-      <w:r>
-        <w:t>04. Run the investigation and diagnose misconceptions</w:t>
+        <w:spacing w:line="336" w:lineRule="auto" w:after="180"/>
+      </w:pPr>
+      <w:r>
+        <w:rPr>
+          <w:b w:val="0"/>
+        </w:rPr>
+        <w:t>Collect explanations, not only yes/no votes. If a misunderstanding is common, re-model the relevant step for the class.</w:t>
       </w:r>
     </w:p>
     <w:p>
-      <w:r>
-        <w:t>An equals sign displays the answer: Assignment binds a name; print produces the displayed output.</w:t>
+      <w:pPr>
+        <w:spacing w:line="336" w:lineRule="auto" w:after="180"/>
+      </w:pPr>
+      <w:r>
+        <w:rPr>
+          <w:b w:val="0"/>
+        </w:rPr>
+        <w:t>If it affects a few learners, give a short targeted group explanation while others solve a more demanding variation.</w:t>
       </w:r>
     </w:p>
     <w:p>
-      <w:r>
-        <w:t>A successful run means the requirement was met: Compare the output with the paper rule and expected result.</w:t>
+      <w:pPr>
+        <w:pStyle w:val="Heading3"/>
+      </w:pPr>
+      <w:r>
+        <w:t>Pictorial practice question</w:t>
       </w:r>
     </w:p>
     <w:p>
-      <w:r>
-        <w:t>Python guesses the intended order: A name must be assigned before this script reads it.</w:t>
+      <w:pPr>
+        <w:spacing w:line="336" w:lineRule="auto" w:after="180"/>
+        <w:shd w:fill="F5F1FB"/>
+      </w:pPr>
+      <w:r>
+        <w:rPr>
+          <w:b w:val="0"/>
+        </w:rPr>
+        <w:t>Match each paper quantity to its Python name. Why does the spare count get added once, and what prints when spare is five?</w:t>
       </w:r>
     </w:p>
     <w:p>
-      <w:r>
-        <w:t>Typing a program trains an AI model: These statements apply an explicit multiplication rule.</w:t>
+      <w:pPr>
+        <w:pStyle w:val="Heading3"/>
+      </w:pPr>
+      <w:r>
+        <w:t>Reasoned teacher answer</w:t>
       </w:r>
     </w:p>
     <w:p>
-      <w:r>
-        <w:t>Use Section 9 for the evidence ledger. Add a boundary or missing-input case and record the expected response before checking. More successful repeats of one case do not establish wider coverage.</w:t>
+      <w:pPr>
+        <w:spacing w:line="336" w:lineRule="auto" w:after="180"/>
+      </w:pPr>
+      <w:r>
+        <w:rPr>
+          <w:b w:val="0"/>
+        </w:rPr>
+        <w:t>The names map trays→4, per_tray→6 and spare→2. The spare count is outside the identical trays, so total is 24+2=26. With spare=5, print displays 29.</w:t>
+      </w:r>
+    </w:p>
+    <w:p>
+      <w:pPr>
+        <w:spacing w:line="336" w:lineRule="auto" w:after="180"/>
+      </w:pPr>
+      <w:r>
+        <w:rPr>
+          <w:b w:val="0"/>
+        </w:rPr>
+        <w:t>Changed-case reasoning: The printed total becomes 29. 4*6 remains 24; adding five gives 29.</w:t>
+      </w:r>
+    </w:p>
+    <w:p>
+      <w:pPr>
+        <w:spacing w:line="336" w:lineRule="auto" w:after="180"/>
+      </w:pPr>
+      <w:r>
+        <w:rPr>
+          <w:b w:val="0"/>
+        </w:rPr>
+        <w:t xml:space="preserve">Collect each learner’s explanation before discussion. Use the first missing connection between </w:t>
+      </w:r>
+      <w:r>
+        <w:rPr>
+          <w:b/>
+        </w:rPr>
+        <w:t>input</w:t>
+      </w:r>
+      <w:r>
+        <w:rPr>
+          <w:b w:val="0"/>
+        </w:rPr>
+        <w:t xml:space="preserve">, deciding step and result to choose support. This question is worked-case practice, not fresh mastery </w:t>
+      </w:r>
+      <w:r>
+        <w:rPr>
+          <w:b/>
+        </w:rPr>
+        <w:t>evidence</w:t>
+      </w:r>
+      <w:r>
+        <w:rPr>
+          <w:b w:val="0"/>
+        </w:rPr>
+        <w:t>.</w:t>
+      </w:r>
+    </w:p>
+    <w:p>
+      <w:pPr>
+        <w:pStyle w:val="Heading1"/>
+      </w:pPr>
+      <w:r>
+        <w:t>04. Run the investigation and diagnose misconceptions</w:t>
+      </w:r>
+    </w:p>
+    <w:p>
+      <w:r>
+        <w:t>Run the From a paper algorithm to Python investigation and use the first unsupported step to choose a teaching response.</w:t>
+      </w:r>
+    </w:p>
+    <w:p>
+      <w:pPr>
+        <w:spacing w:line="336" w:lineRule="auto" w:after="180"/>
+      </w:pPr>
+      <w:r>
+        <w:rPr>
+          <w:b w:val="0"/>
+        </w:rPr>
+        <w:t xml:space="preserve">An equals sign displays the answer: </w:t>
+      </w:r>
+      <w:r>
+        <w:rPr>
+          <w:b/>
+        </w:rPr>
+        <w:t>Assignment</w:t>
+      </w:r>
+      <w:r>
+        <w:rPr>
+          <w:b w:val="0"/>
+        </w:rPr>
+        <w:t xml:space="preserve"> binds a name; print produces the displayed </w:t>
+      </w:r>
+      <w:r>
+        <w:rPr>
+          <w:b/>
+        </w:rPr>
+        <w:t>output</w:t>
+      </w:r>
+      <w:r>
+        <w:rPr>
+          <w:b w:val="0"/>
+        </w:rPr>
+        <w:t>.</w:t>
+      </w:r>
+    </w:p>
+    <w:p>
+      <w:pPr>
+        <w:spacing w:line="336" w:lineRule="auto" w:after="180"/>
+      </w:pPr>
+      <w:r>
+        <w:rPr>
+          <w:b w:val="0"/>
+        </w:rPr>
+        <w:t xml:space="preserve">A successful run means the requirement was met: Compare the </w:t>
+      </w:r>
+      <w:r>
+        <w:rPr>
+          <w:b/>
+        </w:rPr>
+        <w:t>output</w:t>
+      </w:r>
+      <w:r>
+        <w:rPr>
+          <w:b w:val="0"/>
+        </w:rPr>
+        <w:t xml:space="preserve"> with the paper rule and expected result.</w:t>
+      </w:r>
+    </w:p>
+    <w:p>
+      <w:pPr>
+        <w:spacing w:line="336" w:lineRule="auto" w:after="180"/>
+      </w:pPr>
+      <w:r>
+        <w:rPr>
+          <w:b w:val="0"/>
+        </w:rPr>
+        <w:t>Python guesses the intended order: A name must be assigned before this script reads it.</w:t>
+      </w:r>
+    </w:p>
+    <w:p>
+      <w:pPr>
+        <w:spacing w:line="336" w:lineRule="auto" w:after="180"/>
+      </w:pPr>
+      <w:r>
+        <w:rPr>
+          <w:b w:val="0"/>
+        </w:rPr>
+        <w:t xml:space="preserve">Typing a </w:t>
+      </w:r>
+      <w:r>
+        <w:rPr>
+          <w:b/>
+        </w:rPr>
+        <w:t>program</w:t>
+      </w:r>
+      <w:r>
+        <w:rPr>
+          <w:b w:val="0"/>
+        </w:rPr>
+        <w:t xml:space="preserve"> trains an AI model: These statements apply an explicit multiplication rule.</w:t>
+      </w:r>
+    </w:p>
+    <w:p>
+      <w:pPr>
+        <w:spacing w:line="336" w:lineRule="auto" w:after="180"/>
+      </w:pPr>
+      <w:r>
+        <w:rPr>
+          <w:b w:val="0"/>
+        </w:rPr>
+        <w:t xml:space="preserve">Use Section 9 for the </w:t>
+      </w:r>
+      <w:r>
+        <w:rPr>
+          <w:b/>
+        </w:rPr>
+        <w:t>evidence</w:t>
+      </w:r>
+      <w:r>
+        <w:rPr>
+          <w:b w:val="0"/>
+        </w:rPr>
+        <w:t xml:space="preserve"> ledger. Add a boundary or missing-</w:t>
+      </w:r>
+      <w:r>
+        <w:rPr>
+          <w:b/>
+        </w:rPr>
+        <w:t>input</w:t>
+      </w:r>
+      <w:r>
+        <w:rPr>
+          <w:b w:val="0"/>
+        </w:rPr>
+        <w:t xml:space="preserve"> case and record the expected response before checking. More successful repeats of one case do not establish wider coverage.</w:t>
       </w:r>
     </w:p>
     <w:p>
@@ -1664,29 +2752,38 @@
       </w:tr>
     </w:tbl>
     <w:p>
-      <w:r>
-        <w:t>Offer an oral explanation, drawing, enlarged visual or fewer examples when that removes a reading/writing barrier. Keep the same reasoning goal. Stretch secure learners by changing a boundary or assumption and asking them to defend the effect, not simply by assigning more of the same questions.</w:t>
+      <w:pPr>
+        <w:spacing w:line="336" w:lineRule="auto" w:after="180"/>
+      </w:pPr>
+      <w:r>
+        <w:rPr>
+          <w:b w:val="0"/>
+        </w:rPr>
+        <w:t>Offer an oral explanation, drawing, enlarged visual or fewer examples when that removes a reading/writing barrier. Keep the same reasoning goal.</w:t>
       </w:r>
     </w:p>
     <w:p>
       <w:pPr>
-        <w:pStyle w:val="Heading1"/>
-      </w:pPr>
-      <w:r>
-        <w:t>05. Assess and explain the answers</w:t>
+        <w:spacing w:line="336" w:lineRule="auto" w:after="180"/>
+      </w:pPr>
+      <w:r>
+        <w:rPr>
+          <w:b w:val="0"/>
+        </w:rPr>
+        <w:t>Stretch secure learners by changing a boundary or assumption and asking them to defend the effect, not simply by assigning more of the same questions.</w:t>
       </w:r>
     </w:p>
     <w:p>
       <w:pPr>
-        <w:pStyle w:val="Heading3"/>
-      </w:pPr>
-      <w:r>
-        <w:t>Guided and exit questions</w:t>
+        <w:pStyle w:val="Heading1"/>
+      </w:pPr>
+      <w:r>
+        <w:t>05. Assess and explain the answers</w:t>
       </w:r>
     </w:p>
     <w:p>
       <w:r>
-        <w:t>The third line assigns total but does not call print, so nothing is displayed. A first-line print(total) raises NameError in a fresh run because total has not been assigned. Exit: 11 is wrong for five groups of six; addition is a likely cause, and multiplication should give 30. Retain the old result and check the repaired file with both pack counts. Record whether the work was executed or traced.</w:t>
+        <w:t>Use the From a paper algorithm to Python questions, teacher keys and criteria after the relevant attempts. Previously discussed cases are practice; protect the separately selected independent task.</w:t>
       </w:r>
     </w:p>
     <w:p>
@@ -1694,17 +2791,29 @@
         <w:pStyle w:val="Heading3"/>
       </w:pPr>
       <w:r>
-        <w:t>W1 Connect the paper steps to Python</w:t>
+        <w:t>Guided and exit questions</w:t>
       </w:r>
     </w:p>
     <w:p>
-      <w:r>
-        <w:t>Write the complete four-line script for 4 packs of 6. Beside each line explain what it does. Which line displays information?</w:t>
+      <w:pPr>
+        <w:spacing w:line="336" w:lineRule="auto" w:after="180"/>
+      </w:pPr>
+      <w:r>
+        <w:rPr>
+          <w:b w:val="0"/>
+        </w:rPr>
+        <w:t>The third line assigns total but does not call print, so nothing is displayed. A first-line print(total) raises NameError in a fresh run because total has not been assigned.</w:t>
       </w:r>
     </w:p>
     <w:p>
-      <w:r>
-        <w:t>packs = 4; per_pack = 6; total = packs * per_pack; print(total), each on its own line. The first two bind quantities, the third computes 24 and the fourth displays 24. Assignment alone produces no displayed output in this script.</w:t>
+      <w:pPr>
+        <w:spacing w:line="336" w:lineRule="auto" w:after="180"/>
+      </w:pPr>
+      <w:r>
+        <w:rPr>
+          <w:b w:val="0"/>
+        </w:rPr>
+        <w:t>Exit: 11 is wrong for five groups of six; addition is a likely cause, and multiplication should give 30. Retain the old result and check the repaired file with both pack counts. Record whether the work was executed or traced.</w:t>
       </w:r>
     </w:p>
     <w:p>
@@ -1712,17 +2821,27 @@
         <w:pStyle w:val="Heading3"/>
       </w:pPr>
       <w:r>
-        <w:t>W2 Predict then observe</w:t>
+        <w:t>W1 Connect the paper steps to Python</w:t>
       </w:r>
     </w:p>
     <w:p>
-      <w:r>
-        <w:t>Make records for 4 packs of 6, then 5 packs of 6. Predict before running. Record actual output, any error and what changed. If working on paper, label both results as traces.</w:t>
+      <w:pPr>
+        <w:pStyle w:val="Heading3"/>
+      </w:pPr>
+      <w:r>
+        <w:t>Workbook question · W1</w:t>
       </w:r>
     </w:p>
     <w:p>
-      <w:r>
-        <w:t>Expected 24 then 30. Accept actual errors with an accurate account; do not replace observations. Record the changed pack count, saved file and run or trace status. Two matching cases do not show all inputs are handled.</w:t>
+      <w:pPr>
+        <w:spacing w:line="336" w:lineRule="auto" w:after="180"/>
+        <w:shd w:fill="F5F1FB"/>
+      </w:pPr>
+      <w:r>
+        <w:rPr>
+          <w:b w:val="0"/>
+        </w:rPr>
+        <w:t>Write the complete four-line script for 4 packs of 6. Beside each line explain what it does. Which line displays information?</w:t>
       </w:r>
     </w:p>
     <w:p>
@@ -1730,17 +2849,49 @@
         <w:pStyle w:val="Heading3"/>
       </w:pPr>
       <w:r>
-        <w:t>W3 Explain an order error</w:t>
+        <w:t>Teacher reasoning · W1</w:t>
       </w:r>
     </w:p>
     <w:p>
-      <w:r>
-        <w:t>Move print(total) to the first line of a fresh script. Predict what happens and why. Put the lines back into an order that meets the requirement.</w:t>
+      <w:pPr>
+        <w:spacing w:line="336" w:lineRule="auto" w:after="180"/>
+        <w:shd w:fill="F1F6FC"/>
+      </w:pPr>
+      <w:r>
+        <w:rPr>
+          <w:b w:val="0"/>
+        </w:rPr>
+        <w:t>packs = 4; per_pack = 6; total = packs * per_pack; print(total), each on its own line. The first two bind quantities, the third computes 24 and the fourth displays 24.</w:t>
       </w:r>
     </w:p>
     <w:p>
-      <w:r>
-        <w:t>The first line tries to read total before it exists, causing NameError in a fresh run. Assign packs and per_pack, calculate total, then print it. Earlier values lingering in an interactive session can hide the problem; run the complete saved script afresh.</w:t>
+      <w:pPr>
+        <w:spacing w:line="336" w:lineRule="auto" w:after="180"/>
+        <w:shd w:fill="F1F6FC"/>
+      </w:pPr>
+      <w:r>
+        <w:rPr>
+          <w:b/>
+        </w:rPr>
+        <w:t>Assignment</w:t>
+      </w:r>
+      <w:r>
+        <w:rPr>
+          <w:b w:val="0"/>
+        </w:rPr>
+        <w:t xml:space="preserve"> alone produces no displayed </w:t>
+      </w:r>
+      <w:r>
+        <w:rPr>
+          <w:b/>
+        </w:rPr>
+        <w:t>output</w:t>
+      </w:r>
+      <w:r>
+        <w:rPr>
+          <w:b w:val="0"/>
+        </w:rPr>
+        <w:t xml:space="preserve"> in this script.</w:t>
       </w:r>
     </w:p>
     <w:p>
@@ -1748,17 +2899,39 @@
         <w:pStyle w:val="Heading3"/>
       </w:pPr>
       <w:r>
-        <w:t>W4 Transfer the procedure independently</w:t>
+        <w:t>W2 Predict then observe</w:t>
       </w:r>
     </w:p>
     <w:p>
-      <w:r>
-        <w:t>A fictional shelf has 3 trays of 7 tiles each. Write a four-line Python script using trays, per_tray and tiles. Predict its output. Then change only trays to 0 and predict again. Explain why adding the two quantities is wrong.</w:t>
+      <w:pPr>
+        <w:pStyle w:val="Heading3"/>
+      </w:pPr>
+      <w:r>
+        <w:t>Workbook question · W2</w:t>
       </w:r>
     </w:p>
     <w:p>
-      <w:r>
-        <w:t>trays = 3; per_tray = 7; tiles = trays * per_tray; print(tiles), on separate lines. Outputs 21 and then 0. Zero trays contain zero tiles. Addition would give 10 then 7, not the number in equal groups.</w:t>
+      <w:pPr>
+        <w:spacing w:line="336" w:lineRule="auto" w:after="180"/>
+        <w:shd w:fill="F5F1FB"/>
+      </w:pPr>
+      <w:r>
+        <w:rPr>
+          <w:b w:val="0"/>
+        </w:rPr>
+        <w:t xml:space="preserve">Make records for 4 packs of 6, then 5 packs of 6. Predict before running. Record actual </w:t>
+      </w:r>
+      <w:r>
+        <w:rPr>
+          <w:b/>
+        </w:rPr>
+        <w:t>output</w:t>
+      </w:r>
+      <w:r>
+        <w:rPr>
+          <w:b w:val="0"/>
+        </w:rPr>
+        <w:t>, any error and what changed. If working on paper, label both results as traces.</w:t>
       </w:r>
     </w:p>
     <w:p>
@@ -1766,17 +2939,51 @@
         <w:pStyle w:val="Heading3"/>
       </w:pPr>
       <w:r>
-        <w:t>W5 Keep an honest conclusion</w:t>
+        <w:t>Teacher reasoning · W2</w:t>
       </w:r>
     </w:p>
     <w:p>
-      <w:r>
-        <w:t>Explain the difference between a successful run and a correct calculation. State one limit of this program and what you would keep so another person can check your work.</w:t>
+      <w:pPr>
+        <w:spacing w:line="336" w:lineRule="auto" w:after="180"/>
+        <w:shd w:fill="F1F6FC"/>
+      </w:pPr>
+      <w:r>
+        <w:rPr>
+          <w:b w:val="0"/>
+        </w:rPr>
+        <w:t xml:space="preserve">Expected 24 then 30. Accept actual errors with an accurate account; do not replace </w:t>
+      </w:r>
+      <w:r>
+        <w:rPr>
+          <w:b/>
+        </w:rPr>
+        <w:t>observation</w:t>
+      </w:r>
+      <w:r>
+        <w:rPr>
+          <w:b w:val="0"/>
+        </w:rPr>
+        <w:t xml:space="preserve">s. Record the changed pack count, saved file and run or trace status. Two matching cases do not show all </w:t>
+      </w:r>
+      <w:r>
+        <w:rPr>
+          <w:b/>
+        </w:rPr>
+        <w:t>input</w:t>
+      </w:r>
+      <w:r>
+        <w:rPr>
+          <w:b w:val="0"/>
+        </w:rPr>
+        <w:t>s are handled.</w:t>
       </w:r>
     </w:p>
     <w:p>
-      <w:r>
-        <w:t>A successful run means the execution finished without a reported error; correctness requires matching the stated total-count rule. The script assumes supplied whole nonnegative quantities and does not validate arbitrary input. Keep source, quantities, expected and actual output and whether it was run or traced.</w:t>
+      <w:pPr>
+        <w:pStyle w:val="Heading3"/>
+      </w:pPr>
+      <w:r>
+        <w:t>W3 Explain an order error</w:t>
       </w:r>
     </w:p>
     <w:p>
@@ -1784,12 +2991,19 @@
         <w:pStyle w:val="Heading3"/>
       </w:pPr>
       <w:r>
-        <w:t>Independent assessment and fresh retry</w:t>
+        <w:t>Workbook question · W3</w:t>
       </w:r>
     </w:p>
     <w:p>
-      <w:r>
-        <w:t>W4 must give a complete ordered script and explain outputs 21 and 0 using equal groups. Distinguish an independent paper trace from successful use of the editor; record both skills separately. After support, retry with 2 boxes of 9 pencils, then 0 boxes: 18 and 0. Ask for the print line and why it follows the calculation.</w:t>
+      <w:pPr>
+        <w:spacing w:line="336" w:lineRule="auto" w:after="180"/>
+        <w:shd w:fill="F5F1FB"/>
+      </w:pPr>
+      <w:r>
+        <w:rPr>
+          <w:b w:val="0"/>
+        </w:rPr>
+        <w:t>Move print(total) to the first line of a fresh script. Predict what happens and why. Put the lines back into an order that meets the requirement.</w:t>
       </w:r>
     </w:p>
     <w:p>
@@ -1797,12 +3011,291 @@
         <w:pStyle w:val="Heading3"/>
       </w:pPr>
       <w:r>
-        <w:t>Assess independent transfer</w:t>
+        <w:t>Teacher reasoning · W3</w:t>
       </w:r>
     </w:p>
     <w:p>
-      <w:r>
-        <w:t>Selected case: Predict the printed value. Change only packs to 5 and predict again. Explain which statements apply a written rule.</w:t>
+      <w:pPr>
+        <w:spacing w:line="336" w:lineRule="auto" w:after="180"/>
+        <w:shd w:fill="F1F6FC"/>
+      </w:pPr>
+      <w:r>
+        <w:rPr>
+          <w:b w:val="0"/>
+        </w:rPr>
+        <w:t>The first line tries to read total before it exists, causing NameError in a fresh run. Assign packs and per_pack, calculate total, then print it.</w:t>
+      </w:r>
+    </w:p>
+    <w:p>
+      <w:pPr>
+        <w:spacing w:line="336" w:lineRule="auto" w:after="180"/>
+        <w:shd w:fill="F1F6FC"/>
+      </w:pPr>
+      <w:r>
+        <w:rPr>
+          <w:b w:val="0"/>
+        </w:rPr>
+        <w:t>Earlier values lingering in an interactive session can hide the problem; run the complete saved script afresh.</w:t>
+      </w:r>
+    </w:p>
+    <w:p>
+      <w:pPr>
+        <w:pStyle w:val="Heading3"/>
+      </w:pPr>
+      <w:r>
+        <w:t>W4 Transfer the procedure independently</w:t>
+      </w:r>
+    </w:p>
+    <w:p>
+      <w:pPr>
+        <w:pStyle w:val="Heading3"/>
+      </w:pPr>
+      <w:r>
+        <w:t>Workbook question · W4</w:t>
+      </w:r>
+    </w:p>
+    <w:p>
+      <w:pPr>
+        <w:spacing w:line="336" w:lineRule="auto" w:after="180"/>
+        <w:shd w:fill="F5F1FB"/>
+      </w:pPr>
+      <w:r>
+        <w:rPr>
+          <w:b w:val="0"/>
+        </w:rPr>
+        <w:t xml:space="preserve">A fictional shelf has 3 trays of 7 tiles each. Write a four-line Python script using trays, per_tray and tiles. Predict its </w:t>
+      </w:r>
+      <w:r>
+        <w:rPr>
+          <w:b/>
+        </w:rPr>
+        <w:t>output</w:t>
+      </w:r>
+      <w:r>
+        <w:rPr>
+          <w:b w:val="0"/>
+        </w:rPr>
+        <w:t>. Then change only trays to 0 and predict again. Explain why adding the two quantities is wrong.</w:t>
+      </w:r>
+    </w:p>
+    <w:p>
+      <w:pPr>
+        <w:pStyle w:val="Heading3"/>
+      </w:pPr>
+      <w:r>
+        <w:t>Teacher reasoning · W4</w:t>
+      </w:r>
+    </w:p>
+    <w:p>
+      <w:pPr>
+        <w:spacing w:line="336" w:lineRule="auto" w:after="180"/>
+        <w:shd w:fill="F1F6FC"/>
+      </w:pPr>
+      <w:r>
+        <w:rPr>
+          <w:b w:val="0"/>
+        </w:rPr>
+        <w:t xml:space="preserve">trays = 3; per_tray = 7; tiles = trays * per_tray; print(tiles), on separate lines. </w:t>
+      </w:r>
+      <w:r>
+        <w:rPr>
+          <w:b/>
+        </w:rPr>
+        <w:t>Output</w:t>
+      </w:r>
+      <w:r>
+        <w:rPr>
+          <w:b w:val="0"/>
+        </w:rPr>
+        <w:t>s 21 and then 0. Zero trays contain zero tiles. Addition would give 10 then 7, not the number in equal groups.</w:t>
+      </w:r>
+    </w:p>
+    <w:p>
+      <w:pPr>
+        <w:pStyle w:val="Heading3"/>
+      </w:pPr>
+      <w:r>
+        <w:t>W5 Keep an honest conclusion</w:t>
+      </w:r>
+    </w:p>
+    <w:p>
+      <w:pPr>
+        <w:pStyle w:val="Heading3"/>
+      </w:pPr>
+      <w:r>
+        <w:t>Workbook question · W5</w:t>
+      </w:r>
+    </w:p>
+    <w:p>
+      <w:pPr>
+        <w:spacing w:line="336" w:lineRule="auto" w:after="180"/>
+        <w:shd w:fill="F5F1FB"/>
+      </w:pPr>
+      <w:r>
+        <w:rPr>
+          <w:b w:val="0"/>
+        </w:rPr>
+        <w:t xml:space="preserve">Explain the difference between a successful run and a correct calculation. State one limit of this </w:t>
+      </w:r>
+      <w:r>
+        <w:rPr>
+          <w:b/>
+        </w:rPr>
+        <w:t>program</w:t>
+      </w:r>
+      <w:r>
+        <w:rPr>
+          <w:b w:val="0"/>
+        </w:rPr>
+        <w:t xml:space="preserve"> and what you would keep so another person can check your work.</w:t>
+      </w:r>
+    </w:p>
+    <w:p>
+      <w:pPr>
+        <w:pStyle w:val="Heading3"/>
+      </w:pPr>
+      <w:r>
+        <w:t>Teacher reasoning · W5</w:t>
+      </w:r>
+    </w:p>
+    <w:p>
+      <w:pPr>
+        <w:spacing w:line="336" w:lineRule="auto" w:after="180"/>
+        <w:shd w:fill="F1F6FC"/>
+      </w:pPr>
+      <w:r>
+        <w:rPr>
+          <w:b w:val="0"/>
+        </w:rPr>
+        <w:t xml:space="preserve">A successful run means the execution finished without a reported error; correctness requires matching the stated total-count rule. The script assumes supplied whole nonnegative quantities and does not validate arbitrary </w:t>
+      </w:r>
+      <w:r>
+        <w:rPr>
+          <w:b/>
+        </w:rPr>
+        <w:t>input</w:t>
+      </w:r>
+      <w:r>
+        <w:rPr>
+          <w:b w:val="0"/>
+        </w:rPr>
+        <w:t>.</w:t>
+      </w:r>
+    </w:p>
+    <w:p>
+      <w:pPr>
+        <w:spacing w:line="336" w:lineRule="auto" w:after="180"/>
+        <w:shd w:fill="F1F6FC"/>
+      </w:pPr>
+      <w:r>
+        <w:rPr>
+          <w:b w:val="0"/>
+        </w:rPr>
+        <w:t xml:space="preserve">Keep source, quantities, expected and actual </w:t>
+      </w:r>
+      <w:r>
+        <w:rPr>
+          <w:b/>
+        </w:rPr>
+        <w:t>output</w:t>
+      </w:r>
+      <w:r>
+        <w:rPr>
+          <w:b w:val="0"/>
+        </w:rPr>
+        <w:t xml:space="preserve"> and whether it was run or traced.</w:t>
+      </w:r>
+    </w:p>
+    <w:p>
+      <w:pPr>
+        <w:pStyle w:val="Heading3"/>
+      </w:pPr>
+      <w:r>
+        <w:t>Independent assessment and fresh retry</w:t>
+      </w:r>
+    </w:p>
+    <w:p>
+      <w:pPr>
+        <w:pStyle w:val="Heading3"/>
+      </w:pPr>
+      <w:r>
+        <w:t>Teacher key · Independent assessment and fresh retry</w:t>
+      </w:r>
+    </w:p>
+    <w:p>
+      <w:pPr>
+        <w:spacing w:line="336" w:lineRule="auto" w:after="180"/>
+        <w:shd w:fill="F1F6FC"/>
+      </w:pPr>
+      <w:r>
+        <w:rPr>
+          <w:b w:val="0"/>
+        </w:rPr>
+        <w:t xml:space="preserve">W4 must give a complete ordered script and explain </w:t>
+      </w:r>
+      <w:r>
+        <w:rPr>
+          <w:b/>
+        </w:rPr>
+        <w:t>output</w:t>
+      </w:r>
+      <w:r>
+        <w:rPr>
+          <w:b w:val="0"/>
+        </w:rPr>
+        <w:t>s 21 and 0 using equal groups. Distinguish an independent paper trace from successful use of the editor; record both skills separately.</w:t>
+      </w:r>
+    </w:p>
+    <w:p>
+      <w:pPr>
+        <w:spacing w:line="336" w:lineRule="auto" w:after="180"/>
+        <w:shd w:fill="F1F6FC"/>
+      </w:pPr>
+      <w:r>
+        <w:rPr>
+          <w:b w:val="0"/>
+        </w:rPr>
+        <w:t>After support, retry with 2 boxes of 9 pencils, then 0 boxes: 18 and 0. Ask for the print line and why it follows the calculation.</w:t>
+      </w:r>
+    </w:p>
+    <w:p>
+      <w:pPr>
+        <w:pStyle w:val="Heading3"/>
+      </w:pPr>
+      <w:r>
+        <w:t>Assess independent transfer</w:t>
+      </w:r>
+    </w:p>
+    <w:p>
+      <w:pPr>
+        <w:pStyle w:val="Heading3"/>
+      </w:pPr>
+      <w:r>
+        <w:t>Independent question · withhold the key</w:t>
+      </w:r>
+    </w:p>
+    <w:p>
+      <w:pPr>
+        <w:spacing w:line="336" w:lineRule="auto" w:after="180"/>
+        <w:shd w:fill="F5F1FB"/>
+      </w:pPr>
+      <w:r>
+        <w:rPr>
+          <w:b w:val="0"/>
+        </w:rPr>
+        <w:t xml:space="preserve">Selected case: Predict the printed value. Change only packs to 5 and predict again. Explain which statements apply a </w:t>
+      </w:r>
+      <w:r>
+        <w:rPr>
+          <w:b/>
+        </w:rPr>
+        <w:t>written rule</w:t>
+      </w:r>
+      <w:r>
+        <w:rPr>
+          <w:b w:val="0"/>
+        </w:rPr>
+        <w:t>.</w:t>
       </w:r>
     </w:p>
     <w:p>
@@ -1830,8 +3323,47 @@
       </w:r>
     </w:p>
     <w:p>
-      <w:r>
-        <w:t>21, then 35. The multiplication rule is written; changing an input is not fitting an AI model.</w:t>
+      <w:pPr>
+        <w:pStyle w:val="Heading3"/>
+      </w:pPr>
+      <w:r>
+        <w:t>Teacher key · Selected case answer</w:t>
+      </w:r>
+    </w:p>
+    <w:p>
+      <w:pPr>
+        <w:spacing w:line="336" w:lineRule="auto" w:after="180"/>
+        <w:shd w:fill="F1F6FC"/>
+      </w:pPr>
+      <w:r>
+        <w:rPr>
+          <w:b w:val="0"/>
+        </w:rPr>
+        <w:t xml:space="preserve">21, then 35. The multiplication rule is written; changing an </w:t>
+      </w:r>
+      <w:r>
+        <w:rPr>
+          <w:b/>
+        </w:rPr>
+        <w:t>input</w:t>
+      </w:r>
+      <w:r>
+        <w:rPr>
+          <w:b w:val="0"/>
+        </w:rPr>
+        <w:t xml:space="preserve"> is not </w:t>
+      </w:r>
+      <w:r>
+        <w:rPr>
+          <w:b/>
+        </w:rPr>
+        <w:t>fitting</w:t>
+      </w:r>
+      <w:r>
+        <w:rPr>
+          <w:b w:val="0"/>
+        </w:rPr>
+        <w:t xml:space="preserve"> an AI model.</w:t>
       </w:r>
     </w:p>
     <w:tbl>
@@ -1937,67 +3469,280 @@
       </w:tr>
     </w:tbl>
     <w:p>
-      <w:r>
-        <w:t>Record each dimension as not yet, with support, or independent. Accept a valid alternative procedure with a defensible trace. Do not penalise an honestly recorded model failure if the learner correctly explains its evidence and limits.</w:t>
+      <w:pPr>
+        <w:pStyle w:val="Heading3"/>
+      </w:pPr>
+      <w:r>
+        <w:t>Teacher key · Selected case answer</w:t>
       </w:r>
     </w:p>
     <w:p>
       <w:pPr>
-        <w:pStyle w:val="Heading3"/>
-      </w:pPr>
-      <w:r>
-        <w:t>Feedback that the learner uses</w:t>
+        <w:spacing w:line="336" w:lineRule="auto" w:after="180"/>
+        <w:shd w:fill="F1F6FC"/>
+      </w:pPr>
+      <w:r>
+        <w:rPr>
+          <w:b w:val="0"/>
+        </w:rPr>
+        <w:t>Record each dimension as not yet, with support, or independent. Accept a valid alternative procedure with a defensible trace.</w:t>
       </w:r>
     </w:p>
     <w:p>
-      <w:r>
-        <w:t>Name the earliest unsupported step and give one action to repair it. Have the learner make that repair now and explain why. Then assess the relevant skill on a fresh, fully specified case. Confirm it was not previously practised with feedback; solve and check the new case before assigning it. A follow-up design prompt is a starting brief, not automatically an equivalent test.</w:t>
+      <w:pPr>
+        <w:spacing w:line="336" w:lineRule="auto" w:after="180"/>
+        <w:shd w:fill="F1F6FC"/>
+      </w:pPr>
+      <w:r>
+        <w:rPr>
+          <w:b w:val="0"/>
+        </w:rPr>
+        <w:t xml:space="preserve">Do not penalise an honestly recorded model failure if the learner correctly explains its </w:t>
+      </w:r>
+      <w:r>
+        <w:rPr>
+          <w:b/>
+        </w:rPr>
+        <w:t>evidence</w:t>
+      </w:r>
+      <w:r>
+        <w:rPr>
+          <w:b w:val="0"/>
+        </w:rPr>
+        <w:t xml:space="preserve"> and limits.</w:t>
       </w:r>
     </w:p>
     <w:p>
       <w:pPr>
-        <w:pStyle w:val="Heading1"/>
-      </w:pPr>
-      <w:r>
-        <w:t>06. Connect the project, support and next lesson</w:t>
+        <w:pStyle w:val="Heading3"/>
+      </w:pPr>
+      <w:r>
+        <w:t>Feedback that the learner uses</w:t>
       </w:r>
     </w:p>
     <w:p>
-      <w:r>
-        <w:t>Add a labelled from a paper algorithm to python evidence sheet to Python readiness portfolio. Show how you can translate a short paper calculation into a python script. Use the supplied fictional case and keep its inputs, intermediate steps, calculation or prediction, and limitation. Connect this record to last week’s record; a matching answer without a trace is insufficient.</w:t>
+      <w:pPr>
+        <w:spacing w:line="336" w:lineRule="auto" w:after="180"/>
+      </w:pPr>
+      <w:r>
+        <w:rPr>
+          <w:b w:val="0"/>
+        </w:rPr>
+        <w:t>Name the earliest unsupported step and give one action to repair it. Have the learner make that repair now and explain why. Then assess the relevant skill on a fresh, fully specified case.</w:t>
       </w:r>
     </w:p>
     <w:p>
-      <w:r>
-        <w:t>Offer four separate line cards, a source/output label and a multiplication sketch. Allow a paper trace when devices are unavailable, with execution practice still pending. Do not supply the independent transfer numbers’ answers. Extension: explain why a plus-sign version can accidentally agree with multiplication for two packs of two, and why one passing example is weak evidence.</w:t>
+      <w:pPr>
+        <w:spacing w:line="336" w:lineRule="auto" w:after="180"/>
+      </w:pPr>
+      <w:r>
+        <w:rPr>
+          <w:b w:val="0"/>
+        </w:rPr>
+        <w:t>Confirm it was not previously practised with feedback; solve and check the new case before assigning it. A follow-up design prompt is a starting brief, not automatically an equivalent test.</w:t>
       </w:r>
     </w:p>
     <w:p>
-      <w:r>
-        <w:t>Week 2 studies values, variable names and types, including the difference between numeric data and text.</w:t>
+      <w:pPr>
+        <w:pStyle w:val="Heading1"/>
+      </w:pPr>
+      <w:r>
+        <w:t>06. Connect the project, support and next lesson</w:t>
       </w:r>
     </w:p>
     <w:p>
       <w:r>
-        <w:t>Retain the project ledger and assess a changed case after support. Check the relevant prerequisite before carrying this component forward.</w:t>
+        <w:t>Connect From a paper algorithm to Python to Python readiness portfolio, adapt support and plan a later changed-case check.</w:t>
       </w:r>
     </w:p>
     <w:p>
       <w:pPr>
-        <w:pStyle w:val="Heading3"/>
-      </w:pPr>
-      <w:r>
-        <w:t>Plan the delayed return</w:t>
+        <w:spacing w:line="336" w:lineRule="auto" w:after="180"/>
+      </w:pPr>
+      <w:r>
+        <w:rPr>
+          <w:b w:val="0"/>
+        </w:rPr>
+        <w:t xml:space="preserve">Add a labelled from a paper </w:t>
+      </w:r>
+      <w:r>
+        <w:rPr>
+          <w:b/>
+        </w:rPr>
+        <w:t>algorithm</w:t>
+      </w:r>
+      <w:r>
+        <w:rPr>
+          <w:b w:val="0"/>
+        </w:rPr>
+        <w:t xml:space="preserve"> to python </w:t>
+      </w:r>
+      <w:r>
+        <w:rPr>
+          <w:b/>
+        </w:rPr>
+        <w:t>evidence</w:t>
+      </w:r>
+      <w:r>
+        <w:rPr>
+          <w:b w:val="0"/>
+        </w:rPr>
+        <w:t xml:space="preserve"> sheet to Python readiness portfolio. Show how you can translate a short paper calculation into a python script.</w:t>
       </w:r>
     </w:p>
     <w:p>
-      <w:r>
-        <w:t>Suggested return points in this level: python-bridge/2, python-bridge/4, python-bridge/7. Use actual classroom dates, adjusting for holidays and gaps. One, three and six teaching weeks are scheduling choices, not a claimed optimal spacing.</w:t>
+      <w:pPr>
+        <w:spacing w:line="336" w:lineRule="auto" w:after="180"/>
+      </w:pPr>
+      <w:r>
+        <w:rPr>
+          <w:b w:val="0"/>
+        </w:rPr>
+        <w:t xml:space="preserve">Use the supplied fictional case and keep its </w:t>
+      </w:r>
+      <w:r>
+        <w:rPr>
+          <w:b/>
+        </w:rPr>
+        <w:t>input</w:t>
+      </w:r>
+      <w:r>
+        <w:rPr>
+          <w:b w:val="0"/>
+        </w:rPr>
+        <w:t xml:space="preserve">s, intermediate steps, calculation or </w:t>
+      </w:r>
+      <w:r>
+        <w:rPr>
+          <w:b/>
+        </w:rPr>
+        <w:t>prediction</w:t>
+      </w:r>
+      <w:r>
+        <w:rPr>
+          <w:b w:val="0"/>
+        </w:rPr>
+        <w:t>, and limitation. Connect this record to last week’s record; a matching answer without a trace is insufficient.</w:t>
       </w:r>
     </w:p>
     <w:p>
-      <w:r>
-        <w:t>At a delayed check, ask for the idea from memory and a changed application. Compare with the earlier independent response and record support used. For a new level, revisit the previous capstone before checking the new prerequisites.</w:t>
+      <w:pPr>
+        <w:spacing w:line="336" w:lineRule="auto" w:after="180"/>
+      </w:pPr>
+      <w:r>
+        <w:rPr>
+          <w:b w:val="0"/>
+        </w:rPr>
+        <w:t>Offer four separate line cards, a source/</w:t>
+      </w:r>
+      <w:r>
+        <w:rPr>
+          <w:b/>
+        </w:rPr>
+        <w:t>output</w:t>
+      </w:r>
+      <w:r>
+        <w:rPr>
+          <w:b w:val="0"/>
+        </w:rPr>
+        <w:t xml:space="preserve"> label and a multiplication sketch. Allow a paper trace when devices are unavailable, with execution practice still pending.</w:t>
+      </w:r>
+    </w:p>
+    <w:p>
+      <w:pPr>
+        <w:spacing w:line="336" w:lineRule="auto" w:after="180"/>
+      </w:pPr>
+      <w:r>
+        <w:rPr>
+          <w:b w:val="0"/>
+        </w:rPr>
+        <w:t xml:space="preserve">Do not supply the independent transfer numbers’ answers. Extension: explain why a plus-sign version can accidentally agree with multiplication for two packs of two, and why one passing example is weak </w:t>
+      </w:r>
+      <w:r>
+        <w:rPr>
+          <w:b/>
+        </w:rPr>
+        <w:t>evidence</w:t>
+      </w:r>
+      <w:r>
+        <w:rPr>
+          <w:b w:val="0"/>
+        </w:rPr>
+        <w:t>.</w:t>
+      </w:r>
+    </w:p>
+    <w:p>
+      <w:pPr>
+        <w:spacing w:line="336" w:lineRule="auto" w:after="180"/>
+      </w:pPr>
+      <w:r>
+        <w:rPr>
+          <w:b w:val="0"/>
+        </w:rPr>
+        <w:t>Week 2 studies values, variable names and types, including the difference between numeric data and text.</w:t>
+      </w:r>
+    </w:p>
+    <w:p>
+      <w:pPr>
+        <w:spacing w:line="336" w:lineRule="auto" w:after="180"/>
+      </w:pPr>
+      <w:r>
+        <w:rPr>
+          <w:b w:val="0"/>
+        </w:rPr>
+        <w:t>Retain the project ledger and assess a changed case after support. Check the relevant prerequisite before carrying this component forward.</w:t>
+      </w:r>
+    </w:p>
+    <w:p>
+      <w:pPr>
+        <w:pStyle w:val="Heading3"/>
+      </w:pPr>
+      <w:r>
+        <w:t>Plan the delayed return</w:t>
+      </w:r>
+    </w:p>
+    <w:p>
+      <w:pPr>
+        <w:spacing w:line="336" w:lineRule="auto" w:after="180"/>
+      </w:pPr>
+      <w:r>
+        <w:rPr>
+          <w:b w:val="0"/>
+        </w:rPr>
+        <w:t>Suggested return points in this level: python-bridge/2, python-bridge/4, python-bridge/7. Use actual classroom dates, adjusting for holidays and gaps.</w:t>
+      </w:r>
+    </w:p>
+    <w:p>
+      <w:pPr>
+        <w:spacing w:line="336" w:lineRule="auto" w:after="180"/>
+      </w:pPr>
+      <w:r>
+        <w:rPr>
+          <w:b w:val="0"/>
+        </w:rPr>
+        <w:t>One, three and six teaching weeks are scheduling choices, not a claimed optimal spacing.</w:t>
+      </w:r>
+    </w:p>
+    <w:p>
+      <w:pPr>
+        <w:spacing w:line="336" w:lineRule="auto" w:after="180"/>
+      </w:pPr>
+      <w:r>
+        <w:rPr>
+          <w:b w:val="0"/>
+        </w:rPr>
+        <w:t>At a delayed check, ask for the idea from memory and a changed application. Compare with the earlier independent response and record support used.</w:t>
+      </w:r>
+    </w:p>
+    <w:p>
+      <w:pPr>
+        <w:spacing w:line="336" w:lineRule="auto" w:after="180"/>
+      </w:pPr>
+      <w:r>
+        <w:rPr>
+          <w:b w:val="0"/>
+        </w:rPr>
+        <w:t>For a new level, revisit the previous capstone before checking the new prerequisites.</w:t>
       </w:r>
     </w:p>
     <w:tbl>
@@ -2157,8 +3902,26 @@
       </w:tr>
     </w:tbl>
     <w:p>
-      <w:r>
-        <w:t>Use the evidence to choose reteaching or the next step. A completed page, confidence rating or attractive project does not by itself demonstrate understanding.</w:t>
+      <w:pPr>
+        <w:spacing w:line="336" w:lineRule="auto" w:after="180"/>
+      </w:pPr>
+      <w:r>
+        <w:rPr>
+          <w:b w:val="0"/>
+        </w:rPr>
+        <w:t xml:space="preserve">Use the </w:t>
+      </w:r>
+      <w:r>
+        <w:rPr>
+          <w:b/>
+        </w:rPr>
+        <w:t>evidence</w:t>
+      </w:r>
+      <w:r>
+        <w:rPr>
+          <w:b w:val="0"/>
+        </w:rPr>
+        <w:t xml:space="preserve"> to choose reteaching or the next step. A completed page, confidence rating or attractive project does not by itself demonstrate understanding.</w:t>
       </w:r>
     </w:p>
     <w:p>
@@ -2170,8 +3933,38 @@
       </w:r>
     </w:p>
     <w:p>
-      <w:r>
-        <w:t>For Python readiness before the Responsible Plant Classifier, retain a trace of the values, the predicted outputs and the changed-case explanation. Use actual Python 3 results to check the prediction after reasoning first.</w:t>
+      <w:pPr>
+        <w:spacing w:line="336" w:lineRule="auto" w:after="180"/>
+      </w:pPr>
+      <w:r>
+        <w:rPr>
+          <w:b w:val="0"/>
+        </w:rPr>
+        <w:t xml:space="preserve">For Python readiness before the Responsible Plant Classifier, retain a trace of the values, the predicted </w:t>
+      </w:r>
+      <w:r>
+        <w:rPr>
+          <w:b/>
+        </w:rPr>
+        <w:t>output</w:t>
+      </w:r>
+      <w:r>
+        <w:rPr>
+          <w:b w:val="0"/>
+        </w:rPr>
+        <w:t xml:space="preserve">s and the changed-case explanation. Use actual Python 3 results to check the </w:t>
+      </w:r>
+      <w:r>
+        <w:rPr>
+          <w:b/>
+        </w:rPr>
+        <w:t>prediction</w:t>
+      </w:r>
+      <w:r>
+        <w:rPr>
+          <w:b w:val="0"/>
+        </w:rPr>
+        <w:t xml:space="preserve"> after reasoning first.</w:t>
       </w:r>
     </w:p>
     <w:p>
@@ -2184,12 +3977,50 @@
     </w:p>
     <w:p>
       <w:r>
-        <w:t>Teaching target: Translate a short paper calculation into a Python script</w:t>
+        <w:t>Use this preparation summary alongside the detailed From a paper algorithm to Python lesson; it is a checklist rather than a replacement for the full sequence.</w:t>
       </w:r>
     </w:p>
     <w:p>
-      <w:r>
-        <w:t>Prepare the labelled worked-case picture, the matching workbook, fictional input cards and a place for individual responses. Check a local Python 3 environment before class; have a paper-trace version ready.</w:t>
+      <w:pPr>
+        <w:pStyle w:val="Heading3"/>
+      </w:pPr>
+      <w:r>
+        <w:t>Teaching target</w:t>
+      </w:r>
+    </w:p>
+    <w:p>
+      <w:pPr>
+        <w:spacing w:line="336" w:lineRule="auto" w:after="180"/>
+        <w:shd w:fill="EDF7F3"/>
+      </w:pPr>
+      <w:r>
+        <w:rPr>
+          <w:b w:val="0"/>
+        </w:rPr>
+        <w:t>Teaching target: Translate a short paper calculation into a Python script</w:t>
+      </w:r>
+    </w:p>
+    <w:p>
+      <w:pPr>
+        <w:spacing w:line="336" w:lineRule="auto" w:after="180"/>
+      </w:pPr>
+      <w:r>
+        <w:rPr>
+          <w:b w:val="0"/>
+        </w:rPr>
+        <w:t xml:space="preserve">Prepare the labelled worked-case picture, the matching workbook, fictional </w:t>
+      </w:r>
+      <w:r>
+        <w:rPr>
+          <w:b/>
+        </w:rPr>
+        <w:t>input</w:t>
+      </w:r>
+      <w:r>
+        <w:rPr>
+          <w:b w:val="0"/>
+        </w:rPr>
+        <w:t xml:space="preserve"> cards and a place for individual responses. Check a local Python 3 environment before class; have a paper-trace version ready.</w:t>
       </w:r>
     </w:p>
     <w:tbl>
@@ -2336,37 +4167,255 @@
       </w:tr>
     </w:tbl>
     <w:p>
-      <w:r>
-        <w:t>Before class, solve the supported practice: Make records for 4 packs of 6, then 5 packs of 6. Predict before running. Record actual output, any error and what changed. If working on paper, label both results as traces.</w:t>
+      <w:pPr>
+        <w:spacing w:line="336" w:lineRule="auto" w:after="180"/>
+      </w:pPr>
+      <w:r>
+        <w:rPr>
+          <w:b w:val="0"/>
+        </w:rPr>
+        <w:t xml:space="preserve">Before class, solve the supported practice: Make records for 4 packs of 6, then 5 packs of 6. Predict before running. Record actual </w:t>
+      </w:r>
+      <w:r>
+        <w:rPr>
+          <w:b/>
+        </w:rPr>
+        <w:t>output</w:t>
+      </w:r>
+      <w:r>
+        <w:rPr>
+          <w:b w:val="0"/>
+        </w:rPr>
+        <w:t>, any error and what changed. If working on paper, label both results as traces.</w:t>
       </w:r>
     </w:p>
     <w:p>
-      <w:r>
-        <w:t>Reasoned practice answer: Expected 24 then 30. Accept actual errors with an accurate account; do not replace observations. Record the changed pack count, saved file and run or trace status. Two matching cases do not show all inputs are handled.</w:t>
+      <w:pPr>
+        <w:pStyle w:val="Heading3"/>
+      </w:pPr>
+      <w:r>
+        <w:t>Supported practice answer</w:t>
       </w:r>
     </w:p>
     <w:p>
-      <w:r>
-        <w:t>Check every learner before discussion: Use the worked case for From a paper algorithm to Python. Proposed explanation: “An equals sign displays the answer”. Decide whether this explanation is supported. Point to the step or supplied fact that decides; explain your repair if needed.</w:t>
+      <w:pPr>
+        <w:spacing w:line="336" w:lineRule="auto" w:after="180"/>
+        <w:shd w:fill="F1F6FC"/>
+      </w:pPr>
+      <w:r>
+        <w:rPr>
+          <w:b w:val="0"/>
+        </w:rPr>
+        <w:t xml:space="preserve">Reasoned practice answer: Expected 24 then 30. Accept actual errors with an accurate account; do not replace </w:t>
+      </w:r>
+      <w:r>
+        <w:rPr>
+          <w:b/>
+        </w:rPr>
+        <w:t>observation</w:t>
+      </w:r>
+      <w:r>
+        <w:rPr>
+          <w:b w:val="0"/>
+        </w:rPr>
+        <w:t>s. Record the changed pack count, saved file and run or trace status.</w:t>
       </w:r>
     </w:p>
     <w:p>
-      <w:r>
-        <w:t>Misconception repair: Assignment binds a name; print produces the displayed output.</w:t>
+      <w:pPr>
+        <w:spacing w:line="336" w:lineRule="auto" w:after="180"/>
+        <w:shd w:fill="F1F6FC"/>
+      </w:pPr>
+      <w:r>
+        <w:rPr>
+          <w:b w:val="0"/>
+        </w:rPr>
+        <w:t xml:space="preserve">Two matching cases do not show all </w:t>
+      </w:r>
+      <w:r>
+        <w:rPr>
+          <w:b/>
+        </w:rPr>
+        <w:t>input</w:t>
+      </w:r>
+      <w:r>
+        <w:rPr>
+          <w:b w:val="0"/>
+        </w:rPr>
+        <w:t>s are handled.</w:t>
       </w:r>
     </w:p>
     <w:p>
-      <w:r>
-        <w:t>Support: read the exact case aloud, enlarge the labelled picture, supply input cards and model only the first deciding step. Accept a spoken explanation or drawing; retain the reasoning goal.</w:t>
+      <w:pPr>
+        <w:spacing w:line="336" w:lineRule="auto" w:after="180"/>
+      </w:pPr>
+      <w:r>
+        <w:rPr>
+          <w:b w:val="0"/>
+        </w:rPr>
+        <w:t xml:space="preserve">Check every learner before discussion: Use the worked case for From a paper </w:t>
+      </w:r>
+      <w:r>
+        <w:rPr>
+          <w:b/>
+        </w:rPr>
+        <w:t>algorithm</w:t>
+      </w:r>
+      <w:r>
+        <w:rPr>
+          <w:b w:val="0"/>
+        </w:rPr>
+        <w:t xml:space="preserve"> to Python. Proposed explanation: “An equals sign displays the answer”. Decide whether this explanation is supported.</w:t>
       </w:r>
     </w:p>
     <w:p>
-      <w:r>
-        <w:t>Extension: Change spare to 5 while keeping both tray inputs fixed. Require a prediction and a reason before comparing. Expected result: The printed total becomes 29. Reason: 4*6 remains 24; adding five gives 29.</w:t>
+      <w:pPr>
+        <w:spacing w:line="336" w:lineRule="auto" w:after="180"/>
+      </w:pPr>
+      <w:r>
+        <w:rPr>
+          <w:b w:val="0"/>
+        </w:rPr>
+        <w:t>Point to the step or supplied fact that decides; explain your repair if needed.</w:t>
       </w:r>
     </w:p>
     <w:p>
-      <w:r>
+      <w:pPr>
+        <w:pStyle w:val="Heading3"/>
+      </w:pPr>
+      <w:r>
+        <w:t>Repair the misconception</w:t>
+      </w:r>
+    </w:p>
+    <w:p>
+      <w:pPr>
+        <w:spacing w:line="336" w:lineRule="auto" w:after="180"/>
+        <w:shd w:fill="FFF5E6"/>
+      </w:pPr>
+      <w:r>
+        <w:rPr>
+          <w:b w:val="0"/>
+        </w:rPr>
+        <w:t xml:space="preserve">Misconception repair: </w:t>
+      </w:r>
+      <w:r>
+        <w:rPr>
+          <w:b/>
+        </w:rPr>
+        <w:t>Assignment</w:t>
+      </w:r>
+      <w:r>
+        <w:rPr>
+          <w:b w:val="0"/>
+        </w:rPr>
+        <w:t xml:space="preserve"> binds a name; print produces the displayed </w:t>
+      </w:r>
+      <w:r>
+        <w:rPr>
+          <w:b/>
+        </w:rPr>
+        <w:t>output</w:t>
+      </w:r>
+      <w:r>
+        <w:rPr>
+          <w:b w:val="0"/>
+        </w:rPr>
+        <w:t>.</w:t>
+      </w:r>
+    </w:p>
+    <w:p>
+      <w:pPr>
+        <w:pStyle w:val="Heading3"/>
+      </w:pPr>
+      <w:r>
+        <w:t>Support without giving away the answer</w:t>
+      </w:r>
+    </w:p>
+    <w:p>
+      <w:pPr>
+        <w:spacing w:line="336" w:lineRule="auto" w:after="180"/>
+        <w:shd w:fill="F1F6F8"/>
+      </w:pPr>
+      <w:r>
+        <w:rPr>
+          <w:b w:val="0"/>
+        </w:rPr>
+        <w:t xml:space="preserve">Support: read the exact case aloud, enlarge the labelled picture, supply </w:t>
+      </w:r>
+      <w:r>
+        <w:rPr>
+          <w:b/>
+        </w:rPr>
+        <w:t>input</w:t>
+      </w:r>
+      <w:r>
+        <w:rPr>
+          <w:b w:val="0"/>
+        </w:rPr>
+        <w:t xml:space="preserve"> cards and model only the first deciding step. Accept a spoken explanation or drawing; retain the reasoning goal.</w:t>
+      </w:r>
+    </w:p>
+    <w:p>
+      <w:pPr>
+        <w:pStyle w:val="Heading3"/>
+      </w:pPr>
+      <w:r>
+        <w:t>Extend the reasoning</w:t>
+      </w:r>
+    </w:p>
+    <w:p>
+      <w:pPr>
+        <w:spacing w:line="336" w:lineRule="auto" w:after="180"/>
+        <w:shd w:fill="F5F1FB"/>
+      </w:pPr>
+      <w:r>
+        <w:rPr>
+          <w:b w:val="0"/>
+        </w:rPr>
+        <w:t xml:space="preserve">Extension: Change spare to 5 while keeping both tray </w:t>
+      </w:r>
+      <w:r>
+        <w:rPr>
+          <w:b/>
+        </w:rPr>
+        <w:t>input</w:t>
+      </w:r>
+      <w:r>
+        <w:rPr>
+          <w:b w:val="0"/>
+        </w:rPr>
+        <w:t xml:space="preserve">s fixed. Require a </w:t>
+      </w:r>
+      <w:r>
+        <w:rPr>
+          <w:b/>
+        </w:rPr>
+        <w:t>prediction</w:t>
+      </w:r>
+      <w:r>
+        <w:rPr>
+          <w:b w:val="0"/>
+        </w:rPr>
+        <w:t xml:space="preserve"> and a reason before comparing. Expected result: The printed total becomes 29. Reason: 4*6 remains 24; adding five gives 29.</w:t>
+      </w:r>
+    </w:p>
+    <w:p>
+      <w:pPr>
+        <w:pStyle w:val="Heading3"/>
+      </w:pPr>
+      <w:r>
+        <w:t>Protect the independent attempt</w:t>
+      </w:r>
+    </w:p>
+    <w:p>
+      <w:pPr>
+        <w:spacing w:line="336" w:lineRule="auto" w:after="180"/>
+        <w:shd w:fill="FFF5E6"/>
+      </w:pPr>
+      <w:r>
+        <w:rPr>
+          <w:b w:val="0"/>
+        </w:rPr>
         <w:t>Independent assessment: withhold the reserved answer until the learner has attempted the new case. Record support separately from correctness.</w:t>
       </w:r>
     </w:p>
@@ -2555,46 +4604,968 @@
       </w:tr>
     </w:tbl>
     <w:p>
-      <w:r>
-        <w:t>Project checkpoint: Python readiness portfolio. Keep runnable code, predictions, actual outputs, one repaired error and an explanation of a function on changed inputs.</w:t>
+      <w:pPr>
+        <w:pStyle w:val="Heading3"/>
+      </w:pPr>
+      <w:r>
+        <w:t>Project checkpoint</w:t>
       </w:r>
     </w:p>
     <w:p>
-      <w:r>
-        <w:t>Use the weekly teacher answer for topic-specific reasoning. A saved progress tick is an activity record; judge mastery from the learner’s explanation and evidence.</w:t>
+      <w:pPr>
+        <w:spacing w:line="336" w:lineRule="auto" w:after="180"/>
+        <w:shd w:fill="EDF7F3"/>
+      </w:pPr>
+      <w:r>
+        <w:rPr>
+          <w:b w:val="0"/>
+        </w:rPr>
+        <w:t xml:space="preserve">Project checkpoint: Python readiness portfolio. Keep runnable code, </w:t>
+      </w:r>
+      <w:r>
+        <w:rPr>
+          <w:b/>
+        </w:rPr>
+        <w:t>prediction</w:t>
+      </w:r>
+      <w:r>
+        <w:rPr>
+          <w:b w:val="0"/>
+        </w:rPr>
+        <w:t xml:space="preserve">s, actual </w:t>
+      </w:r>
+      <w:r>
+        <w:rPr>
+          <w:b/>
+        </w:rPr>
+        <w:t>output</w:t>
+      </w:r>
+      <w:r>
+        <w:rPr>
+          <w:b w:val="0"/>
+        </w:rPr>
+        <w:t xml:space="preserve">s, one repaired error and an explanation of a function on changed </w:t>
+      </w:r>
+      <w:r>
+        <w:rPr>
+          <w:b/>
+        </w:rPr>
+        <w:t>input</w:t>
+      </w:r>
+      <w:r>
+        <w:rPr>
+          <w:b w:val="0"/>
+        </w:rPr>
+        <w:t>s.</w:t>
       </w:r>
     </w:p>
     <w:p>
       <w:pPr>
-        <w:pStyle w:val="Heading1"/>
-      </w:pPr>
-      <w:r>
-        <w:t>08. Use feedback, labs and repair paths</w:t>
+        <w:spacing w:line="336" w:lineRule="auto" w:after="180"/>
+      </w:pPr>
+      <w:r>
+        <w:rPr>
+          <w:b w:val="0"/>
+        </w:rPr>
+        <w:t xml:space="preserve">Use the weekly teacher answer for topic-specific reasoning. A saved progress tick is an activity record; judge mastery from the learner’s explanation and </w:t>
+      </w:r>
+      <w:r>
+        <w:rPr>
+          <w:b/>
+        </w:rPr>
+        <w:t>evidence</w:t>
+      </w:r>
+      <w:r>
+        <w:rPr>
+          <w:b w:val="0"/>
+        </w:rPr>
+        <w:t>.</w:t>
       </w:r>
     </w:p>
     <w:p>
-      <w:r>
-        <w:t>Use the two formative questions as supported practice, not as independent mastery scores. Discuss the deciding evidence rather than accepting a guessed selection.</w:t>
+      <w:pPr>
+        <w:pStyle w:val="Heading1"/>
+      </w:pPr>
+      <w:r>
+        <w:t>08. Use feedback, labs and repair paths</w:t>
       </w:r>
     </w:p>
     <w:p>
       <w:r>
-        <w:t>The feedback comes from the reviewed public worked case. Do not reveal the separately reserved independent teacher answer until the learner has attempted that case.</w:t>
+        <w:t>Use feedback, earlier review and portfolios purposefully. Apply the coding routine only when this lesson has an executable lab.</w:t>
       </w:r>
     </w:p>
     <w:p>
-      <w:r>
-        <w:t>Ask students to predict before running code. Preserve errors and actual outputs; collect a changed test and an explanation. The branch-boundary and indexing lessons deliberately include failure cases.</w:t>
+      <w:pPr>
+        <w:spacing w:line="336" w:lineRule="auto" w:after="180"/>
+      </w:pPr>
+      <w:r>
+        <w:rPr>
+          <w:b w:val="0"/>
+        </w:rPr>
+        <w:t xml:space="preserve">Use the two formative questions as supported practice, not as independent mastery scores. Discuss the deciding </w:t>
+      </w:r>
+      <w:r>
+        <w:rPr>
+          <w:b/>
+        </w:rPr>
+        <w:t>evidence</w:t>
+      </w:r>
+      <w:r>
+        <w:rPr>
+          <w:b w:val="0"/>
+        </w:rPr>
+        <w:t xml:space="preserve"> rather than accepting a guessed selection.</w:t>
       </w:r>
     </w:p>
     <w:p>
-      <w:r>
-        <w:t>Use the earlier worked-explanation links to address a specific missing building block, then return to the current question. Adapt this suggestion after observing the learner; it is not an automatic diagnosis.</w:t>
+      <w:pPr>
+        <w:spacing w:line="336" w:lineRule="auto" w:after="180"/>
+      </w:pPr>
+      <w:r>
+        <w:rPr>
+          <w:b w:val="0"/>
+        </w:rPr>
+        <w:t>The feedback comes from the reviewed public worked case. Do not reveal the separately reserved independent teacher answer until the learner has attempted that case.</w:t>
       </w:r>
     </w:p>
     <w:p>
-      <w:r>
-        <w:t>Collect the completed-work portfolio as evidence. Record support separately from correctness, and assess explanation, trace/test and limitations. Progress ticks and quiz selections alone do not establish mastery.</w:t>
+      <w:pPr>
+        <w:spacing w:line="336" w:lineRule="auto" w:after="180"/>
+      </w:pPr>
+      <w:r>
+        <w:rPr>
+          <w:b w:val="0"/>
+        </w:rPr>
+        <w:t xml:space="preserve">Ask students to predict before running code. Preserve errors and actual </w:t>
+      </w:r>
+      <w:r>
+        <w:rPr>
+          <w:b/>
+        </w:rPr>
+        <w:t>output</w:t>
+      </w:r>
+      <w:r>
+        <w:rPr>
+          <w:b w:val="0"/>
+        </w:rPr>
+        <w:t>s; collect a changed test and an explanation. The branch-boundary and indexing lessons deliberately include failure cases.</w:t>
+      </w:r>
+    </w:p>
+    <w:p>
+      <w:pPr>
+        <w:spacing w:line="336" w:lineRule="auto" w:after="180"/>
+      </w:pPr>
+      <w:r>
+        <w:rPr>
+          <w:b w:val="0"/>
+        </w:rPr>
+        <w:t>Use the earlier worked-explanation links to address a specific missing building block, then return to the current question. Adapt this suggestion after observing the learner; it is not an automatic diagnosis.</w:t>
+      </w:r>
+    </w:p>
+    <w:p>
+      <w:pPr>
+        <w:spacing w:line="336" w:lineRule="auto" w:after="180"/>
+      </w:pPr>
+      <w:r>
+        <w:rPr>
+          <w:b w:val="0"/>
+        </w:rPr>
+        <w:t xml:space="preserve">Collect the completed-work portfolio as </w:t>
+      </w:r>
+      <w:r>
+        <w:rPr>
+          <w:b/>
+        </w:rPr>
+        <w:t>evidence</w:t>
+      </w:r>
+      <w:r>
+        <w:rPr>
+          <w:b w:val="0"/>
+        </w:rPr>
+        <w:t>. Record support separately from correctness, and assess explanation, trace/test and limitations. Progress ticks and quiz selections alone do not establish mastery.</w:t>
+      </w:r>
+    </w:p>
+    <w:p>
+      <w:pPr>
+        <w:pStyle w:val="Heading1"/>
+      </w:pPr>
+      <w:r>
+        <w:t>09. Visual concept journey</w:t>
+      </w:r>
+    </w:p>
+    <w:p>
+      <w:r>
+        <w:t>Show one From a paper algorithm to Python graphic at a time, request a prediction and discuss its trace before the independent assessment.</w:t>
+      </w:r>
+    </w:p>
+    <w:p>
+      <w:pPr>
+        <w:spacing w:line="336" w:lineRule="auto" w:after="180"/>
+      </w:pPr>
+      <w:r>
+        <w:rPr>
+          <w:b w:val="0"/>
+        </w:rPr>
+        <w:t xml:space="preserve">Use one picture at a time. Hide a worked result before asking for a </w:t>
+      </w:r>
+      <w:r>
+        <w:rPr>
+          <w:b/>
+        </w:rPr>
+        <w:t>prediction</w:t>
+      </w:r>
+      <w:r>
+        <w:rPr>
+          <w:b w:val="0"/>
+        </w:rPr>
+        <w:t>, then reveal it for feedback. These are supported teaching cases; retain the separate independent assessment for a fresh first attempt.</w:t>
+      </w:r>
+    </w:p>
+    <w:p>
+      <w:pPr>
+        <w:pStyle w:val="Heading3"/>
+      </w:pPr>
+      <w:r>
+        <w:t>01. From a paper algorithm to Python: the case</w:t>
+      </w:r>
+    </w:p>
+    <w:p>
+      <w:r>
+        <w:drawing>
+          <wp:inline xmlns:a="http://schemas.openxmlformats.org/drawingml/2006/main" xmlns:pic="http://schemas.openxmlformats.org/drawingml/2006/picture">
+            <wp:extent cx="5486400" cy="2834640"/>
+            <wp:docPr id="2" name="Picture 2" descr="Convert a seed-count algorithm. The paper plan counts seeds in identical trays, then adds a labelled spare tray. Supplied facts: Python 3: trays=4; per_tray=6; spare=2; total=trays*per_tray+spare; print(total). All quantities count seeds."/>
+            <wp:cNvGraphicFramePr>
+              <a:graphicFrameLocks noChangeAspect="1"/>
+            </wp:cNvGraphicFramePr>
+            <a:graphic>
+              <a:graphicData uri="http://schemas.openxmlformats.org/drawingml/2006/picture">
+                <pic:pic>
+                  <pic:nvPicPr>
+                    <pic:cNvPr id="0" name="academy-story-python-bridge-1-01.png"/>
+                    <pic:cNvPicPr/>
+                  </pic:nvPicPr>
+                  <pic:blipFill>
+                    <a:blip r:embed="rId10"/>
+                    <a:stretch>
+                      <a:fillRect/>
+                    </a:stretch>
+                  </pic:blipFill>
+                  <pic:spPr>
+                    <a:xfrm>
+                      <a:off x="0" y="0"/>
+                      <a:ext cx="5486400" cy="2834640"/>
+                    </a:xfrm>
+                    <a:prstGeom prst="rect"/>
+                  </pic:spPr>
+                </pic:pic>
+              </a:graphicData>
+            </a:graphic>
+          </wp:inline>
+        </w:drawing>
+      </w:r>
+    </w:p>
+    <w:p>
+      <w:pPr>
+        <w:spacing w:line="336" w:lineRule="auto" w:after="180"/>
+      </w:pPr>
+      <w:r>
+        <w:rPr>
+          <w:b w:val="0"/>
+        </w:rPr>
+        <w:t xml:space="preserve">Convert a seed-count </w:t>
+      </w:r>
+      <w:r>
+        <w:rPr>
+          <w:b/>
+        </w:rPr>
+        <w:t>algorithm</w:t>
+      </w:r>
+      <w:r>
+        <w:rPr>
+          <w:b w:val="0"/>
+        </w:rPr>
+        <w:t>. The paper plan counts seeds in identical trays, then adds a labelled spare tray. Supplied facts: Python 3: trays=4; per_tray=6; spare=2; total=trays*per_tray+spare; print(total).</w:t>
+      </w:r>
+    </w:p>
+    <w:p>
+      <w:pPr>
+        <w:spacing w:line="336" w:lineRule="auto" w:after="180"/>
+      </w:pPr>
+      <w:r>
+        <w:rPr>
+          <w:b w:val="0"/>
+        </w:rPr>
+        <w:t>All quantities count seeds.</w:t>
+      </w:r>
+    </w:p>
+    <w:p>
+      <w:pPr>
+        <w:spacing w:line="336" w:lineRule="auto" w:after="180"/>
+        <w:shd w:fill="F5F1FB"/>
+      </w:pPr>
+      <w:r>
+        <w:rPr>
+          <w:b w:val="0"/>
+        </w:rPr>
+        <w:t>Point to the given fact that matters most. Explain why it matters.</w:t>
+      </w:r>
+    </w:p>
+    <w:p>
+      <w:pPr>
+        <w:pStyle w:val="Heading3"/>
+      </w:pPr>
+      <w:r>
+        <w:t>Discuss while showing the picture</w:t>
+      </w:r>
+    </w:p>
+    <w:p>
+      <w:pPr>
+        <w:spacing w:line="336" w:lineRule="auto" w:after="180"/>
+        <w:shd w:fill="F1F6F8"/>
+      </w:pPr>
+      <w:r>
+        <w:rPr>
+          <w:b w:val="0"/>
+        </w:rPr>
+        <w:t>Teacher prompt: Point to the given fact that matters most. Explain why it matters. Ask learners to describe one label or arrow in ordinary words. Use the adjacent transcript if the image is difficult to see.</w:t>
+      </w:r>
+    </w:p>
+    <w:p>
+      <w:pPr>
+        <w:pStyle w:val="Heading3"/>
+      </w:pPr>
+      <w:r>
+        <w:t>02. Follow the deciding steps</w:t>
+      </w:r>
+    </w:p>
+    <w:p>
+      <w:r>
+        <w:drawing>
+          <wp:inline xmlns:a="http://schemas.openxmlformats.org/drawingml/2006/main" xmlns:pic="http://schemas.openxmlformats.org/drawingml/2006/picture">
+            <wp:extent cx="5486400" cy="3182112"/>
+            <wp:docPr id="3" name="Picture 3" descr="Name the inputs: Four trays hold six seeds each; two extra seeds are separate. → Translate the plan: Multiply tray count by seeds per tray, then add the spare count. → Trace the assignment: 4*6+2 is 26; total stores 26 and print displays it."/>
+            <wp:cNvGraphicFramePr>
+              <a:graphicFrameLocks noChangeAspect="1"/>
+            </wp:cNvGraphicFramePr>
+            <a:graphic>
+              <a:graphicData uri="http://schemas.openxmlformats.org/drawingml/2006/picture">
+                <pic:pic>
+                  <pic:nvPicPr>
+                    <pic:cNvPr id="0" name="academy-story-python-bridge-1-02.png"/>
+                    <pic:cNvPicPr/>
+                  </pic:nvPicPr>
+                  <pic:blipFill>
+                    <a:blip r:embed="rId11"/>
+                    <a:stretch>
+                      <a:fillRect/>
+                    </a:stretch>
+                  </pic:blipFill>
+                  <pic:spPr>
+                    <a:xfrm>
+                      <a:off x="0" y="0"/>
+                      <a:ext cx="5486400" cy="3182112"/>
+                    </a:xfrm>
+                    <a:prstGeom prst="rect"/>
+                  </pic:spPr>
+                </pic:pic>
+              </a:graphicData>
+            </a:graphic>
+          </wp:inline>
+        </w:drawing>
+      </w:r>
+    </w:p>
+    <w:p>
+      <w:pPr>
+        <w:spacing w:line="336" w:lineRule="auto" w:after="180"/>
+      </w:pPr>
+      <w:r>
+        <w:rPr>
+          <w:b w:val="0"/>
+        </w:rPr>
+        <w:t xml:space="preserve">Name the </w:t>
+      </w:r>
+      <w:r>
+        <w:rPr>
+          <w:b/>
+        </w:rPr>
+        <w:t>input</w:t>
+      </w:r>
+      <w:r>
+        <w:rPr>
+          <w:b w:val="0"/>
+        </w:rPr>
+        <w:t xml:space="preserve">s: Four trays hold six seeds each; two extra seeds are separate. → Translate the plan: Multiply tray count by seeds per tray, then add the spare count. → Trace the </w:t>
+      </w:r>
+      <w:r>
+        <w:rPr>
+          <w:b/>
+        </w:rPr>
+        <w:t>assignment</w:t>
+      </w:r>
+      <w:r>
+        <w:rPr>
+          <w:b w:val="0"/>
+        </w:rPr>
+        <w:t>: 4*6+2 is 26; total stores 26 and print displays it.</w:t>
+      </w:r>
+    </w:p>
+    <w:p>
+      <w:pPr>
+        <w:spacing w:line="336" w:lineRule="auto" w:after="180"/>
+        <w:shd w:fill="F5F1FB"/>
+      </w:pPr>
+      <w:r>
+        <w:rPr>
+          <w:b w:val="0"/>
+        </w:rPr>
+        <w:t xml:space="preserve">Point to each numbered stage and explain which recorded </w:t>
+      </w:r>
+      <w:r>
+        <w:rPr>
+          <w:b/>
+        </w:rPr>
+        <w:t>input</w:t>
+      </w:r>
+      <w:r>
+        <w:rPr>
+          <w:b w:val="0"/>
+        </w:rPr>
+        <w:t xml:space="preserve"> it uses.</w:t>
+      </w:r>
+    </w:p>
+    <w:p>
+      <w:pPr>
+        <w:pStyle w:val="Heading3"/>
+      </w:pPr>
+      <w:r>
+        <w:t>Discuss while showing the picture</w:t>
+      </w:r>
+    </w:p>
+    <w:p>
+      <w:pPr>
+        <w:spacing w:line="336" w:lineRule="auto" w:after="180"/>
+        <w:shd w:fill="F1F6F8"/>
+      </w:pPr>
+      <w:r>
+        <w:rPr>
+          <w:b w:val="0"/>
+        </w:rPr>
+        <w:t xml:space="preserve">Teacher prompt: Point to each numbered stage and explain which recorded </w:t>
+      </w:r>
+      <w:r>
+        <w:rPr>
+          <w:b/>
+        </w:rPr>
+        <w:t>input</w:t>
+      </w:r>
+      <w:r>
+        <w:rPr>
+          <w:b w:val="0"/>
+        </w:rPr>
+        <w:t xml:space="preserve"> it uses. Ask learners to describe one label or arrow in ordinary words. Use the adjacent transcript if the image is difficult to see.</w:t>
+      </w:r>
+    </w:p>
+    <w:p>
+      <w:pPr>
+        <w:pStyle w:val="Heading3"/>
+      </w:pPr>
+      <w:r>
+        <w:t>03. A calculation from paper to output</w:t>
+      </w:r>
+    </w:p>
+    <w:p>
+      <w:r>
+        <w:drawing>
+          <wp:inline xmlns:a="http://schemas.openxmlformats.org/drawingml/2006/main" xmlns:pic="http://schemas.openxmlformats.org/drawingml/2006/picture">
+            <wp:extent cx="5486400" cy="2834640"/>
+            <wp:docPr id="4" name="Picture 4" descr="A calculation from paper to output. Record pack count | packs = 4 | Name holds 4. Multiply two quantities | total = packs * per_pack | Name holds product. Show the answer | print(total) | Displays the value"/>
+            <wp:cNvGraphicFramePr>
+              <a:graphicFrameLocks noChangeAspect="1"/>
+            </wp:cNvGraphicFramePr>
+            <a:graphic>
+              <a:graphicData uri="http://schemas.openxmlformats.org/drawingml/2006/picture">
+                <pic:pic>
+                  <pic:nvPicPr>
+                    <pic:cNvPr id="0" name="academy-story-python-bridge-1-03.png"/>
+                    <pic:cNvPicPr/>
+                  </pic:nvPicPr>
+                  <pic:blipFill>
+                    <a:blip r:embed="rId12"/>
+                    <a:stretch>
+                      <a:fillRect/>
+                    </a:stretch>
+                  </pic:blipFill>
+                  <pic:spPr>
+                    <a:xfrm>
+                      <a:off x="0" y="0"/>
+                      <a:ext cx="5486400" cy="2834640"/>
+                    </a:xfrm>
+                    <a:prstGeom prst="rect"/>
+                  </pic:spPr>
+                </pic:pic>
+              </a:graphicData>
+            </a:graphic>
+          </wp:inline>
+        </w:drawing>
+      </w:r>
+    </w:p>
+    <w:p>
+      <w:pPr>
+        <w:spacing w:line="336" w:lineRule="auto" w:after="180"/>
+      </w:pPr>
+      <w:r>
+        <w:rPr>
+          <w:b w:val="0"/>
+        </w:rPr>
+        <w:t xml:space="preserve">A calculation from paper to </w:t>
+      </w:r>
+      <w:r>
+        <w:rPr>
+          <w:b/>
+        </w:rPr>
+        <w:t>output</w:t>
+      </w:r>
+      <w:r>
+        <w:rPr>
+          <w:b w:val="0"/>
+        </w:rPr>
+        <w:t>. Record pack count | packs = 4 | Name holds 4. Multiply two quantities | total = packs * per_pack | Name holds product. Show the answer | print(total) | Displays the value</w:t>
+      </w:r>
+    </w:p>
+    <w:p>
+      <w:pPr>
+        <w:spacing w:line="336" w:lineRule="auto" w:after="180"/>
+        <w:shd w:fill="F5F1FB"/>
+      </w:pPr>
+      <w:r>
+        <w:rPr>
+          <w:b w:val="0"/>
+        </w:rPr>
+        <w:t>Read the labels and values. Explain the relationship the model shows.</w:t>
+      </w:r>
+    </w:p>
+    <w:p>
+      <w:pPr>
+        <w:pStyle w:val="Heading3"/>
+      </w:pPr>
+      <w:r>
+        <w:t>Discuss while showing the picture</w:t>
+      </w:r>
+    </w:p>
+    <w:p>
+      <w:pPr>
+        <w:spacing w:line="336" w:lineRule="auto" w:after="180"/>
+        <w:shd w:fill="F1F6F8"/>
+      </w:pPr>
+      <w:r>
+        <w:rPr>
+          <w:b w:val="0"/>
+        </w:rPr>
+        <w:t>Teacher prompt: Read the labels and values. Explain the relationship the model shows. Ask learners to describe one label or arrow in ordinary words. Use the adjacent transcript if the image is difficult to see.</w:t>
+      </w:r>
+    </w:p>
+    <w:p>
+      <w:pPr>
+        <w:pStyle w:val="Heading3"/>
+      </w:pPr>
+      <w:r>
+        <w:t>04. Change one thing. Trace what follows.</w:t>
+      </w:r>
+    </w:p>
+    <w:p>
+      <w:r>
+        <w:drawing>
+          <wp:inline xmlns:a="http://schemas.openxmlformats.org/drawingml/2006/main" xmlns:pic="http://schemas.openxmlformats.org/drawingml/2006/picture">
+            <wp:extent cx="5486400" cy="3026664"/>
+            <wp:docPr id="5" name="Picture 5" descr="Original case: 4*6+2 is 26; total stores 26 and print displays it. Changed condition: Change spare to 5 while keeping both tray inputs fixed. Expected result: The printed total becomes 29. Reason: 4*6 remains 24; adding five gives 29."/>
+            <wp:cNvGraphicFramePr>
+              <a:graphicFrameLocks noChangeAspect="1"/>
+            </wp:cNvGraphicFramePr>
+            <a:graphic>
+              <a:graphicData uri="http://schemas.openxmlformats.org/drawingml/2006/picture">
+                <pic:pic>
+                  <pic:nvPicPr>
+                    <pic:cNvPr id="0" name="academy-story-python-bridge-1-04.png"/>
+                    <pic:cNvPicPr/>
+                  </pic:nvPicPr>
+                  <pic:blipFill>
+                    <a:blip r:embed="rId13"/>
+                    <a:stretch>
+                      <a:fillRect/>
+                    </a:stretch>
+                  </pic:blipFill>
+                  <pic:spPr>
+                    <a:xfrm>
+                      <a:off x="0" y="0"/>
+                      <a:ext cx="5486400" cy="3026664"/>
+                    </a:xfrm>
+                    <a:prstGeom prst="rect"/>
+                  </pic:spPr>
+                </pic:pic>
+              </a:graphicData>
+            </a:graphic>
+          </wp:inline>
+        </w:drawing>
+      </w:r>
+    </w:p>
+    <w:p>
+      <w:pPr>
+        <w:spacing w:line="336" w:lineRule="auto" w:after="180"/>
+      </w:pPr>
+      <w:r>
+        <w:rPr>
+          <w:b w:val="0"/>
+        </w:rPr>
+        <w:t xml:space="preserve">Original case: 4*6+2 is 26; total stores 26 and print displays it. Changed condition: Change spare to 5 while keeping both tray </w:t>
+      </w:r>
+      <w:r>
+        <w:rPr>
+          <w:b/>
+        </w:rPr>
+        <w:t>input</w:t>
+      </w:r>
+      <w:r>
+        <w:rPr>
+          <w:b w:val="0"/>
+        </w:rPr>
+        <w:t>s fixed. Expected result: The printed total becomes 29.</w:t>
+      </w:r>
+    </w:p>
+    <w:p>
+      <w:pPr>
+        <w:spacing w:line="336" w:lineRule="auto" w:after="180"/>
+      </w:pPr>
+      <w:r>
+        <w:rPr>
+          <w:b w:val="0"/>
+        </w:rPr>
+        <w:t>Reason: 4*6 remains 24; adding five gives 29.</w:t>
+      </w:r>
+    </w:p>
+    <w:p>
+      <w:pPr>
+        <w:spacing w:line="336" w:lineRule="auto" w:after="180"/>
+        <w:shd w:fill="F5F1FB"/>
+      </w:pPr>
+      <w:r>
+        <w:rPr>
+          <w:b w:val="0"/>
+        </w:rPr>
+        <w:t>Predict before checking the worked changed-case result. Name what changed and what the supplied facts allow you to conclude.</w:t>
+      </w:r>
+    </w:p>
+    <w:p>
+      <w:pPr>
+        <w:pStyle w:val="Heading3"/>
+      </w:pPr>
+      <w:r>
+        <w:t>Discuss while showing the picture</w:t>
+      </w:r>
+    </w:p>
+    <w:p>
+      <w:pPr>
+        <w:spacing w:line="336" w:lineRule="auto" w:after="180"/>
+        <w:shd w:fill="F1F6F8"/>
+      </w:pPr>
+      <w:r>
+        <w:rPr>
+          <w:b w:val="0"/>
+        </w:rPr>
+        <w:t>Teacher prompt: Predict before checking the worked changed-case result. Name what changed and what the supplied facts allow you to conclude. Ask learners to describe one label or arrow in ordinary words.</w:t>
+      </w:r>
+    </w:p>
+    <w:p>
+      <w:pPr>
+        <w:spacing w:line="336" w:lineRule="auto" w:after="180"/>
+        <w:shd w:fill="F1F6F8"/>
+      </w:pPr>
+      <w:r>
+        <w:rPr>
+          <w:b w:val="0"/>
+        </w:rPr>
+        <w:t>Use the adjacent transcript if the image is difficult to see. Changed-case reasoning: 4*6 remains 24; adding five gives 29.</w:t>
+      </w:r>
+    </w:p>
+    <w:p>
+      <w:pPr>
+        <w:pStyle w:val="Heading3"/>
+      </w:pPr>
+      <w:r>
+        <w:t>05. Connect the explanation to its limit</w:t>
+      </w:r>
+    </w:p>
+    <w:p>
+      <w:r>
+        <w:drawing>
+          <wp:inline xmlns:a="http://schemas.openxmlformats.org/drawingml/2006/main" xmlns:pic="http://schemas.openxmlformats.org/drawingml/2006/picture">
+            <wp:extent cx="5486400" cy="2834640"/>
+            <wp:docPr id="6" name="Picture 6" descr="Python follows the arithmetic instructions. This translation automates a declared counting rule; it does not train a model from examples. Limit: The calculation assumes identical tray sizes and measured counts; it cannot detect a miscounted tray."/>
+            <wp:cNvGraphicFramePr>
+              <a:graphicFrameLocks noChangeAspect="1"/>
+            </wp:cNvGraphicFramePr>
+            <a:graphic>
+              <a:graphicData uri="http://schemas.openxmlformats.org/drawingml/2006/picture">
+                <pic:pic>
+                  <pic:nvPicPr>
+                    <pic:cNvPr id="0" name="academy-story-python-bridge-1-05.png"/>
+                    <pic:cNvPicPr/>
+                  </pic:nvPicPr>
+                  <pic:blipFill>
+                    <a:blip r:embed="rId14"/>
+                    <a:stretch>
+                      <a:fillRect/>
+                    </a:stretch>
+                  </pic:blipFill>
+                  <pic:spPr>
+                    <a:xfrm>
+                      <a:off x="0" y="0"/>
+                      <a:ext cx="5486400" cy="2834640"/>
+                    </a:xfrm>
+                    <a:prstGeom prst="rect"/>
+                  </pic:spPr>
+                </pic:pic>
+              </a:graphicData>
+            </a:graphic>
+          </wp:inline>
+        </w:drawing>
+      </w:r>
+    </w:p>
+    <w:p>
+      <w:pPr>
+        <w:spacing w:line="336" w:lineRule="auto" w:after="180"/>
+      </w:pPr>
+      <w:r>
+        <w:rPr>
+          <w:b w:val="0"/>
+        </w:rPr>
+        <w:t>Python follows the arithmetic instructions. This translation automates a declared counting rule; it does not train a model from examples.</w:t>
+      </w:r>
+    </w:p>
+    <w:p>
+      <w:pPr>
+        <w:spacing w:line="336" w:lineRule="auto" w:after="180"/>
+      </w:pPr>
+      <w:r>
+        <w:rPr>
+          <w:b w:val="0"/>
+        </w:rPr>
+        <w:t>Limit: The calculation assumes identical tray sizes and measured counts; it cannot detect a miscounted tray.</w:t>
+      </w:r>
+    </w:p>
+    <w:p>
+      <w:pPr>
+        <w:spacing w:line="336" w:lineRule="auto" w:after="180"/>
+        <w:shd w:fill="F5F1FB"/>
+      </w:pPr>
+      <w:r>
+        <w:rPr>
+          <w:b w:val="0"/>
+        </w:rPr>
+        <w:t>Explain the case, then point to a limit on the claim.</w:t>
+      </w:r>
+    </w:p>
+    <w:p>
+      <w:pPr>
+        <w:pStyle w:val="Heading3"/>
+      </w:pPr>
+      <w:r>
+        <w:t>Discuss while showing the picture</w:t>
+      </w:r>
+    </w:p>
+    <w:p>
+      <w:pPr>
+        <w:spacing w:line="336" w:lineRule="auto" w:after="180"/>
+        <w:shd w:fill="F1F6F8"/>
+      </w:pPr>
+      <w:r>
+        <w:rPr>
+          <w:b w:val="0"/>
+        </w:rPr>
+        <w:t>Teacher prompt: Explain the case, then point to a limit on the claim. Ask learners to describe one label or arrow in ordinary words. Use the adjacent transcript if the image is difficult to see.</w:t>
+      </w:r>
+    </w:p>
+    <w:p>
+      <w:pPr>
+        <w:spacing w:line="336" w:lineRule="auto" w:after="180"/>
+        <w:shd w:fill="F1F6F8"/>
+      </w:pPr>
+      <w:r>
+        <w:rPr>
+          <w:b w:val="0"/>
+        </w:rPr>
+        <w:t>Keep the stated scope: The calculation assumes identical tray sizes and measured counts; it cannot detect a miscounted tray.</w:t>
+      </w:r>
+    </w:p>
+    <w:p>
+      <w:pPr>
+        <w:pStyle w:val="Heading3"/>
+      </w:pPr>
+      <w:r>
+        <w:t>06. Make the idea visible in your project</w:t>
+      </w:r>
+    </w:p>
+    <w:p>
+      <w:r>
+        <w:drawing>
+          <wp:inline xmlns:a="http://schemas.openxmlformats.org/drawingml/2006/main" xmlns:pic="http://schemas.openxmlformats.org/drawingml/2006/picture">
+            <wp:extent cx="5486400" cy="3681984"/>
+            <wp:docPr id="7" name="Picture 7" descr="For Python readiness before the Responsible Plant Classifier, retain a trace of the values, the predicted outputs and the changed-case explanation. Use actual Python 3 results to check the prediction after reasoning first. Draw your input, deciding step, result and limit. Supported question: Match each paper quantity to its Python name. Why does the spare count get added once, and what prints when spare is five?"/>
+            <wp:cNvGraphicFramePr>
+              <a:graphicFrameLocks noChangeAspect="1"/>
+            </wp:cNvGraphicFramePr>
+            <a:graphic>
+              <a:graphicData uri="http://schemas.openxmlformats.org/drawingml/2006/picture">
+                <pic:pic>
+                  <pic:nvPicPr>
+                    <pic:cNvPr id="0" name="academy-story-python-bridge-1-06.png"/>
+                    <pic:cNvPicPr/>
+                  </pic:nvPicPr>
+                  <pic:blipFill>
+                    <a:blip r:embed="rId15"/>
+                    <a:stretch>
+                      <a:fillRect/>
+                    </a:stretch>
+                  </pic:blipFill>
+                  <pic:spPr>
+                    <a:xfrm>
+                      <a:off x="0" y="0"/>
+                      <a:ext cx="5486400" cy="3681984"/>
+                    </a:xfrm>
+                    <a:prstGeom prst="rect"/>
+                  </pic:spPr>
+                </pic:pic>
+              </a:graphicData>
+            </a:graphic>
+          </wp:inline>
+        </w:drawing>
+      </w:r>
+    </w:p>
+    <w:p>
+      <w:pPr>
+        <w:spacing w:line="336" w:lineRule="auto" w:after="180"/>
+      </w:pPr>
+      <w:r>
+        <w:rPr>
+          <w:b w:val="0"/>
+        </w:rPr>
+        <w:t xml:space="preserve">For Python readiness before the Responsible Plant Classifier, retain a trace of the values, the predicted </w:t>
+      </w:r>
+      <w:r>
+        <w:rPr>
+          <w:b/>
+        </w:rPr>
+        <w:t>output</w:t>
+      </w:r>
+      <w:r>
+        <w:rPr>
+          <w:b w:val="0"/>
+        </w:rPr>
+        <w:t xml:space="preserve">s and the changed-case explanation. Use actual Python 3 results to check the </w:t>
+      </w:r>
+      <w:r>
+        <w:rPr>
+          <w:b/>
+        </w:rPr>
+        <w:t>prediction</w:t>
+      </w:r>
+      <w:r>
+        <w:rPr>
+          <w:b w:val="0"/>
+        </w:rPr>
+        <w:t xml:space="preserve"> after reasoning first.</w:t>
+      </w:r>
+    </w:p>
+    <w:p>
+      <w:pPr>
+        <w:spacing w:line="336" w:lineRule="auto" w:after="180"/>
+      </w:pPr>
+      <w:r>
+        <w:rPr>
+          <w:b w:val="0"/>
+        </w:rPr>
+        <w:t xml:space="preserve">Draw your </w:t>
+      </w:r>
+      <w:r>
+        <w:rPr>
+          <w:b/>
+        </w:rPr>
+        <w:t>input</w:t>
+      </w:r>
+      <w:r>
+        <w:rPr>
+          <w:b w:val="0"/>
+        </w:rPr>
+        <w:t>, deciding step, result and limit. Supported question: Match each paper quantity to its Python name. Why does the spare count get added once, and what prints when spare is five?</w:t>
+      </w:r>
+    </w:p>
+    <w:p>
+      <w:pPr>
+        <w:spacing w:line="336" w:lineRule="auto" w:after="180"/>
+        <w:shd w:fill="F5F1FB"/>
+      </w:pPr>
+      <w:r>
+        <w:rPr>
+          <w:b w:val="0"/>
+        </w:rPr>
+        <w:t xml:space="preserve">Draw your project trace and justify the deciding step using </w:t>
+      </w:r>
+      <w:r>
+        <w:rPr>
+          <w:b/>
+        </w:rPr>
+        <w:t>evidence</w:t>
+      </w:r>
+      <w:r>
+        <w:rPr>
+          <w:b w:val="0"/>
+        </w:rPr>
+        <w:t>.</w:t>
+      </w:r>
+    </w:p>
+    <w:p>
+      <w:pPr>
+        <w:pStyle w:val="Heading3"/>
+      </w:pPr>
+      <w:r>
+        <w:t>Discuss while showing the picture</w:t>
+      </w:r>
+    </w:p>
+    <w:p>
+      <w:pPr>
+        <w:spacing w:line="336" w:lineRule="auto" w:after="180"/>
+        <w:shd w:fill="F1F6F8"/>
+      </w:pPr>
+      <w:r>
+        <w:rPr>
+          <w:b w:val="0"/>
+        </w:rPr>
+        <w:t xml:space="preserve">Teacher prompt: Draw your project trace and justify the deciding step using </w:t>
+      </w:r>
+      <w:r>
+        <w:rPr>
+          <w:b/>
+        </w:rPr>
+        <w:t>evidence</w:t>
+      </w:r>
+      <w:r>
+        <w:rPr>
+          <w:b w:val="0"/>
+        </w:rPr>
+        <w:t>. Ask learners to describe one label or arrow in ordinary words. Use the adjacent transcript if the image is difficult to see.</w:t>
+      </w:r>
+    </w:p>
+    <w:p>
+      <w:pPr>
+        <w:spacing w:line="336" w:lineRule="auto" w:after="180"/>
+        <w:shd w:fill="F1F6F8"/>
+      </w:pPr>
+      <w:r>
+        <w:rPr>
+          <w:b w:val="0"/>
+        </w:rPr>
+        <w:t>Supported practice key: The names map trays→4, per_tray→6 and spare→2. The spare count is outside the identical trays, so total is 24+2=26. With spare=5, print displays 29.</w:t>
       </w:r>
     </w:p>
     <w:sectPr>

--- a/downloads/teacher/bridge-week-01.docx
+++ b/downloads/teacher/bridge-week-01.docx
@@ -189,7 +189,7 @@
           </w:tcPr>
           <w:p>
             <w:r>
-              <w:t>Sections 9 and 11–14. Give extra time to finish the full task set; use Section 15 when the week includes a coding lab.</w:t>
+              <w:t>Use “Run the investigation”, “Connect your project”, “Show what you know”, “Study a complete case” and “Try a new case independently”. Give extra time for the full task set. If this week has a coding lab, use its named section; section numbers can change when extra explanations are included.</w:t>
             </w:r>
           </w:p>
         </w:tc>
@@ -1851,6 +1851,26 @@
     <w:p>
       <w:r>
         <w:t>Demonstrate From a paper algorithm to Python, reduce support deliberately and check individual reasoning before discussing answers.</w:t>
+      </w:r>
+    </w:p>
+    <w:p>
+      <w:pPr>
+        <w:pStyle w:val="Heading3"/>
+      </w:pPr>
+      <w:r>
+        <w:t>Choose the pacing route</w:t>
+      </w:r>
+    </w:p>
+    <w:p>
+      <w:pPr>
+        <w:spacing w:line="336" w:lineRule="auto" w:after="180"/>
+        <w:shd w:fill="F1F6F8"/>
+      </w:pPr>
+      <w:r>
+        <w:rPr>
+          <w:b w:val="0"/>
+        </w:rPr>
+        <w:t>Compact alternative: this two-session sequence covers selected core tasks. Use the three-session weekly plan for the full lesson, independent transfer, feedback and project work; allow extra time for extensions.</w:t>
       </w:r>
     </w:p>
     <w:tbl>
@@ -4160,7 +4180,7 @@
           </w:tcPr>
           <w:p>
             <w:r>
-              <w:t>Sections 9 and 11–14. Give extra time to finish the full task set; use Section 15 when the week includes a coding lab.</w:t>
+              <w:t>Use “Run the investigation”, “Connect your project”, “Show what you know”, “Study a complete case” and “Try a new case independently”. Give extra time for the full task set. If this week has a coding lab, use its named section; section numbers can change when extra explanations are included.</w:t>
             </w:r>
           </w:p>
         </w:tc>

--- a/downloads/teacher/bridge-week-01.docx
+++ b/downloads/teacher/bridge-week-01.docx
@@ -25,20 +25,38 @@
         <w:pStyle w:val="Heading1"/>
       </w:pPr>
       <w:r>
-        <w:t>01. Prepare the purpose, prerequisites and materials</w:t>
+        <w:t>Teach code, prediction and execution as separate records.</w:t>
       </w:r>
     </w:p>
     <w:p>
       <w:r>
-        <w:t>Prepare From a paper algorithm to Python: check the target, prerequisites, resources and adaptable teaching schedule.</w:t>
+        <w:t>Model the exact statement order, preserve actual errors and use a fresh parallel case when prior exposure matters.</w:t>
       </w:r>
     </w:p>
     <w:p>
-      <w:pPr>
-        <w:pStyle w:val="Heading3"/>
-      </w:pPr>
-      <w:r>
-        <w:t>Teach the learning cycle</w:t>
+      <w:r>
+        <w:t>Ask which value exists before each line and which statement produces visible output.</w:t>
+      </w:r>
+    </w:p>
+    <w:p>
+      <w:pPr>
+        <w:pStyle w:val="Heading1"/>
+      </w:pPr>
+      <w:r>
+        <w:t>01. Prepare the connected bridge lesson</w:t>
+      </w:r>
+    </w:p>
+    <w:p>
+      <w:r>
+        <w:t>Check prior exposure and keep execution practice distinct from paper reasoning.</w:t>
+      </w:r>
+    </w:p>
+    <w:p>
+      <w:pPr>
+        <w:pStyle w:val="Heading2"/>
+      </w:pPr>
+      <w:r>
+        <w:t>Goal and main plan</w:t>
       </w:r>
     </w:p>
     <w:p>
@@ -242,16 +260,15 @@
     </w:p>
     <w:p>
       <w:pPr>
-        <w:pStyle w:val="Heading3"/>
-      </w:pPr>
-      <w:r>
-        <w:t>Retrieval answer guidance</w:t>
+        <w:pStyle w:val="Heading2"/>
+      </w:pPr>
+      <w:r>
+        <w:t>Retrieval and prerequisite guidance</w:t>
       </w:r>
     </w:p>
     <w:p>
       <w:pPr>
         <w:spacing w:line="336" w:lineRule="auto" w:after="180"/>
-        <w:shd w:fill="F5F1FB"/>
       </w:pPr>
       <w:r>
         <w:rPr>
@@ -319,10 +336,10 @@
     </w:p>
     <w:p>
       <w:pPr>
-        <w:pStyle w:val="Heading3"/>
-      </w:pPr>
-      <w:r>
-        <w:t>Outcomes</w:t>
+        <w:pStyle w:val="Heading2"/>
+      </w:pPr>
+      <w:r>
+        <w:t>Materials and readiness</w:t>
       </w:r>
     </w:p>
     <w:p>
@@ -333,7 +350,19 @@
         <w:rPr>
           <w:b w:val="0"/>
         </w:rPr>
-        <w:t>Translate a short paper calculation into a Python script</w:t>
+        <w:t xml:space="preserve">Teacher-prepared Python 3 editor with a new saved .py file and a visible </w:t>
+      </w:r>
+      <w:r>
+        <w:rPr>
+          <w:b/>
+        </w:rPr>
+        <w:t>output</w:t>
+      </w:r>
+      <w:r>
+        <w:rPr>
+          <w:b w:val="0"/>
+        </w:rPr>
+        <w:t xml:space="preserve"> area; test Run before class</w:t>
       </w:r>
     </w:p>
     <w:p>
@@ -344,7 +373,7 @@
         <w:rPr>
           <w:b w:val="0"/>
         </w:rPr>
-        <w:t>Predict and explain the order of executed statements</w:t>
+        <w:t>Paper counters or equal-group sketches and a blank expected/observed record</w:t>
       </w:r>
     </w:p>
     <w:p>
@@ -355,56 +384,26 @@
         <w:rPr>
           <w:b w:val="0"/>
         </w:rPr>
-        <w:t xml:space="preserve">Keep expected and observed </w:t>
-      </w:r>
-      <w:r>
-        <w:rPr>
-          <w:b/>
-        </w:rPr>
-        <w:t>output</w:t>
-      </w:r>
-      <w:r>
-        <w:rPr>
-          <w:b w:val="0"/>
-        </w:rPr>
-        <w:t xml:space="preserve"> separate when checking a </w:t>
-      </w:r>
-      <w:r>
-        <w:rPr>
-          <w:b/>
-        </w:rPr>
-        <w:t>program</w:t>
+        <w:t>The printed script and workbook; no logins or personal data required</w:t>
       </w:r>
     </w:p>
     <w:p>
       <w:pPr>
-        <w:pStyle w:val="Heading3"/>
-      </w:pPr>
-      <w:r>
-        <w:t>Preparation</w:t>
+        <w:spacing w:line="336" w:lineRule="auto" w:after="180"/>
+      </w:pPr>
+      <w:r>
+        <w:rPr>
+          <w:b w:val="0"/>
+        </w:rPr>
+        <w:t>Record four and six, multiply them to get 24, then display 24. The order must make the required values available before use.</w:t>
       </w:r>
     </w:p>
     <w:p>
       <w:pPr>
-        <w:spacing w:line="336" w:lineRule="auto" w:after="180"/>
-      </w:pPr>
-      <w:r>
-        <w:rPr>
-          <w:b w:val="0"/>
-        </w:rPr>
-        <w:t xml:space="preserve">Teacher-prepared Python 3 editor with a new saved .py file and a visible </w:t>
-      </w:r>
-      <w:r>
-        <w:rPr>
-          <w:b/>
-        </w:rPr>
-        <w:t>output</w:t>
-      </w:r>
-      <w:r>
-        <w:rPr>
-          <w:b w:val="0"/>
-        </w:rPr>
-        <w:t xml:space="preserve"> area; test Run before class</w:t>
+        <w:pStyle w:val="Heading2"/>
+      </w:pPr>
+      <w:r>
+        <w:t>End goal</w:t>
       </w:r>
     </w:p>
     <w:p>
@@ -415,18 +414,39 @@
         <w:rPr>
           <w:b w:val="0"/>
         </w:rPr>
-        <w:t>Paper counters or equal-group sketches and a blank expected/observed record</w:t>
+        <w:t xml:space="preserve">Trace from a paper </w:t>
+      </w:r>
+      <w:r>
+        <w:rPr>
+          <w:b/>
+        </w:rPr>
+        <w:t>algorithm</w:t>
+      </w:r>
+      <w:r>
+        <w:rPr>
+          <w:b w:val="0"/>
+        </w:rPr>
+        <w:t xml:space="preserve"> to python and explain the changed </w:t>
+      </w:r>
+      <w:r>
+        <w:rPr>
+          <w:b/>
+        </w:rPr>
+        <w:t>program</w:t>
+      </w:r>
+      <w:r>
+        <w:rPr>
+          <w:b w:val="0"/>
+        </w:rPr>
+        <w:t xml:space="preserve"> before running it.</w:t>
       </w:r>
     </w:p>
     <w:p>
       <w:pPr>
-        <w:spacing w:line="336" w:lineRule="auto" w:after="180"/>
-      </w:pPr>
-      <w:r>
-        <w:rPr>
-          <w:b w:val="0"/>
-        </w:rPr>
-        <w:t>The printed script and workbook; no logins or personal data required</w:t>
+        <w:pStyle w:val="Heading2"/>
+      </w:pPr>
+      <w:r>
+        <w:t>Earlier wording, alternatives and picture transcripts · reference / check after trying</w:t>
       </w:r>
     </w:p>
     <w:p>
@@ -434,18 +454,15 @@
         <w:pStyle w:val="Heading3"/>
       </w:pPr>
       <w:r>
-        <w:t>Prerequisite answer</w:t>
+        <w:t>Teach the learning cycle</w:t>
       </w:r>
     </w:p>
     <w:p>
       <w:pPr>
-        <w:spacing w:line="336" w:lineRule="auto" w:after="180"/>
-      </w:pPr>
-      <w:r>
-        <w:rPr>
-          <w:b w:val="0"/>
-        </w:rPr>
-        <w:t>Record four and six, multiply them to get 24, then display 24. The order must make the required values available before use.</w:t>
+        <w:pStyle w:val="Heading3"/>
+      </w:pPr>
+      <w:r>
+        <w:t>Retrieval answer guidance</w:t>
       </w:r>
     </w:p>
     <w:p>
@@ -453,7 +470,7 @@
         <w:pStyle w:val="Heading3"/>
       </w:pPr>
       <w:r>
-        <w:t>End goal for the pictorial case</w:t>
+        <w:t>Outcomes</w:t>
       </w:r>
     </w:p>
     <w:p>
@@ -464,31 +481,7 @@
         <w:rPr>
           <w:b w:val="0"/>
         </w:rPr>
-        <w:t xml:space="preserve">Trace from a paper </w:t>
-      </w:r>
-      <w:r>
-        <w:rPr>
-          <w:b/>
-        </w:rPr>
-        <w:t>algorithm</w:t>
-      </w:r>
-      <w:r>
-        <w:rPr>
-          <w:b w:val="0"/>
-        </w:rPr>
-        <w:t xml:space="preserve"> to python and explain the changed </w:t>
-      </w:r>
-      <w:r>
-        <w:rPr>
-          <w:b/>
-        </w:rPr>
-        <w:t>program</w:t>
-      </w:r>
-      <w:r>
-        <w:rPr>
-          <w:b w:val="0"/>
-        </w:rPr>
-        <w:t xml:space="preserve"> before running it.</w:t>
+        <w:t>Translate a short paper calculation into a Python script</w:t>
       </w:r>
     </w:p>
     <w:p>
@@ -499,20 +492,44 @@
         <w:rPr>
           <w:b w:val="0"/>
         </w:rPr>
-        <w:t>This added worked case illustrates the week’s main idea. Retain all original and connected topics; schedule its practice within the teaching cycle.</w:t>
+        <w:t>Predict and explain the order of executed statements</w:t>
       </w:r>
     </w:p>
     <w:p>
       <w:pPr>
-        <w:pStyle w:val="Heading1"/>
-      </w:pPr>
-      <w:r>
-        <w:t>02. Explain and model the mechanism</w:t>
+        <w:spacing w:line="336" w:lineRule="auto" w:after="180"/>
+      </w:pPr>
+      <w:r>
+        <w:rPr>
+          <w:b w:val="0"/>
+        </w:rPr>
+        <w:t xml:space="preserve">Keep expected and observed </w:t>
+      </w:r>
+      <w:r>
+        <w:rPr>
+          <w:b/>
+        </w:rPr>
+        <w:t>output</w:t>
+      </w:r>
+      <w:r>
+        <w:rPr>
+          <w:b w:val="0"/>
+        </w:rPr>
+        <w:t xml:space="preserve"> separate when checking a </w:t>
+      </w:r>
+      <w:r>
+        <w:rPr>
+          <w:b/>
+        </w:rPr>
+        <w:t>program</w:t>
       </w:r>
     </w:p>
     <w:p>
-      <w:r>
-        <w:t>Model From a paper algorithm to Python using the supplied case, labelled mechanism and reasoning. Make the scope of each conclusion explicit.</w:t>
+      <w:pPr>
+        <w:pStyle w:val="Heading3"/>
+      </w:pPr>
+      <w:r>
+        <w:t>Preparation</w:t>
       </w:r>
     </w:p>
     <w:p>
@@ -520,30 +537,15 @@
         <w:pStyle w:val="Heading3"/>
       </w:pPr>
       <w:r>
-        <w:t>Explain From a paper algorithm to Python · 1</w:t>
+        <w:t>Prerequisite answer</w:t>
       </w:r>
     </w:p>
     <w:p>
       <w:pPr>
-        <w:spacing w:line="336" w:lineRule="auto" w:after="180"/>
-      </w:pPr>
-      <w:r>
-        <w:rPr>
-          <w:b w:val="0"/>
-        </w:rPr>
-        <w:t xml:space="preserve">In Grade 6 you traced rules on paper. Now you will write a small Python </w:t>
-      </w:r>
-      <w:r>
-        <w:rPr>
-          <w:b/>
-        </w:rPr>
-        <w:t>program</w:t>
-      </w:r>
-      <w:r>
-        <w:rPr>
-          <w:b w:val="0"/>
-        </w:rPr>
-        <w:t xml:space="preserve"> and check what it actually does. Begin with a counter-packing calculation, not the whole activity adviser.</w:t>
+        <w:pStyle w:val="Heading3"/>
+      </w:pPr>
+      <w:r>
+        <w:t>End goal for the pictorial case</w:t>
       </w:r>
     </w:p>
     <w:p>
@@ -554,81 +556,51 @@
         <w:rPr>
           <w:b w:val="0"/>
         </w:rPr>
-        <w:t xml:space="preserve">The requirement is to find the total counters in equal packs and display that total. For this first </w:t>
-      </w:r>
-      <w:r>
-        <w:rPr>
-          <w:b/>
-        </w:rPr>
-        <w:t>program</w:t>
-      </w:r>
-      <w:r>
-        <w:rPr>
-          <w:b w:val="0"/>
-        </w:rPr>
-        <w:t xml:space="preserve">, the supplied quantities are whole, nonnegative numbers; it does not yet validate typed </w:t>
-      </w:r>
-      <w:r>
-        <w:rPr>
-          <w:b/>
-        </w:rPr>
-        <w:t>input</w:t>
-      </w:r>
-      <w:r>
-        <w:rPr>
-          <w:b w:val="0"/>
-        </w:rPr>
-        <w:t>.</w:t>
+        <w:t>This added worked case illustrates the week’s main idea. Retain all original and connected topics; schedule its practice within the teaching cycle.</w:t>
       </w:r>
     </w:p>
     <w:p>
       <w:pPr>
-        <w:pStyle w:val="Heading3"/>
-      </w:pPr>
-      <w:r>
-        <w:t>Explain From a paper algorithm to Python · 2</w:t>
+        <w:pStyle w:val="Heading1"/>
+      </w:pPr>
+      <w:r>
+        <w:t>02. Model values and displayed output as different things</w:t>
       </w:r>
     </w:p>
     <w:p>
-      <w:pPr>
-        <w:spacing w:line="336" w:lineRule="auto" w:after="180"/>
-      </w:pPr>
-      <w:r>
-        <w:rPr>
-          <w:b w:val="0"/>
-        </w:rPr>
-        <w:t>Use a teacher-prepared Python 3 editor that can run a saved .py file. Open a new file called counters.py, type the code exactly as shown in the next section, save it, and use the editor’s Run command.</w:t>
+      <w:r>
+        <w:t>Keep the packing warm-up and spare-seed example explicitly labelled.</w:t>
       </w:r>
     </w:p>
     <w:p>
       <w:pPr>
-        <w:spacing w:line="336" w:lineRule="auto" w:after="180"/>
-      </w:pPr>
-      <w:r>
-        <w:rPr>
-          <w:b w:val="0"/>
-        </w:rPr>
-        <w:t xml:space="preserve">Read the </w:t>
-      </w:r>
-      <w:r>
-        <w:rPr>
-          <w:b/>
-        </w:rPr>
-        <w:t>output</w:t>
-      </w:r>
-      <w:r>
-        <w:rPr>
-          <w:b w:val="0"/>
-        </w:rPr>
-        <w:t xml:space="preserve"> area separately from the source editor. No account, AI tool, package installation or personal data is needed. If a device is unavailable, trace on paper and label the result predicted rather than executed.</w:t>
+        <w:pStyle w:val="Heading2"/>
+      </w:pPr>
+      <w:r>
+        <w:t>Prepare the script environment</w:t>
       </w:r>
     </w:p>
     <w:p>
       <w:pPr>
-        <w:pStyle w:val="Heading3"/>
-      </w:pPr>
-      <w:r>
-        <w:t>Explain From a paper algorithm to Python · 3</w:t>
+        <w:spacing w:line="336" w:lineRule="auto" w:after="180"/>
+      </w:pPr>
+      <w:r>
+        <w:rPr>
+          <w:b w:val="0"/>
+        </w:rPr>
+        <w:t xml:space="preserve">In Grade 6 you traced rules on paper. Now you will write a small Python </w:t>
+      </w:r>
+      <w:r>
+        <w:rPr>
+          <w:b/>
+        </w:rPr>
+        <w:t>program</w:t>
+      </w:r>
+      <w:r>
+        <w:rPr>
+          <w:b w:val="0"/>
+        </w:rPr>
+        <w:t xml:space="preserve"> and check what it actually does. Begin with a counter-packing calculation, not the whole activity adviser.</w:t>
       </w:r>
     </w:p>
     <w:p>
@@ -639,7 +611,31 @@
         <w:rPr>
           <w:b w:val="0"/>
         </w:rPr>
-        <w:t>Read the script from top to bottom. The equals sign assigns the value on its right to the name on its left. The star means multiplication. print(total) displays the value of total; it does not display the letters in the name.</w:t>
+        <w:t xml:space="preserve">The requirement is to find the total counters in equal packs and display that total. For this first </w:t>
+      </w:r>
+      <w:r>
+        <w:rPr>
+          <w:b/>
+        </w:rPr>
+        <w:t>program</w:t>
+      </w:r>
+      <w:r>
+        <w:rPr>
+          <w:b w:val="0"/>
+        </w:rPr>
+        <w:t xml:space="preserve">, the supplied quantities are whole, nonnegative numbers; it does not yet validate typed </w:t>
+      </w:r>
+      <w:r>
+        <w:rPr>
+          <w:b/>
+        </w:rPr>
+        <w:t>input</w:t>
+      </w:r>
+      <w:r>
+        <w:rPr>
+          <w:b w:val="0"/>
+        </w:rPr>
+        <w:t>.</w:t>
       </w:r>
     </w:p>
     <w:p>
@@ -650,161 +646,53 @@
         <w:rPr>
           <w:b w:val="0"/>
         </w:rPr>
-        <w:t>Type ordinary straight characters and keep the parentheses. The Python prompt symbols &gt;&gt;&gt; are not part of this saved script.</w:t>
+        <w:t>Use a teacher-prepared Python 3 editor that can run a saved .py file. Open a new file called counters.py, type the code exactly as shown in the next section, save it, and use the editor’s Run command.</w:t>
       </w:r>
     </w:p>
-    <w:tbl>
-      <w:tblPr>
-        <w:tblStyle w:val="LightShading-Accent1"/>
-        <w:tblW w:type="auto" w:w="0"/>
-        <w:tblLook w:firstColumn="1" w:firstRow="1" w:lastColumn="0" w:lastRow="0" w:noHBand="0" w:noVBand="1" w:val="04A0"/>
-      </w:tblPr>
-      <w:tblGrid>
-        <w:gridCol w:w="5112"/>
-        <w:gridCol w:w="5112"/>
-      </w:tblGrid>
-      <w:tr>
-        <w:trPr>
-          <w:tblHeader/>
-        </w:trPr>
-        <w:tc>
-          <w:tcPr>
-            <w:tcW w:type="dxa" w:w="5112"/>
-          </w:tcPr>
-          <w:p>
-            <w:r>
-              <w:t>Term</w:t>
-            </w:r>
-          </w:p>
-        </w:tc>
-        <w:tc>
-          <w:tcPr>
-            <w:tcW w:type="dxa" w:w="5112"/>
-          </w:tcPr>
-          <w:p>
-            <w:r>
-              <w:t>Meaning</w:t>
-            </w:r>
-          </w:p>
-        </w:tc>
-      </w:tr>
-      <w:tr>
-        <w:tc>
-          <w:tcPr>
-            <w:tcW w:type="dxa" w:w="5112"/>
-          </w:tcPr>
-          <w:p>
-            <w:r>
-              <w:t>Algorithm</w:t>
-            </w:r>
-          </w:p>
-        </w:tc>
-        <w:tc>
-          <w:tcPr>
-            <w:tcW w:type="dxa" w:w="5112"/>
-          </w:tcPr>
-          <w:p>
-            <w:r>
-              <w:t>An ordered procedure for solving a stated problem</w:t>
-            </w:r>
-          </w:p>
-        </w:tc>
-      </w:tr>
-      <w:tr>
-        <w:tc>
-          <w:tcPr>
-            <w:tcW w:type="dxa" w:w="5112"/>
-          </w:tcPr>
-          <w:p>
-            <w:r>
-              <w:t>Program</w:t>
-            </w:r>
-          </w:p>
-        </w:tc>
-        <w:tc>
-          <w:tcPr>
-            <w:tcW w:type="dxa" w:w="5112"/>
-          </w:tcPr>
-          <w:p>
-            <w:r>
-              <w:t>Instructions written in a language a computer can execute</w:t>
-            </w:r>
-          </w:p>
-        </w:tc>
-      </w:tr>
-      <w:tr>
-        <w:tc>
-          <w:tcPr>
-            <w:tcW w:type="dxa" w:w="5112"/>
-          </w:tcPr>
-          <w:p>
-            <w:r>
-              <w:t>Interpreter</w:t>
-            </w:r>
-          </w:p>
-        </w:tc>
-        <w:tc>
-          <w:tcPr>
-            <w:tcW w:type="dxa" w:w="5112"/>
-          </w:tcPr>
-          <w:p>
-            <w:r>
-              <w:t>Software that executes Python instructions</w:t>
-            </w:r>
-          </w:p>
-        </w:tc>
-      </w:tr>
-      <w:tr>
-        <w:tc>
-          <w:tcPr>
-            <w:tcW w:type="dxa" w:w="5112"/>
-          </w:tcPr>
-          <w:p>
-            <w:r>
-              <w:t>Assignment</w:t>
-            </w:r>
-          </w:p>
-        </w:tc>
-        <w:tc>
-          <w:tcPr>
-            <w:tcW w:type="dxa" w:w="5112"/>
-          </w:tcPr>
-          <w:p>
-            <w:r>
-              <w:t>Binding a name to the value of an expression</w:t>
-            </w:r>
-          </w:p>
-        </w:tc>
-      </w:tr>
-      <w:tr>
-        <w:tc>
-          <w:tcPr>
-            <w:tcW w:type="dxa" w:w="5112"/>
-          </w:tcPr>
-          <w:p>
-            <w:r>
-              <w:t>Output</w:t>
-            </w:r>
-          </w:p>
-        </w:tc>
-        <w:tc>
-          <w:tcPr>
-            <w:tcW w:type="dxa" w:w="5112"/>
-          </w:tcPr>
-          <w:p>
-            <w:r>
-              <w:t>Information a program displays or returns</w:t>
-            </w:r>
-          </w:p>
-        </w:tc>
-      </w:tr>
-    </w:tbl>
     <w:p>
       <w:pPr>
-        <w:pStyle w:val="Heading3"/>
-      </w:pPr>
-      <w:r>
-        <w:t>A calculation from paper to output</w:t>
+        <w:spacing w:line="336" w:lineRule="auto" w:after="180"/>
+      </w:pPr>
+      <w:r>
+        <w:rPr>
+          <w:b w:val="0"/>
+        </w:rPr>
+        <w:t xml:space="preserve">Read the </w:t>
+      </w:r>
+      <w:r>
+        <w:rPr>
+          <w:b/>
+        </w:rPr>
+        <w:t>output</w:t>
+      </w:r>
+      <w:r>
+        <w:rPr>
+          <w:b w:val="0"/>
+        </w:rPr>
+        <w:t xml:space="preserve"> area separately from the source editor. No account, AI tool, package installation or personal data is needed. If a device is unavailable, trace on paper and label the result predicted rather than executed.</w:t>
+      </w:r>
+    </w:p>
+    <w:p>
+      <w:pPr>
+        <w:pStyle w:val="Heading2"/>
+      </w:pPr>
+      <w:r>
+        <w:t>Model four-line packing code and value trace</w:t>
+      </w:r>
+    </w:p>
+    <w:p>
+      <w:r>
+        <w:rPr>
+          <w:rFonts w:ascii="Courier New" w:hAnsi="Courier New"/>
+          <w:sz w:val="18"/>
+        </w:rPr>
+        <w:t>packs = 4</w:t>
+        <w:br/>
+        <w:t>per_pack = 6</w:t>
+        <w:br/>
+        <w:t>total = packs * per_pack</w:t>
+        <w:br/>
+        <w:t>print(total)</w:t>
       </w:r>
     </w:p>
     <w:tbl>
@@ -828,7 +716,7 @@
           </w:tcPr>
           <w:p>
             <w:r>
-              <w:t>Paper step</w:t>
+              <w:t>Statement</w:t>
             </w:r>
           </w:p>
         </w:tc>
@@ -838,7 +726,7 @@
           </w:tcPr>
           <w:p>
             <w:r>
-              <w:t>Python instruction</w:t>
+              <w:t>Value after it runs</w:t>
             </w:r>
           </w:p>
         </w:tc>
@@ -848,22 +736,12 @@
           </w:tcPr>
           <w:p>
             <w:r>
-              <w:t>Effect</w:t>
+              <w:t>Visible output</w:t>
             </w:r>
           </w:p>
         </w:tc>
       </w:tr>
       <w:tr>
-        <w:tc>
-          <w:tcPr>
-            <w:tcW w:type="dxa" w:w="3408"/>
-          </w:tcPr>
-          <w:p>
-            <w:r>
-              <w:t>Record pack count</w:t>
-            </w:r>
-          </w:p>
-        </w:tc>
         <w:tc>
           <w:tcPr>
             <w:tcW w:type="dxa" w:w="3408"/>
@@ -880,7 +758,17 @@
           </w:tcPr>
           <w:p>
             <w:r>
-              <w:t>Name holds 4</w:t>
+              <w:t>packs holds 4</w:t>
+            </w:r>
+          </w:p>
+        </w:tc>
+        <w:tc>
+          <w:tcPr>
+            <w:tcW w:type="dxa" w:w="3408"/>
+          </w:tcPr>
+          <w:p>
+            <w:r>
+              <w:t>Nothing yet</w:t>
             </w:r>
           </w:p>
         </w:tc>
@@ -892,10 +780,32 @@
           </w:tcPr>
           <w:p>
             <w:r>
-              <w:t>Multiply two quantities</w:t>
+              <w:t>per_pack = 6</w:t>
             </w:r>
           </w:p>
         </w:tc>
+        <w:tc>
+          <w:tcPr>
+            <w:tcW w:type="dxa" w:w="3408"/>
+          </w:tcPr>
+          <w:p>
+            <w:r>
+              <w:t>per_pack holds 6</w:t>
+            </w:r>
+          </w:p>
+        </w:tc>
+        <w:tc>
+          <w:tcPr>
+            <w:tcW w:type="dxa" w:w="3408"/>
+          </w:tcPr>
+          <w:p>
+            <w:r>
+              <w:t>Nothing yet</w:t>
+            </w:r>
+          </w:p>
+        </w:tc>
+      </w:tr>
+      <w:tr>
         <w:tc>
           <w:tcPr>
             <w:tcW w:type="dxa" w:w="3408"/>
@@ -912,22 +822,22 @@
           </w:tcPr>
           <w:p>
             <w:r>
-              <w:t>Name holds product</w:t>
+              <w:t>total holds 24</w:t>
             </w:r>
           </w:p>
         </w:tc>
-      </w:tr>
-      <w:tr>
         <w:tc>
           <w:tcPr>
             <w:tcW w:type="dxa" w:w="3408"/>
           </w:tcPr>
           <w:p>
             <w:r>
-              <w:t>Show the answer</w:t>
+              <w:t>Nothing yet</w:t>
             </w:r>
           </w:p>
         </w:tc>
+      </w:tr>
+      <w:tr>
         <w:tc>
           <w:tcPr>
             <w:tcW w:type="dxa" w:w="3408"/>
@@ -944,87 +854,50 @@
           </w:tcPr>
           <w:p>
             <w:r>
-              <w:t>Displays the value</w:t>
+              <w:t>Stored values unchanged</w:t>
+            </w:r>
+          </w:p>
+        </w:tc>
+        <w:tc>
+          <w:tcPr>
+            <w:tcW w:type="dxa" w:w="3408"/>
+          </w:tcPr>
+          <w:p>
+            <w:r>
+              <w:t>24 on its own line</w:t>
             </w:r>
           </w:p>
         </w:tc>
       </w:tr>
     </w:tbl>
     <w:p>
-      <w:r>
-        <w:t>Assign per_pack before the multiplication. This diagram summarises the steps; the complete script below includes that assignment.</w:t>
+      <w:pPr>
+        <w:spacing w:line="336" w:lineRule="auto" w:after="180"/>
+      </w:pPr>
+      <w:r>
+        <w:rPr>
+          <w:b w:val="0"/>
+        </w:rPr>
+        <w:t>Read the script from top to bottom. The equals sign assigns the value on its right to the name on its left. The star means multiplication. print(total) displays the value of total; it does not display the letters in the name.</w:t>
       </w:r>
     </w:p>
     <w:p>
       <w:pPr>
-        <w:pStyle w:val="Heading3"/>
-      </w:pPr>
-      <w:r>
-        <w:t>Explain From a paper algorithm to Python · 4</w:t>
+        <w:spacing w:line="336" w:lineRule="auto" w:after="180"/>
+      </w:pPr>
+      <w:r>
+        <w:rPr>
+          <w:b w:val="0"/>
+        </w:rPr>
+        <w:t>Type ordinary straight characters and keep the parentheses. The Python prompt symbols &gt;&gt;&gt; are not part of this saved script.</w:t>
       </w:r>
     </w:p>
     <w:p>
       <w:pPr>
-        <w:spacing w:line="336" w:lineRule="auto" w:after="180"/>
-      </w:pPr>
-      <w:r>
-        <w:rPr>
-          <w:b w:val="0"/>
-        </w:rPr>
-        <w:t>The third line assigns total but does not call print, so nothing is displayed. A first-line print(total) raises NameError in a fresh run because total has not been assigned.</w:t>
-      </w:r>
-    </w:p>
-    <w:p>
-      <w:pPr>
-        <w:spacing w:line="336" w:lineRule="auto" w:after="180"/>
-      </w:pPr>
-      <w:r>
-        <w:rPr>
-          <w:b w:val="0"/>
-        </w:rPr>
-        <w:t>Exit: 11 is wrong for five groups of six; addition is a likely cause, and multiplication should give 30. Retain the old result and check the repaired file with both pack counts. Record whether the work was executed or traced.</w:t>
-      </w:r>
-    </w:p>
-    <w:p>
-      <w:pPr>
-        <w:pStyle w:val="Heading3"/>
-      </w:pPr>
-      <w:r>
-        <w:t>Model the reasoning aloud</w:t>
-      </w:r>
-    </w:p>
-    <w:p>
-      <w:pPr>
-        <w:spacing w:line="336" w:lineRule="auto" w:after="180"/>
-      </w:pPr>
-      <w:r>
-        <w:rPr>
-          <w:b w:val="0"/>
-        </w:rPr>
-        <w:t xml:space="preserve">Use the complete worked example below before asking learners to complete W2. Reveal a small part, invite a </w:t>
-      </w:r>
-      <w:r>
-        <w:rPr>
-          <w:b/>
-        </w:rPr>
-        <w:t>prediction</w:t>
-      </w:r>
-      <w:r>
-        <w:rPr>
-          <w:b w:val="0"/>
-        </w:rPr>
-        <w:t>, then explain the deciding step.</w:t>
-      </w:r>
-    </w:p>
-    <w:p>
-      <w:pPr>
-        <w:spacing w:line="336" w:lineRule="auto" w:after="180"/>
-      </w:pPr>
-      <w:r>
-        <w:rPr>
-          <w:b w:val="0"/>
-        </w:rPr>
-        <w:t>These teacher notes contain solutions; do not reveal the independent case answer during modelling.</w:t>
+        <w:pStyle w:val="Heading2"/>
+      </w:pPr>
+      <w:r>
+        <w:t>Collect prediction versus observed output</w:t>
       </w:r>
     </w:p>
     <w:tbl>
@@ -1204,10 +1077,49 @@
     </w:tbl>
     <w:p>
       <w:pPr>
-        <w:pStyle w:val="Heading3"/>
-      </w:pPr>
-      <w:r>
-        <w:t>Model the reasoning aloud · 5</w:t>
+        <w:spacing w:line="336" w:lineRule="auto" w:after="180"/>
+      </w:pPr>
+      <w:r>
+        <w:rPr>
+          <w:b w:val="0"/>
+        </w:rPr>
+        <w:t xml:space="preserve">Write 24 as the expected </w:t>
+      </w:r>
+      <w:r>
+        <w:rPr>
+          <w:b/>
+        </w:rPr>
+        <w:t>output</w:t>
+      </w:r>
+      <w:r>
+        <w:rPr>
+          <w:b w:val="0"/>
+        </w:rPr>
+        <w:t xml:space="preserve"> before running. Then copy the actual </w:t>
+      </w:r>
+      <w:r>
+        <w:rPr>
+          <w:b/>
+        </w:rPr>
+        <w:t>output</w:t>
+      </w:r>
+      <w:r>
+        <w:rPr>
+          <w:b w:val="0"/>
+        </w:rPr>
+        <w:t xml:space="preserve"> into a separate column. A matching result supports this case, not every possible </w:t>
+      </w:r>
+      <w:r>
+        <w:rPr>
+          <w:b/>
+        </w:rPr>
+        <w:t>input</w:t>
+      </w:r>
+      <w:r>
+        <w:rPr>
+          <w:b w:val="0"/>
+        </w:rPr>
+        <w:t>.</w:t>
       </w:r>
     </w:p>
     <w:p>
@@ -1218,7 +1130,7 @@
         <w:rPr>
           <w:b w:val="0"/>
         </w:rPr>
-        <w:t xml:space="preserve">Write 24 as the expected </w:t>
+        <w:t xml:space="preserve">A saved file may contain an old edit: save again and rerun the whole script. Do not type the expected number into the </w:t>
       </w:r>
       <w:r>
         <w:rPr>
@@ -1230,54 +1142,743 @@
         <w:rPr>
           <w:b w:val="0"/>
         </w:rPr>
-        <w:t xml:space="preserve"> before running. Then copy the actual </w:t>
-      </w:r>
-      <w:r>
-        <w:rPr>
-          <w:b/>
-        </w:rPr>
-        <w:t>output</w:t>
-      </w:r>
-      <w:r>
-        <w:rPr>
-          <w:b w:val="0"/>
-        </w:rPr>
-        <w:t xml:space="preserve"> into a separate column. A matching result supports this case, not every possible </w:t>
-      </w:r>
-      <w:r>
-        <w:rPr>
-          <w:b/>
-        </w:rPr>
-        <w:t>input</w:t>
-      </w:r>
-      <w:r>
-        <w:rPr>
-          <w:b w:val="0"/>
-        </w:rPr>
-        <w:t>.</w:t>
+        <w:t xml:space="preserve"> record without running.</w:t>
       </w:r>
     </w:p>
     <w:p>
       <w:pPr>
+        <w:pStyle w:val="Heading2"/>
+      </w:pPr>
+      <w:r>
+        <w:t>Read the complete seed task</w:t>
+      </w:r>
+    </w:p>
+    <w:p>
+      <w:pPr>
         <w:spacing w:line="336" w:lineRule="auto" w:after="180"/>
       </w:pPr>
       <w:r>
         <w:rPr>
           <w:b w:val="0"/>
         </w:rPr>
-        <w:t xml:space="preserve">A saved file may contain an old edit: save again and rerun the whole script. Do not type the expected number into the </w:t>
+        <w:t xml:space="preserve">Convert a seed-count </w:t>
       </w:r>
       <w:r>
         <w:rPr>
           <w:b/>
         </w:rPr>
-        <w:t>output</w:t>
+        <w:t>algorithm</w:t>
       </w:r>
       <w:r>
         <w:rPr>
           <w:b w:val="0"/>
         </w:rPr>
-        <w:t xml:space="preserve"> record without running.</w:t>
+        <w:t>. The paper plan counts seeds in identical trays, then adds a labelled spare tray.</w:t>
+      </w:r>
+    </w:p>
+    <w:p>
+      <w:pPr>
+        <w:spacing w:line="336" w:lineRule="auto" w:after="180"/>
+      </w:pPr>
+      <w:r>
+        <w:rPr>
+          <w:b w:val="0"/>
+        </w:rPr>
+        <w:t>Python 3: trays=4; per_tray=6; spare=2; total=trays*per_tray+spare; print(total). All quantities count seeds.</w:t>
+      </w:r>
+    </w:p>
+    <w:p>
+      <w:pPr>
+        <w:pStyle w:val="Heading2"/>
+      </w:pPr>
+      <w:r>
+        <w:t>Trace seed quantities and add spare once</w:t>
+      </w:r>
+    </w:p>
+    <w:p>
+      <w:r>
+        <w:drawing>
+          <wp:inline xmlns:a="http://schemas.openxmlformats.org/drawingml/2006/main" xmlns:pic="http://schemas.openxmlformats.org/drawingml/2006/picture">
+            <wp:extent cx="5486400" cy="3182112"/>
+            <wp:docPr id="1" name="Picture 1" descr="Name the inputs: Four trays hold six seeds each; two extra seeds are separate. → Translate the plan: Multiply tray count by seeds per tray, then add the spare count. → Trace the assignment: 4*6+2 is 26; total stores 26 and print displays it."/>
+            <wp:cNvGraphicFramePr>
+              <a:graphicFrameLocks noChangeAspect="1"/>
+            </wp:cNvGraphicFramePr>
+            <a:graphic>
+              <a:graphicData uri="http://schemas.openxmlformats.org/drawingml/2006/picture">
+                <pic:pic>
+                  <pic:nvPicPr>
+                    <pic:cNvPr id="0" name="academy-story-python-bridge-1-02.png"/>
+                    <pic:cNvPicPr/>
+                  </pic:nvPicPr>
+                  <pic:blipFill>
+                    <a:blip r:embed="rId9"/>
+                    <a:stretch>
+                      <a:fillRect/>
+                    </a:stretch>
+                  </pic:blipFill>
+                  <pic:spPr>
+                    <a:xfrm>
+                      <a:off x="0" y="0"/>
+                      <a:ext cx="5486400" cy="3182112"/>
+                    </a:xfrm>
+                    <a:prstGeom prst="rect"/>
+                  </pic:spPr>
+                </pic:pic>
+              </a:graphicData>
+            </a:graphic>
+          </wp:inline>
+        </w:drawing>
+      </w:r>
+    </w:p>
+    <w:p>
+      <w:pPr>
+        <w:pStyle w:val="Heading3"/>
+      </w:pPr>
+      <w:r>
+        <w:t>Read the picture one step at a time</w:t>
+      </w:r>
+    </w:p>
+    <w:tbl>
+      <w:tblPr>
+        <w:tblStyle w:val="LightShading-Accent1"/>
+        <w:tblW w:type="auto" w:w="0"/>
+        <w:tblLook w:firstColumn="1" w:firstRow="1" w:lastColumn="0" w:lastRow="0" w:noHBand="0" w:noVBand="1" w:val="04A0"/>
+      </w:tblPr>
+      <w:tblGrid>
+        <w:gridCol w:w="5112"/>
+        <w:gridCol w:w="5112"/>
+      </w:tblGrid>
+      <w:tr>
+        <w:trPr>
+          <w:tblHeader/>
+        </w:trPr>
+        <w:tc>
+          <w:tcPr>
+            <w:tcW w:type="dxa" w:w="5112"/>
+          </w:tcPr>
+          <w:p>
+            <w:r>
+              <w:t>Step</w:t>
+            </w:r>
+          </w:p>
+        </w:tc>
+        <w:tc>
+          <w:tcPr>
+            <w:tcW w:type="dxa" w:w="5112"/>
+          </w:tcPr>
+          <w:p>
+            <w:r>
+              <w:t>What happens and why</w:t>
+            </w:r>
+          </w:p>
+        </w:tc>
+      </w:tr>
+      <w:tr>
+        <w:tc>
+          <w:tcPr>
+            <w:tcW w:type="dxa" w:w="5112"/>
+          </w:tcPr>
+          <w:p>
+            <w:r>
+              <w:t>1. Name the inputs</w:t>
+            </w:r>
+          </w:p>
+        </w:tc>
+        <w:tc>
+          <w:tcPr>
+            <w:tcW w:type="dxa" w:w="5112"/>
+          </w:tcPr>
+          <w:p>
+            <w:r>
+              <w:t>Four trays hold six seeds each; two extra seeds are separate.</w:t>
+            </w:r>
+          </w:p>
+        </w:tc>
+      </w:tr>
+      <w:tr>
+        <w:tc>
+          <w:tcPr>
+            <w:tcW w:type="dxa" w:w="5112"/>
+          </w:tcPr>
+          <w:p>
+            <w:r>
+              <w:t>2. Translate the plan</w:t>
+            </w:r>
+          </w:p>
+        </w:tc>
+        <w:tc>
+          <w:tcPr>
+            <w:tcW w:type="dxa" w:w="5112"/>
+          </w:tcPr>
+          <w:p>
+            <w:r>
+              <w:t>Multiply tray count by seeds per tray, then add the spare count.</w:t>
+            </w:r>
+          </w:p>
+        </w:tc>
+      </w:tr>
+      <w:tr>
+        <w:tc>
+          <w:tcPr>
+            <w:tcW w:type="dxa" w:w="5112"/>
+          </w:tcPr>
+          <w:p>
+            <w:r>
+              <w:t>3. Trace the assignment</w:t>
+            </w:r>
+          </w:p>
+        </w:tc>
+        <w:tc>
+          <w:tcPr>
+            <w:tcW w:type="dxa" w:w="5112"/>
+          </w:tcPr>
+          <w:p>
+            <w:r>
+              <w:t>4*6+2 is 26; total stores 26 and print displays it.</w:t>
+            </w:r>
+          </w:p>
+        </w:tc>
+      </w:tr>
+    </w:tbl>
+    <w:p>
+      <w:r>
+        <w:t>Match each pictured step to the supplied facts. This is a worked teaching case, not an independent assessment.</w:t>
+      </w:r>
+    </w:p>
+    <w:p>
+      <w:pPr>
+        <w:spacing w:line="336" w:lineRule="auto" w:after="180"/>
+      </w:pPr>
+      <w:r>
+        <w:rPr>
+          <w:b w:val="0"/>
+        </w:rPr>
+        <w:t>Python follows the arithmetic instructions. This translation automates a declared counting rule; it does not train a model from examples.</w:t>
+      </w:r>
+    </w:p>
+    <w:p>
+      <w:r>
+        <w:rPr>
+          <w:rFonts w:ascii="Courier New" w:hAnsi="Courier New"/>
+          <w:sz w:val="18"/>
+        </w:rPr>
+        <w:t>trays = 4</w:t>
+        <w:br/>
+        <w:t>per_tray = 6</w:t>
+        <w:br/>
+        <w:t>spare = 2</w:t>
+        <w:br/>
+        <w:t>total = trays * per_tray + spare</w:t>
+        <w:br/>
+        <w:t>print(total)</w:t>
+        <w:br/>
+      </w:r>
+    </w:p>
+    <w:p>
+      <w:pPr>
+        <w:pStyle w:val="Heading2"/>
+      </w:pPr>
+      <w:r>
+        <w:t>Predict changing only spare</w:t>
+      </w:r>
+    </w:p>
+    <w:p>
+      <w:pPr>
+        <w:spacing w:line="336" w:lineRule="auto" w:after="180"/>
+      </w:pPr>
+      <w:r>
+        <w:rPr>
+          <w:b w:val="0"/>
+        </w:rPr>
+        <w:t xml:space="preserve">Change: Change spare to 5 while keeping both tray </w:t>
+      </w:r>
+      <w:r>
+        <w:rPr>
+          <w:b/>
+        </w:rPr>
+        <w:t>input</w:t>
+      </w:r>
+      <w:r>
+        <w:rPr>
+          <w:b w:val="0"/>
+        </w:rPr>
+        <w:t>s fixed.</w:t>
+      </w:r>
+    </w:p>
+    <w:p>
+      <w:pPr>
+        <w:spacing w:line="336" w:lineRule="auto" w:after="180"/>
+      </w:pPr>
+      <w:r>
+        <w:rPr>
+          <w:b/>
+        </w:rPr>
+        <w:t>Prediction</w:t>
+      </w:r>
+      <w:r>
+        <w:rPr>
+          <w:b w:val="0"/>
+        </w:rPr>
+        <w:t>: The printed total becomes 29.</w:t>
+      </w:r>
+    </w:p>
+    <w:p>
+      <w:pPr>
+        <w:spacing w:line="336" w:lineRule="auto" w:after="180"/>
+      </w:pPr>
+      <w:r>
+        <w:rPr>
+          <w:b w:val="0"/>
+        </w:rPr>
+        <w:t>Reason: 4*6 remains 24; adding five gives 29.</w:t>
+      </w:r>
+    </w:p>
+    <w:p>
+      <w:pPr>
+        <w:pStyle w:val="Heading2"/>
+      </w:pPr>
+      <w:r>
+        <w:t>State assumptions and picture limits</w:t>
+      </w:r>
+    </w:p>
+    <w:p>
+      <w:pPr>
+        <w:spacing w:line="336" w:lineRule="auto" w:after="180"/>
+      </w:pPr>
+      <w:r>
+        <w:rPr>
+          <w:b w:val="0"/>
+        </w:rPr>
+        <w:t>The calculation assumes identical tray sizes and measured counts; it cannot detect a miscounted tray.</w:t>
+      </w:r>
+    </w:p>
+    <w:p>
+      <w:pPr>
+        <w:spacing w:line="336" w:lineRule="auto" w:after="180"/>
+      </w:pPr>
+      <w:r>
+        <w:rPr>
+          <w:b w:val="0"/>
+        </w:rPr>
+        <w:t xml:space="preserve">Cover the result. Ask learners to name the </w:t>
+      </w:r>
+      <w:r>
+        <w:rPr>
+          <w:b/>
+        </w:rPr>
+        <w:t>input</w:t>
+      </w:r>
+      <w:r>
+        <w:rPr>
+          <w:b w:val="0"/>
+        </w:rPr>
+        <w:t xml:space="preserve">s and predict the next step. Uncover one step, connect the icon to the actual procedure, and explain its </w:t>
+      </w:r>
+      <w:r>
+        <w:rPr>
+          <w:b/>
+        </w:rPr>
+        <w:t>evidence</w:t>
+      </w:r>
+      <w:r>
+        <w:rPr>
+          <w:b w:val="0"/>
+        </w:rPr>
+        <w:t>. Then change the supplied condition and compare.</w:t>
+      </w:r>
+    </w:p>
+    <w:p>
+      <w:pPr>
+        <w:spacing w:line="336" w:lineRule="auto" w:after="180"/>
+      </w:pPr>
+      <w:r>
+        <w:rPr>
+          <w:b w:val="0"/>
+        </w:rPr>
+        <w:t>The picture is a representation; it does not document execution of a real AI model.</w:t>
+      </w:r>
+    </w:p>
+    <w:p>
+      <w:pPr>
+        <w:pStyle w:val="Heading2"/>
+      </w:pPr>
+      <w:r>
+        <w:t>Additional guided key · reference / check after trying</w:t>
+      </w:r>
+    </w:p>
+    <w:p>
+      <w:pPr>
+        <w:spacing w:line="336" w:lineRule="auto" w:after="180"/>
+      </w:pPr>
+      <w:r>
+        <w:rPr>
+          <w:b w:val="0"/>
+        </w:rPr>
+        <w:t>The third line assigns total but does not call print, so nothing is displayed. A first-line print(total) raises NameError in a fresh run because total has not been assigned.</w:t>
+      </w:r>
+    </w:p>
+    <w:p>
+      <w:pPr>
+        <w:spacing w:line="336" w:lineRule="auto" w:after="180"/>
+      </w:pPr>
+      <w:r>
+        <w:rPr>
+          <w:b w:val="0"/>
+        </w:rPr>
+        <w:t>Exit: 11 is wrong for five groups of six; addition is a likely cause, and multiplication should give 30. Retain the old result and check the repaired file with both pack counts. Record whether the work was executed or traced.</w:t>
+      </w:r>
+    </w:p>
+    <w:p>
+      <w:pPr>
+        <w:pStyle w:val="Heading2"/>
+      </w:pPr>
+      <w:r>
+        <w:t>Earlier wording, alternatives and picture transcripts · reference / check after trying</w:t>
+      </w:r>
+    </w:p>
+    <w:tbl>
+      <w:tblPr>
+        <w:tblStyle w:val="LightShading-Accent1"/>
+        <w:tblW w:type="auto" w:w="0"/>
+        <w:tblLook w:firstColumn="1" w:firstRow="1" w:lastColumn="0" w:lastRow="0" w:noHBand="0" w:noVBand="1" w:val="04A0"/>
+      </w:tblPr>
+      <w:tblGrid>
+        <w:gridCol w:w="5112"/>
+        <w:gridCol w:w="5112"/>
+      </w:tblGrid>
+      <w:tr>
+        <w:trPr>
+          <w:tblHeader/>
+        </w:trPr>
+        <w:tc>
+          <w:tcPr>
+            <w:tcW w:type="dxa" w:w="5112"/>
+          </w:tcPr>
+          <w:p>
+            <w:r>
+              <w:t>Term</w:t>
+            </w:r>
+          </w:p>
+        </w:tc>
+        <w:tc>
+          <w:tcPr>
+            <w:tcW w:type="dxa" w:w="5112"/>
+          </w:tcPr>
+          <w:p>
+            <w:r>
+              <w:t>Meaning</w:t>
+            </w:r>
+          </w:p>
+        </w:tc>
+      </w:tr>
+      <w:tr>
+        <w:tc>
+          <w:tcPr>
+            <w:tcW w:type="dxa" w:w="5112"/>
+          </w:tcPr>
+          <w:p>
+            <w:r>
+              <w:t>Algorithm</w:t>
+            </w:r>
+          </w:p>
+        </w:tc>
+        <w:tc>
+          <w:tcPr>
+            <w:tcW w:type="dxa" w:w="5112"/>
+          </w:tcPr>
+          <w:p>
+            <w:r>
+              <w:t>An ordered procedure for solving a stated problem</w:t>
+            </w:r>
+          </w:p>
+        </w:tc>
+      </w:tr>
+      <w:tr>
+        <w:tc>
+          <w:tcPr>
+            <w:tcW w:type="dxa" w:w="5112"/>
+          </w:tcPr>
+          <w:p>
+            <w:r>
+              <w:t>Program</w:t>
+            </w:r>
+          </w:p>
+        </w:tc>
+        <w:tc>
+          <w:tcPr>
+            <w:tcW w:type="dxa" w:w="5112"/>
+          </w:tcPr>
+          <w:p>
+            <w:r>
+              <w:t>Instructions written in a language a computer can execute</w:t>
+            </w:r>
+          </w:p>
+        </w:tc>
+      </w:tr>
+      <w:tr>
+        <w:tc>
+          <w:tcPr>
+            <w:tcW w:type="dxa" w:w="5112"/>
+          </w:tcPr>
+          <w:p>
+            <w:r>
+              <w:t>Interpreter</w:t>
+            </w:r>
+          </w:p>
+        </w:tc>
+        <w:tc>
+          <w:tcPr>
+            <w:tcW w:type="dxa" w:w="5112"/>
+          </w:tcPr>
+          <w:p>
+            <w:r>
+              <w:t>Software that executes Python instructions</w:t>
+            </w:r>
+          </w:p>
+        </w:tc>
+      </w:tr>
+      <w:tr>
+        <w:tc>
+          <w:tcPr>
+            <w:tcW w:type="dxa" w:w="5112"/>
+          </w:tcPr>
+          <w:p>
+            <w:r>
+              <w:t>Assignment</w:t>
+            </w:r>
+          </w:p>
+        </w:tc>
+        <w:tc>
+          <w:tcPr>
+            <w:tcW w:type="dxa" w:w="5112"/>
+          </w:tcPr>
+          <w:p>
+            <w:r>
+              <w:t>Binding a name to the value of an expression</w:t>
+            </w:r>
+          </w:p>
+        </w:tc>
+      </w:tr>
+      <w:tr>
+        <w:tc>
+          <w:tcPr>
+            <w:tcW w:type="dxa" w:w="5112"/>
+          </w:tcPr>
+          <w:p>
+            <w:r>
+              <w:t>Output</w:t>
+            </w:r>
+          </w:p>
+        </w:tc>
+        <w:tc>
+          <w:tcPr>
+            <w:tcW w:type="dxa" w:w="5112"/>
+          </w:tcPr>
+          <w:p>
+            <w:r>
+              <w:t>Information a program displays or returns</w:t>
+            </w:r>
+          </w:p>
+        </w:tc>
+      </w:tr>
+    </w:tbl>
+    <w:p>
+      <w:pPr>
+        <w:pStyle w:val="Heading3"/>
+      </w:pPr>
+      <w:r>
+        <w:t>A calculation from paper to output</w:t>
+      </w:r>
+    </w:p>
+    <w:tbl>
+      <w:tblPr>
+        <w:tblStyle w:val="LightShading-Accent1"/>
+        <w:tblW w:type="auto" w:w="0"/>
+        <w:tblLook w:firstColumn="1" w:firstRow="1" w:lastColumn="0" w:lastRow="0" w:noHBand="0" w:noVBand="1" w:val="04A0"/>
+      </w:tblPr>
+      <w:tblGrid>
+        <w:gridCol w:w="3408"/>
+        <w:gridCol w:w="3408"/>
+        <w:gridCol w:w="3408"/>
+      </w:tblGrid>
+      <w:tr>
+        <w:trPr>
+          <w:tblHeader/>
+        </w:trPr>
+        <w:tc>
+          <w:tcPr>
+            <w:tcW w:type="dxa" w:w="3408"/>
+          </w:tcPr>
+          <w:p>
+            <w:r>
+              <w:t>Paper step</w:t>
+            </w:r>
+          </w:p>
+        </w:tc>
+        <w:tc>
+          <w:tcPr>
+            <w:tcW w:type="dxa" w:w="3408"/>
+          </w:tcPr>
+          <w:p>
+            <w:r>
+              <w:t>Python instruction</w:t>
+            </w:r>
+          </w:p>
+        </w:tc>
+        <w:tc>
+          <w:tcPr>
+            <w:tcW w:type="dxa" w:w="3408"/>
+          </w:tcPr>
+          <w:p>
+            <w:r>
+              <w:t>Effect</w:t>
+            </w:r>
+          </w:p>
+        </w:tc>
+      </w:tr>
+      <w:tr>
+        <w:tc>
+          <w:tcPr>
+            <w:tcW w:type="dxa" w:w="3408"/>
+          </w:tcPr>
+          <w:p>
+            <w:r>
+              <w:t>Record pack count</w:t>
+            </w:r>
+          </w:p>
+        </w:tc>
+        <w:tc>
+          <w:tcPr>
+            <w:tcW w:type="dxa" w:w="3408"/>
+          </w:tcPr>
+          <w:p>
+            <w:r>
+              <w:t>packs = 4</w:t>
+            </w:r>
+          </w:p>
+        </w:tc>
+        <w:tc>
+          <w:tcPr>
+            <w:tcW w:type="dxa" w:w="3408"/>
+          </w:tcPr>
+          <w:p>
+            <w:r>
+              <w:t>Name holds 4</w:t>
+            </w:r>
+          </w:p>
+        </w:tc>
+      </w:tr>
+      <w:tr>
+        <w:tc>
+          <w:tcPr>
+            <w:tcW w:type="dxa" w:w="3408"/>
+          </w:tcPr>
+          <w:p>
+            <w:r>
+              <w:t>Multiply two quantities</w:t>
+            </w:r>
+          </w:p>
+        </w:tc>
+        <w:tc>
+          <w:tcPr>
+            <w:tcW w:type="dxa" w:w="3408"/>
+          </w:tcPr>
+          <w:p>
+            <w:r>
+              <w:t>total = packs * per_pack</w:t>
+            </w:r>
+          </w:p>
+        </w:tc>
+        <w:tc>
+          <w:tcPr>
+            <w:tcW w:type="dxa" w:w="3408"/>
+          </w:tcPr>
+          <w:p>
+            <w:r>
+              <w:t>Name holds product</w:t>
+            </w:r>
+          </w:p>
+        </w:tc>
+      </w:tr>
+      <w:tr>
+        <w:tc>
+          <w:tcPr>
+            <w:tcW w:type="dxa" w:w="3408"/>
+          </w:tcPr>
+          <w:p>
+            <w:r>
+              <w:t>Show the answer</w:t>
+            </w:r>
+          </w:p>
+        </w:tc>
+        <w:tc>
+          <w:tcPr>
+            <w:tcW w:type="dxa" w:w="3408"/>
+          </w:tcPr>
+          <w:p>
+            <w:r>
+              <w:t>print(total)</w:t>
+            </w:r>
+          </w:p>
+        </w:tc>
+        <w:tc>
+          <w:tcPr>
+            <w:tcW w:type="dxa" w:w="3408"/>
+          </w:tcPr>
+          <w:p>
+            <w:r>
+              <w:t>Displays the value</w:t>
+            </w:r>
+          </w:p>
+        </w:tc>
+      </w:tr>
+    </w:tbl>
+    <w:p>
+      <w:r>
+        <w:t>Assign per_pack before the multiplication. This diagram summarises the steps; the complete script below includes that assignment.</w:t>
+      </w:r>
+    </w:p>
+    <w:p>
+      <w:pPr>
+        <w:pStyle w:val="Heading3"/>
+      </w:pPr>
+      <w:r>
+        <w:t>Model the reasoning aloud</w:t>
+      </w:r>
+    </w:p>
+    <w:p>
+      <w:pPr>
+        <w:spacing w:line="336" w:lineRule="auto" w:after="180"/>
+      </w:pPr>
+      <w:r>
+        <w:rPr>
+          <w:b w:val="0"/>
+        </w:rPr>
+        <w:t xml:space="preserve">Use the complete worked example below before asking learners to complete W2. Reveal a small part, invite a </w:t>
+      </w:r>
+      <w:r>
+        <w:rPr>
+          <w:b/>
+        </w:rPr>
+        <w:t>prediction</w:t>
+      </w:r>
+      <w:r>
+        <w:rPr>
+          <w:b w:val="0"/>
+        </w:rPr>
+        <w:t>, then explain the deciding step.</w:t>
+      </w:r>
+    </w:p>
+    <w:p>
+      <w:pPr>
+        <w:spacing w:line="336" w:lineRule="auto" w:after="180"/>
+      </w:pPr>
+      <w:r>
+        <w:rPr>
+          <w:b w:val="0"/>
+        </w:rPr>
+        <w:t>These teacher notes contain solutions; do not reveal the independent case answer during modelling.</w:t>
       </w:r>
     </w:p>
     <w:p>
@@ -1436,53 +2037,10 @@
     </w:p>
     <w:p>
       <w:pPr>
-        <w:spacing w:line="336" w:lineRule="auto" w:after="180"/>
-      </w:pPr>
-      <w:r>
-        <w:rPr>
-          <w:b w:val="0"/>
-        </w:rPr>
-        <w:t xml:space="preserve">Convert a seed-count </w:t>
-      </w:r>
-      <w:r>
-        <w:rPr>
-          <w:b/>
-        </w:rPr>
-        <w:t>algorithm</w:t>
-      </w:r>
-      <w:r>
-        <w:rPr>
-          <w:b w:val="0"/>
-        </w:rPr>
-        <w:t>. The paper plan counts seeds in identical trays, then adds a labelled spare tray.</w:t>
-      </w:r>
-    </w:p>
-    <w:p>
-      <w:pPr>
         <w:pStyle w:val="Heading3"/>
       </w:pPr>
       <w:r>
         <w:t>The facts we will use</w:t>
-      </w:r>
-    </w:p>
-    <w:p>
-      <w:pPr>
-        <w:pStyle w:val="Heading3"/>
-      </w:pPr>
-      <w:r>
-        <w:t>Supplied facts</w:t>
-      </w:r>
-    </w:p>
-    <w:p>
-      <w:pPr>
-        <w:spacing w:line="336" w:lineRule="auto" w:after="180"/>
-        <w:shd w:fill="F1F6FC"/>
-      </w:pPr>
-      <w:r>
-        <w:rPr>
-          <w:b w:val="0"/>
-        </w:rPr>
-        <w:t>Python 3: trays=4; per_tray=6; spare=2; total=trays*per_tray+spare; print(total). All quantities count seeds.</w:t>
       </w:r>
     </w:p>
     <w:p>
@@ -1490,7 +2048,7 @@
         <w:drawing>
           <wp:inline xmlns:a="http://schemas.openxmlformats.org/drawingml/2006/main" xmlns:pic="http://schemas.openxmlformats.org/drawingml/2006/picture">
             <wp:extent cx="5486400" cy="5225143"/>
-            <wp:docPr id="1" name="Picture 1" descr="From a paper algorithm to Python. Name the inputs: Four trays hold six seeds each; two extra seeds are separate.. Translate the plan: Multiply tray count by seeds per tray, then add the spare count.. Trace the assignment: 4*6+2 is 26; total stores 26 and print displays it."/>
+            <wp:docPr id="2" name="Picture 2" descr="From a paper algorithm to Python. Name the inputs: Four trays hold six seeds each; two extra seeds are separate.. Translate the plan: Multiply tray count by seeds per tray, then add the spare count.. Trace the assignment: 4*6+2 is 26; total stores 26 and print displays it."/>
             <wp:cNvGraphicFramePr>
               <a:graphicFrameLocks noChangeAspect="1"/>
             </wp:cNvGraphicFramePr>
@@ -1502,7 +2060,7 @@
                     <pic:cNvPicPr/>
                   </pic:nvPicPr>
                   <pic:blipFill>
-                    <a:blip r:embed="rId9"/>
+                    <a:blip r:embed="rId10"/>
                     <a:stretch>
                       <a:fillRect/>
                     </a:stretch>
@@ -1526,114 +2084,7 @@
         <w:pStyle w:val="Heading3"/>
       </w:pPr>
       <w:r>
-        <w:t>Read the picture one step at a time</w:t>
-      </w:r>
-    </w:p>
-    <w:tbl>
-      <w:tblPr>
-        <w:tblStyle w:val="LightShading-Accent1"/>
-        <w:tblW w:type="auto" w:w="0"/>
-        <w:tblLook w:firstColumn="1" w:firstRow="1" w:lastColumn="0" w:lastRow="0" w:noHBand="0" w:noVBand="1" w:val="04A0"/>
-      </w:tblPr>
-      <w:tblGrid>
-        <w:gridCol w:w="5112"/>
-        <w:gridCol w:w="5112"/>
-      </w:tblGrid>
-      <w:tr>
-        <w:trPr>
-          <w:tblHeader/>
-        </w:trPr>
-        <w:tc>
-          <w:tcPr>
-            <w:tcW w:type="dxa" w:w="5112"/>
-          </w:tcPr>
-          <w:p>
-            <w:r>
-              <w:t>Step</w:t>
-            </w:r>
-          </w:p>
-        </w:tc>
-        <w:tc>
-          <w:tcPr>
-            <w:tcW w:type="dxa" w:w="5112"/>
-          </w:tcPr>
-          <w:p>
-            <w:r>
-              <w:t>What happens and why</w:t>
-            </w:r>
-          </w:p>
-        </w:tc>
-      </w:tr>
-      <w:tr>
-        <w:tc>
-          <w:tcPr>
-            <w:tcW w:type="dxa" w:w="5112"/>
-          </w:tcPr>
-          <w:p>
-            <w:r>
-              <w:t>1. Name the inputs</w:t>
-            </w:r>
-          </w:p>
-        </w:tc>
-        <w:tc>
-          <w:tcPr>
-            <w:tcW w:type="dxa" w:w="5112"/>
-          </w:tcPr>
-          <w:p>
-            <w:r>
-              <w:t>Four trays hold six seeds each; two extra seeds are separate.</w:t>
-            </w:r>
-          </w:p>
-        </w:tc>
-      </w:tr>
-      <w:tr>
-        <w:tc>
-          <w:tcPr>
-            <w:tcW w:type="dxa" w:w="5112"/>
-          </w:tcPr>
-          <w:p>
-            <w:r>
-              <w:t>2. Translate the plan</w:t>
-            </w:r>
-          </w:p>
-        </w:tc>
-        <w:tc>
-          <w:tcPr>
-            <w:tcW w:type="dxa" w:w="5112"/>
-          </w:tcPr>
-          <w:p>
-            <w:r>
-              <w:t>Multiply tray count by seeds per tray, then add the spare count.</w:t>
-            </w:r>
-          </w:p>
-        </w:tc>
-      </w:tr>
-      <w:tr>
-        <w:tc>
-          <w:tcPr>
-            <w:tcW w:type="dxa" w:w="5112"/>
-          </w:tcPr>
-          <w:p>
-            <w:r>
-              <w:t>3. Trace the assignment</w:t>
-            </w:r>
-          </w:p>
-        </w:tc>
-        <w:tc>
-          <w:tcPr>
-            <w:tcW w:type="dxa" w:w="5112"/>
-          </w:tcPr>
-          <w:p>
-            <w:r>
-              <w:t>4*6+2 is 26; total stores 26 and print displays it.</w:t>
-            </w:r>
-          </w:p>
-        </w:tc>
-      </w:tr>
-    </w:tbl>
-    <w:p>
-      <w:r>
-        <w:t>Match each pictured step to the supplied facts. This is a worked teaching case, not an independent assessment.</w:t>
+        <w:t>Why this result follows</w:t>
       </w:r>
     </w:p>
     <w:p>
@@ -1641,7 +2092,7 @@
         <w:pStyle w:val="Heading3"/>
       </w:pPr>
       <w:r>
-        <w:t>Why this result follows</w:t>
+        <w:t>What this example does not establish</w:t>
       </w:r>
     </w:p>
     <w:p>
@@ -1649,75 +2100,93 @@
         <w:pStyle w:val="Heading3"/>
       </w:pPr>
       <w:r>
-        <w:t>Why the result follows</w:t>
+        <w:t>Change one thing in the pictured case</w:t>
       </w:r>
     </w:p>
     <w:p>
       <w:pPr>
-        <w:spacing w:line="336" w:lineRule="auto" w:after="180"/>
-        <w:shd w:fill="F1F6FC"/>
-      </w:pPr>
-      <w:r>
-        <w:rPr>
-          <w:b w:val="0"/>
-        </w:rPr>
-        <w:t>Python follows the arithmetic instructions. This translation automates a declared counting rule; it does not train a model from examples.</w:t>
+        <w:pStyle w:val="Heading3"/>
+      </w:pPr>
+      <w:r>
+        <w:t>Ask while showing the picture</w:t>
       </w:r>
     </w:p>
     <w:p>
       <w:pPr>
-        <w:pStyle w:val="Heading3"/>
-      </w:pPr>
-      <w:r>
-        <w:t>What this example does not establish</w:t>
+        <w:pStyle w:val="Heading1"/>
+      </w:pPr>
+      <w:r>
+        <w:t>03. Guide the trace, then fade the help</w:t>
       </w:r>
     </w:p>
     <w:p>
-      <w:pPr>
-        <w:pStyle w:val="Heading3"/>
-      </w:pPr>
-      <w:r>
-        <w:t>Keep the stated limit</w:t>
+      <w:r>
+        <w:t>Collect predictions before execution or feedback.</w:t>
       </w:r>
     </w:p>
     <w:p>
       <w:pPr>
-        <w:spacing w:line="336" w:lineRule="auto" w:after="180"/>
-        <w:shd w:fill="FFF5E6"/>
-      </w:pPr>
-      <w:r>
-        <w:rPr>
-          <w:b w:val="0"/>
-        </w:rPr>
-        <w:t>The calculation assumes identical tray sizes and measured counts; it cannot detect a miscounted tray.</w:t>
+        <w:pStyle w:val="Heading2"/>
+      </w:pPr>
+      <w:r>
+        <w:t>Main completion task and key</w:t>
       </w:r>
     </w:p>
     <w:p>
       <w:pPr>
-        <w:pStyle w:val="Heading3"/>
-      </w:pPr>
-      <w:r>
-        <w:t>Change one thing in the pictured case</w:t>
+        <w:spacing w:line="336" w:lineRule="auto" w:after="180"/>
+      </w:pPr>
+      <w:r>
+        <w:rPr>
+          <w:b w:val="0"/>
+        </w:rPr>
+        <w:t xml:space="preserve">Completion task: Make records for 4 packs of 6, then 5 packs of 6. Predict before running. Record actual </w:t>
+      </w:r>
+      <w:r>
+        <w:rPr>
+          <w:b/>
+        </w:rPr>
+        <w:t>output</w:t>
+      </w:r>
+      <w:r>
+        <w:rPr>
+          <w:b w:val="0"/>
+        </w:rPr>
+        <w:t>, any error and what changed. If working on paper, label both results as traces.</w:t>
       </w:r>
     </w:p>
     <w:p>
       <w:pPr>
-        <w:pStyle w:val="Heading3"/>
-      </w:pPr>
-      <w:r>
-        <w:t>Change one thing</w:t>
+        <w:spacing w:line="336" w:lineRule="auto" w:after="180"/>
+      </w:pPr>
+      <w:r>
+        <w:rPr>
+          <w:b w:val="0"/>
+        </w:rPr>
+        <w:t xml:space="preserve">Teacher check: Expected 24 then 30. Accept actual errors with an accurate account; do not replace </w:t>
+      </w:r>
+      <w:r>
+        <w:rPr>
+          <w:b/>
+        </w:rPr>
+        <w:t>observation</w:t>
+      </w:r>
+      <w:r>
+        <w:rPr>
+          <w:b w:val="0"/>
+        </w:rPr>
+        <w:t>s. Record the changed pack count, saved file and run or trace status.</w:t>
       </w:r>
     </w:p>
     <w:p>
       <w:pPr>
         <w:spacing w:line="336" w:lineRule="auto" w:after="180"/>
-        <w:shd w:fill="F5F1FB"/>
       </w:pPr>
       <w:r>
         <w:rPr>
           <w:b w:val="0"/>
         </w:rPr>
-        <w:t xml:space="preserve">Change: Change spare to 5 while keeping both tray </w:t>
+        <w:t xml:space="preserve">Two matching cases do not show all </w:t>
       </w:r>
       <w:r>
         <w:rPr>
@@ -1729,69 +2198,118 @@
         <w:rPr>
           <w:b w:val="0"/>
         </w:rPr>
-        <w:t>s fixed.</w:t>
+        <w:t>s are handled.</w:t>
       </w:r>
     </w:p>
     <w:p>
       <w:pPr>
-        <w:pStyle w:val="Heading3"/>
-      </w:pPr>
-      <w:r>
-        <w:t>Predicted result</w:t>
+        <w:spacing w:line="336" w:lineRule="auto" w:after="180"/>
+      </w:pPr>
+      <w:r>
+        <w:rPr>
+          <w:b w:val="0"/>
+        </w:rPr>
+        <w:t xml:space="preserve">Start by identifying the given </w:t>
+      </w:r>
+      <w:r>
+        <w:rPr>
+          <w:b/>
+        </w:rPr>
+        <w:t>input</w:t>
+      </w:r>
+      <w:r>
+        <w:rPr>
+          <w:b w:val="0"/>
+        </w:rPr>
+        <w:t>s together. Leave the intermediate steps blank. If needed, model one step, then withdraw that help on the next step. Move to a full trace only when the partial trace is understood.</w:t>
       </w:r>
     </w:p>
     <w:p>
       <w:pPr>
         <w:spacing w:line="336" w:lineRule="auto" w:after="180"/>
-        <w:shd w:fill="F1F6FC"/>
-      </w:pPr>
-      <w:r>
-        <w:rPr>
-          <w:b/>
-        </w:rPr>
-        <w:t>Prediction</w:t>
-      </w:r>
+      </w:pPr>
       <w:r>
         <w:rPr>
           <w:b w:val="0"/>
         </w:rPr>
-        <w:t>: The printed total becomes 29.</w:t>
+        <w:t>For partners, alternate explainer and checker; collect a response from every learner before discussion.</w:t>
       </w:r>
     </w:p>
     <w:p>
       <w:pPr>
-        <w:pStyle w:val="Heading3"/>
-      </w:pPr>
-      <w:r>
-        <w:t>Why the result follows</w:t>
+        <w:pStyle w:val="Heading2"/>
+      </w:pPr>
+      <w:r>
+        <w:t>Individual misconception check</w:t>
       </w:r>
     </w:p>
     <w:p>
       <w:pPr>
         <w:spacing w:line="336" w:lineRule="auto" w:after="180"/>
-        <w:shd w:fill="F1F6FC"/>
       </w:pPr>
       <w:r>
         <w:rPr>
           <w:b w:val="0"/>
         </w:rPr>
-        <w:t>Reason: 4*6 remains 24; adding five gives 29.</w:t>
+        <w:t xml:space="preserve">Use the worked case for From a paper </w:t>
+      </w:r>
+      <w:r>
+        <w:rPr>
+          <w:b/>
+        </w:rPr>
+        <w:t>algorithm</w:t>
+      </w:r>
+      <w:r>
+        <w:rPr>
+          <w:b w:val="0"/>
+        </w:rPr>
+        <w:t xml:space="preserve"> to Python. Proposed explanation: “An equals sign displays the answer”. Decide whether this explanation is supported.</w:t>
       </w:r>
     </w:p>
     <w:p>
       <w:pPr>
-        <w:pStyle w:val="Heading3"/>
-      </w:pPr>
-      <w:r>
-        <w:t>Ask while showing the picture</w:t>
+        <w:spacing w:line="336" w:lineRule="auto" w:after="180"/>
+      </w:pPr>
+      <w:r>
+        <w:rPr>
+          <w:b w:val="0"/>
+        </w:rPr>
+        <w:t>Point to the step or supplied fact that decides; explain your repair if needed.</w:t>
       </w:r>
     </w:p>
     <w:p>
       <w:pPr>
-        <w:pStyle w:val="Heading3"/>
-      </w:pPr>
-      <w:r>
-        <w:t>Ask while showing the picture · 6</w:t>
+        <w:spacing w:line="336" w:lineRule="auto" w:after="180"/>
+      </w:pPr>
+      <w:r>
+        <w:rPr>
+          <w:b w:val="0"/>
+        </w:rPr>
+        <w:t xml:space="preserve">Expected correction: </w:t>
+      </w:r>
+      <w:r>
+        <w:rPr>
+          <w:b/>
+        </w:rPr>
+        <w:t>Assignment</w:t>
+      </w:r>
+      <w:r>
+        <w:rPr>
+          <w:b w:val="0"/>
+        </w:rPr>
+        <w:t xml:space="preserve"> binds a name; print produces the displayed </w:t>
+      </w:r>
+      <w:r>
+        <w:rPr>
+          <w:b/>
+        </w:rPr>
+        <w:t>output</w:t>
+      </w:r>
+      <w:r>
+        <w:rPr>
+          <w:b w:val="0"/>
+        </w:rPr>
+        <w:t>.</w:t>
       </w:r>
     </w:p>
     <w:p>
@@ -1802,31 +2320,7 @@
         <w:rPr>
           <w:b w:val="0"/>
         </w:rPr>
-        <w:t xml:space="preserve">Cover the result. Ask learners to name the </w:t>
-      </w:r>
-      <w:r>
-        <w:rPr>
-          <w:b/>
-        </w:rPr>
-        <w:t>input</w:t>
-      </w:r>
-      <w:r>
-        <w:rPr>
-          <w:b w:val="0"/>
-        </w:rPr>
-        <w:t xml:space="preserve">s and predict the next step. Uncover one step, connect the icon to the actual procedure, and explain its </w:t>
-      </w:r>
-      <w:r>
-        <w:rPr>
-          <w:b/>
-        </w:rPr>
-        <w:t>evidence</w:t>
-      </w:r>
-      <w:r>
-        <w:rPr>
-          <w:b w:val="0"/>
-        </w:rPr>
-        <w:t>. Then change the supplied condition and compare.</w:t>
+        <w:t>Collect explanations, not only yes/no votes. If a misunderstanding is common, re-model the relevant step for the class.</w:t>
       </w:r>
     </w:p>
     <w:p>
@@ -1837,40 +2331,91 @@
         <w:rPr>
           <w:b w:val="0"/>
         </w:rPr>
-        <w:t>The picture is a representation; it does not document execution of a real AI model.</w:t>
+        <w:t>If it affects a few learners, give a short targeted group explanation while others solve a more demanding variation.</w:t>
       </w:r>
     </w:p>
     <w:p>
       <w:pPr>
-        <w:pStyle w:val="Heading1"/>
-      </w:pPr>
-      <w:r>
-        <w:t>03. Demonstrate and guide practice</w:t>
+        <w:pStyle w:val="Heading2"/>
+      </w:pPr>
+      <w:r>
+        <w:t>Pictorial question and changed-case key</w:t>
       </w:r>
     </w:p>
     <w:p>
-      <w:r>
-        <w:t>Demonstrate From a paper algorithm to Python, reduce support deliberately and check individual reasoning before discussing answers.</w:t>
+      <w:pPr>
+        <w:spacing w:line="336" w:lineRule="auto" w:after="180"/>
+      </w:pPr>
+      <w:r>
+        <w:rPr>
+          <w:b w:val="0"/>
+        </w:rPr>
+        <w:t>Match each paper quantity to its Python name. Why does the spare count get added once, and what prints when spare is five?</w:t>
       </w:r>
     </w:p>
     <w:p>
       <w:pPr>
-        <w:pStyle w:val="Heading3"/>
-      </w:pPr>
-      <w:r>
-        <w:t>Choose the pacing route</w:t>
+        <w:spacing w:line="336" w:lineRule="auto" w:after="180"/>
+      </w:pPr>
+      <w:r>
+        <w:rPr>
+          <w:b w:val="0"/>
+        </w:rPr>
+        <w:t>The names map trays→4, per_tray→6 and spare→2. The spare count is outside the identical trays, so total is 24+2=26. With spare=5, print displays 29.</w:t>
       </w:r>
     </w:p>
     <w:p>
       <w:pPr>
         <w:spacing w:line="336" w:lineRule="auto" w:after="180"/>
-        <w:shd w:fill="F1F6F8"/>
       </w:pPr>
       <w:r>
         <w:rPr>
           <w:b w:val="0"/>
         </w:rPr>
-        <w:t>Compact alternative: this two-session sequence covers selected core tasks. Use the three-session weekly plan for the full lesson, independent transfer, feedback and project work; allow extra time for extensions.</w:t>
+        <w:t>Changed-case reasoning: The printed total becomes 29. 4*6 remains 24; adding five gives 29.</w:t>
+      </w:r>
+    </w:p>
+    <w:p>
+      <w:pPr>
+        <w:spacing w:line="336" w:lineRule="auto" w:after="180"/>
+      </w:pPr>
+      <w:r>
+        <w:rPr>
+          <w:b w:val="0"/>
+        </w:rPr>
+        <w:t xml:space="preserve">Collect each learner’s explanation before discussion. Use the first missing connection between </w:t>
+      </w:r>
+      <w:r>
+        <w:rPr>
+          <w:b/>
+        </w:rPr>
+        <w:t>input</w:t>
+      </w:r>
+      <w:r>
+        <w:rPr>
+          <w:b w:val="0"/>
+        </w:rPr>
+        <w:t xml:space="preserve">, deciding step and result to choose support. This question is worked-case practice, not fresh mastery </w:t>
+      </w:r>
+      <w:r>
+        <w:rPr>
+          <w:b/>
+        </w:rPr>
+        <w:t>evidence</w:t>
+      </w:r>
+      <w:r>
+        <w:rPr>
+          <w:b w:val="0"/>
+        </w:rPr>
+        <w:t>.</w:t>
+      </w:r>
+    </w:p>
+    <w:p>
+      <w:pPr>
+        <w:pStyle w:val="Heading2"/>
+      </w:pPr>
+      <w:r>
+        <w:t>Support and alternative plan · reference / check after trying</w:t>
       </w:r>
     </w:p>
     <w:tbl>
@@ -2156,42 +2701,29 @@
     </w:p>
     <w:p>
       <w:pPr>
-        <w:pStyle w:val="Heading3"/>
-      </w:pPr>
-      <w:r>
-        <w:t>Reduce help deliberately</w:t>
+        <w:pStyle w:val="Heading2"/>
+      </w:pPr>
+      <w:r>
+        <w:t>Earlier wording, alternatives and picture transcripts · reference / check after trying</w:t>
       </w:r>
     </w:p>
     <w:p>
       <w:pPr>
-        <w:pStyle w:val="Heading3"/>
-      </w:pPr>
-      <w:r>
-        <w:t>Completion practice</w:t>
+        <w:spacing w:line="336" w:lineRule="auto" w:after="180"/>
+      </w:pPr>
+      <w:r>
+        <w:rPr>
+          <w:b w:val="0"/>
+        </w:rPr>
+        <w:t>Compact alternative: this two-session sequence covers selected core tasks. Use the three-session weekly plan for the full lesson, independent transfer, feedback and project work; allow extra time for extensions.</w:t>
       </w:r>
     </w:p>
     <w:p>
       <w:pPr>
-        <w:spacing w:line="336" w:lineRule="auto" w:after="180"/>
-        <w:shd w:fill="F5F1FB"/>
-      </w:pPr>
-      <w:r>
-        <w:rPr>
-          <w:b w:val="0"/>
-        </w:rPr>
-        <w:t xml:space="preserve">Completion task: Make records for 4 packs of 6, then 5 packs of 6. Predict before running. Record actual </w:t>
-      </w:r>
-      <w:r>
-        <w:rPr>
-          <w:b/>
-        </w:rPr>
-        <w:t>output</w:t>
-      </w:r>
-      <w:r>
-        <w:rPr>
-          <w:b w:val="0"/>
-        </w:rPr>
-        <w:t>, any error and what changed. If working on paper, label both results as traces.</w:t>
+        <w:pStyle w:val="Heading3"/>
+      </w:pPr>
+      <w:r>
+        <w:t>Reduce help deliberately</w:t>
       </w:r>
     </w:p>
     <w:p>
@@ -2199,97 +2731,44 @@
         <w:pStyle w:val="Heading3"/>
       </w:pPr>
       <w:r>
-        <w:t>Reasoning to listen for</w:t>
+        <w:t>Individual reasoning check</w:t>
       </w:r>
     </w:p>
     <w:p>
       <w:pPr>
-        <w:spacing w:line="336" w:lineRule="auto" w:after="180"/>
-        <w:shd w:fill="F1F6FC"/>
-      </w:pPr>
-      <w:r>
-        <w:rPr>
-          <w:b w:val="0"/>
-        </w:rPr>
-        <w:t xml:space="preserve">Teacher check: Expected 24 then 30. Accept actual errors with an accurate account; do not replace </w:t>
-      </w:r>
-      <w:r>
-        <w:rPr>
-          <w:b/>
-        </w:rPr>
-        <w:t>observation</w:t>
-      </w:r>
-      <w:r>
-        <w:rPr>
-          <w:b w:val="0"/>
-        </w:rPr>
-        <w:t>s. Record the changed pack count, saved file and run or trace status.</w:t>
+        <w:pStyle w:val="Heading3"/>
+      </w:pPr>
+      <w:r>
+        <w:t>Pictorial practice question</w:t>
       </w:r>
     </w:p>
     <w:p>
       <w:pPr>
-        <w:spacing w:line="336" w:lineRule="auto" w:after="180"/>
-        <w:shd w:fill="F1F6FC"/>
-      </w:pPr>
-      <w:r>
-        <w:rPr>
-          <w:b w:val="0"/>
-        </w:rPr>
-        <w:t xml:space="preserve">Two matching cases do not show all </w:t>
-      </w:r>
-      <w:r>
-        <w:rPr>
-          <w:b/>
-        </w:rPr>
-        <w:t>input</w:t>
-      </w:r>
-      <w:r>
-        <w:rPr>
-          <w:b w:val="0"/>
-        </w:rPr>
-        <w:t>s are handled.</w:t>
+        <w:pStyle w:val="Heading3"/>
+      </w:pPr>
+      <w:r>
+        <w:t>Reasoned teacher answer</w:t>
       </w:r>
     </w:p>
     <w:p>
       <w:pPr>
-        <w:spacing w:line="336" w:lineRule="auto" w:after="180"/>
-      </w:pPr>
-      <w:r>
-        <w:rPr>
-          <w:b w:val="0"/>
-        </w:rPr>
-        <w:t xml:space="preserve">Start by identifying the given </w:t>
-      </w:r>
-      <w:r>
-        <w:rPr>
-          <w:b/>
-        </w:rPr>
-        <w:t>input</w:t>
-      </w:r>
-      <w:r>
-        <w:rPr>
-          <w:b w:val="0"/>
-        </w:rPr>
-        <w:t>s together. Leave the intermediate steps blank. If needed, model one step, then withdraw that help on the next step. Move to a full trace only when the partial trace is understood.</w:t>
+        <w:pStyle w:val="Heading1"/>
+      </w:pPr>
+      <w:r>
+        <w:t>04. Run the complete supplied investigation</w:t>
       </w:r>
     </w:p>
     <w:p>
-      <w:pPr>
-        <w:spacing w:line="336" w:lineRule="auto" w:after="180"/>
-      </w:pPr>
-      <w:r>
-        <w:rPr>
-          <w:b w:val="0"/>
-        </w:rPr>
-        <w:t>For partners, alternate explainer and checker; collect a response from every learner before discussion.</w:t>
+      <w:r>
+        <w:t>Preserve expected, observed and paper-trace records.</w:t>
       </w:r>
     </w:p>
     <w:p>
       <w:pPr>
-        <w:pStyle w:val="Heading3"/>
-      </w:pPr>
-      <w:r>
-        <w:t>Individual reasoning check</w:t>
+        <w:pStyle w:val="Heading2"/>
+      </w:pPr>
+      <w:r>
+        <w:t>Supplied case materials and checked guidance</w:t>
       </w:r>
     </w:p>
     <w:p>
@@ -2300,19 +2779,7 @@
         <w:rPr>
           <w:b w:val="0"/>
         </w:rPr>
-        <w:t xml:space="preserve">Use the worked case for From a paper </w:t>
-      </w:r>
-      <w:r>
-        <w:rPr>
-          <w:b/>
-        </w:rPr>
-        <w:t>algorithm</w:t>
-      </w:r>
-      <w:r>
-        <w:rPr>
-          <w:b w:val="0"/>
-        </w:rPr>
-        <w:t xml:space="preserve"> to Python. Proposed explanation: “An equals sign displays the answer”. Decide whether this explanation is supported.</w:t>
+        <w:t>Five packing/order cases: A 24, B 30, C 0; D fresh first-line print(total) raises NameError; E addition gives 11 and fails equal-group requirement despite running. Seed script 26, changed spare 29. Selected independent task 3*7=21 then 5*7=35; explain written multiplication and distinguish changed input from training. Earlier shelf task has its own zero-trays variant and is additional practice.</w:t>
       </w:r>
     </w:p>
     <w:p>
@@ -2323,27 +2790,26 @@
         <w:rPr>
           <w:b w:val="0"/>
         </w:rPr>
-        <w:t>Point to the step or supplied fact that decides; explain your repair if needed.</w:t>
+        <w:t>Record exposure to repeated examples and use unseen parallel counts for an independent reassessment.</w:t>
       </w:r>
     </w:p>
     <w:p>
       <w:pPr>
-        <w:pStyle w:val="Heading3"/>
-      </w:pPr>
-      <w:r>
-        <w:t>Expected repair</w:t>
+        <w:pStyle w:val="Heading2"/>
+      </w:pPr>
+      <w:r>
+        <w:t>Diagnose misconceptions</w:t>
       </w:r>
     </w:p>
     <w:p>
       <w:pPr>
         <w:spacing w:line="336" w:lineRule="auto" w:after="180"/>
-        <w:shd w:fill="F1F6FC"/>
       </w:pPr>
       <w:r>
         <w:rPr>
           <w:b w:val="0"/>
         </w:rPr>
-        <w:t xml:space="preserve">Expected correction: </w:t>
+        <w:t xml:space="preserve">An equals sign displays the answer: </w:t>
       </w:r>
       <w:r>
         <w:rPr>
@@ -2378,7 +2844,19 @@
         <w:rPr>
           <w:b w:val="0"/>
         </w:rPr>
-        <w:t>Collect explanations, not only yes/no votes. If a misunderstanding is common, re-model the relevant step for the class.</w:t>
+        <w:t xml:space="preserve">A successful run means the requirement was met: Compare the </w:t>
+      </w:r>
+      <w:r>
+        <w:rPr>
+          <w:b/>
+        </w:rPr>
+        <w:t>output</w:t>
+      </w:r>
+      <w:r>
+        <w:rPr>
+          <w:b w:val="0"/>
+        </w:rPr>
+        <w:t xml:space="preserve"> with the paper rule and expected result.</w:t>
       </w:r>
     </w:p>
     <w:p>
@@ -2389,240 +2867,73 @@
         <w:rPr>
           <w:b w:val="0"/>
         </w:rPr>
-        <w:t>If it affects a few learners, give a short targeted group explanation while others solve a more demanding variation.</w:t>
+        <w:t>Python guesses the intended order: A name must be assigned before this script reads it.</w:t>
       </w:r>
     </w:p>
     <w:p>
       <w:pPr>
-        <w:pStyle w:val="Heading3"/>
-      </w:pPr>
-      <w:r>
-        <w:t>Pictorial practice question</w:t>
+        <w:spacing w:line="336" w:lineRule="auto" w:after="180"/>
+      </w:pPr>
+      <w:r>
+        <w:rPr>
+          <w:b w:val="0"/>
+        </w:rPr>
+        <w:t xml:space="preserve">Typing a </w:t>
+      </w:r>
+      <w:r>
+        <w:rPr>
+          <w:b/>
+        </w:rPr>
+        <w:t>program</w:t>
+      </w:r>
+      <w:r>
+        <w:rPr>
+          <w:b w:val="0"/>
+        </w:rPr>
+        <w:t xml:space="preserve"> trains an AI model: These statements apply an explicit multiplication rule.</w:t>
       </w:r>
     </w:p>
     <w:p>
       <w:pPr>
         <w:spacing w:line="336" w:lineRule="auto" w:after="180"/>
-        <w:shd w:fill="F5F1FB"/>
       </w:pPr>
       <w:r>
         <w:rPr>
           <w:b w:val="0"/>
         </w:rPr>
-        <w:t>Match each paper quantity to its Python name. Why does the spare count get added once, and what prints when spare is five?</w:t>
+        <w:t xml:space="preserve">Use Section 9 for the </w:t>
+      </w:r>
+      <w:r>
+        <w:rPr>
+          <w:b/>
+        </w:rPr>
+        <w:t>evidence</w:t>
+      </w:r>
+      <w:r>
+        <w:rPr>
+          <w:b w:val="0"/>
+        </w:rPr>
+        <w:t xml:space="preserve"> ledger. Add a boundary or missing-</w:t>
+      </w:r>
+      <w:r>
+        <w:rPr>
+          <w:b/>
+        </w:rPr>
+        <w:t>input</w:t>
+      </w:r>
+      <w:r>
+        <w:rPr>
+          <w:b w:val="0"/>
+        </w:rPr>
+        <w:t xml:space="preserve"> case and record the expected response before checking. More successful repeats of one case do not establish wider coverage.</w:t>
       </w:r>
     </w:p>
     <w:p>
       <w:pPr>
-        <w:pStyle w:val="Heading3"/>
-      </w:pPr>
-      <w:r>
-        <w:t>Reasoned teacher answer</w:t>
-      </w:r>
-    </w:p>
-    <w:p>
-      <w:pPr>
-        <w:spacing w:line="336" w:lineRule="auto" w:after="180"/>
-      </w:pPr>
-      <w:r>
-        <w:rPr>
-          <w:b w:val="0"/>
-        </w:rPr>
-        <w:t>The names map trays→4, per_tray→6 and spare→2. The spare count is outside the identical trays, so total is 24+2=26. With spare=5, print displays 29.</w:t>
-      </w:r>
-    </w:p>
-    <w:p>
-      <w:pPr>
-        <w:spacing w:line="336" w:lineRule="auto" w:after="180"/>
-      </w:pPr>
-      <w:r>
-        <w:rPr>
-          <w:b w:val="0"/>
-        </w:rPr>
-        <w:t>Changed-case reasoning: The printed total becomes 29. 4*6 remains 24; adding five gives 29.</w:t>
-      </w:r>
-    </w:p>
-    <w:p>
-      <w:pPr>
-        <w:spacing w:line="336" w:lineRule="auto" w:after="180"/>
-      </w:pPr>
-      <w:r>
-        <w:rPr>
-          <w:b w:val="0"/>
-        </w:rPr>
-        <w:t xml:space="preserve">Collect each learner’s explanation before discussion. Use the first missing connection between </w:t>
-      </w:r>
-      <w:r>
-        <w:rPr>
-          <w:b/>
-        </w:rPr>
-        <w:t>input</w:t>
-      </w:r>
-      <w:r>
-        <w:rPr>
-          <w:b w:val="0"/>
-        </w:rPr>
-        <w:t xml:space="preserve">, deciding step and result to choose support. This question is worked-case practice, not fresh mastery </w:t>
-      </w:r>
-      <w:r>
-        <w:rPr>
-          <w:b/>
-        </w:rPr>
-        <w:t>evidence</w:t>
-      </w:r>
-      <w:r>
-        <w:rPr>
-          <w:b w:val="0"/>
-        </w:rPr>
-        <w:t>.</w:t>
-      </w:r>
-    </w:p>
-    <w:p>
-      <w:pPr>
-        <w:pStyle w:val="Heading1"/>
-      </w:pPr>
-      <w:r>
-        <w:t>04. Run the investigation and diagnose misconceptions</w:t>
-      </w:r>
-    </w:p>
-    <w:p>
-      <w:r>
-        <w:t>Run the From a paper algorithm to Python investigation and use the first unsupported step to choose a teaching response.</w:t>
-      </w:r>
-    </w:p>
-    <w:p>
-      <w:pPr>
-        <w:spacing w:line="336" w:lineRule="auto" w:after="180"/>
-      </w:pPr>
-      <w:r>
-        <w:rPr>
-          <w:b w:val="0"/>
-        </w:rPr>
-        <w:t xml:space="preserve">An equals sign displays the answer: </w:t>
-      </w:r>
-      <w:r>
-        <w:rPr>
-          <w:b/>
-        </w:rPr>
-        <w:t>Assignment</w:t>
-      </w:r>
-      <w:r>
-        <w:rPr>
-          <w:b w:val="0"/>
-        </w:rPr>
-        <w:t xml:space="preserve"> binds a name; print produces the displayed </w:t>
-      </w:r>
-      <w:r>
-        <w:rPr>
-          <w:b/>
-        </w:rPr>
-        <w:t>output</w:t>
-      </w:r>
-      <w:r>
-        <w:rPr>
-          <w:b w:val="0"/>
-        </w:rPr>
-        <w:t>.</w:t>
-      </w:r>
-    </w:p>
-    <w:p>
-      <w:pPr>
-        <w:spacing w:line="336" w:lineRule="auto" w:after="180"/>
-      </w:pPr>
-      <w:r>
-        <w:rPr>
-          <w:b w:val="0"/>
-        </w:rPr>
-        <w:t xml:space="preserve">A successful run means the requirement was met: Compare the </w:t>
-      </w:r>
-      <w:r>
-        <w:rPr>
-          <w:b/>
-        </w:rPr>
-        <w:t>output</w:t>
-      </w:r>
-      <w:r>
-        <w:rPr>
-          <w:b w:val="0"/>
-        </w:rPr>
-        <w:t xml:space="preserve"> with the paper rule and expected result.</w:t>
-      </w:r>
-    </w:p>
-    <w:p>
-      <w:pPr>
-        <w:spacing w:line="336" w:lineRule="auto" w:after="180"/>
-      </w:pPr>
-      <w:r>
-        <w:rPr>
-          <w:b w:val="0"/>
-        </w:rPr>
-        <w:t>Python guesses the intended order: A name must be assigned before this script reads it.</w:t>
-      </w:r>
-    </w:p>
-    <w:p>
-      <w:pPr>
-        <w:spacing w:line="336" w:lineRule="auto" w:after="180"/>
-      </w:pPr>
-      <w:r>
-        <w:rPr>
-          <w:b w:val="0"/>
-        </w:rPr>
-        <w:t xml:space="preserve">Typing a </w:t>
-      </w:r>
-      <w:r>
-        <w:rPr>
-          <w:b/>
-        </w:rPr>
-        <w:t>program</w:t>
-      </w:r>
-      <w:r>
-        <w:rPr>
-          <w:b w:val="0"/>
-        </w:rPr>
-        <w:t xml:space="preserve"> trains an AI model: These statements apply an explicit multiplication rule.</w:t>
-      </w:r>
-    </w:p>
-    <w:p>
-      <w:pPr>
-        <w:spacing w:line="336" w:lineRule="auto" w:after="180"/>
-      </w:pPr>
-      <w:r>
-        <w:rPr>
-          <w:b w:val="0"/>
-        </w:rPr>
-        <w:t xml:space="preserve">Use Section 9 for the </w:t>
-      </w:r>
-      <w:r>
-        <w:rPr>
-          <w:b/>
-        </w:rPr>
-        <w:t>evidence</w:t>
-      </w:r>
-      <w:r>
-        <w:rPr>
-          <w:b w:val="0"/>
-        </w:rPr>
-        <w:t xml:space="preserve"> ledger. Add a boundary or missing-</w:t>
-      </w:r>
-      <w:r>
-        <w:rPr>
-          <w:b/>
-        </w:rPr>
-        <w:t>input</w:t>
-      </w:r>
-      <w:r>
-        <w:rPr>
-          <w:b w:val="0"/>
-        </w:rPr>
-        <w:t xml:space="preserve"> case and record the expected response before checking. More successful repeats of one case do not establish wider coverage.</w:t>
-      </w:r>
-    </w:p>
-    <w:p>
-      <w:pPr>
-        <w:pStyle w:val="Heading3"/>
-      </w:pPr>
-      <w:r>
-        <w:t>Match the support to the first error</w:t>
+        <w:pStyle w:val="Heading2"/>
+      </w:pPr>
+      <w:r>
+        <w:t>Choose accessible support</w:t>
       </w:r>
     </w:p>
     <w:tbl>
@@ -2795,509 +3106,44 @@
     </w:p>
     <w:p>
       <w:pPr>
-        <w:pStyle w:val="Heading1"/>
-      </w:pPr>
-      <w:r>
-        <w:t>05. Assess and explain the answers</w:t>
+        <w:pStyle w:val="Heading2"/>
+      </w:pPr>
+      <w:r>
+        <w:t>Earlier wording, alternatives and picture transcripts · reference / check after trying</w:t>
       </w:r>
     </w:p>
     <w:p>
-      <w:r>
-        <w:t>Use the From a paper algorithm to Python questions, teacher keys and criteria after the relevant attempts. Previously discussed cases are practice; protect the separately selected independent task.</w:t>
+      <w:pPr>
+        <w:pStyle w:val="Heading3"/>
+      </w:pPr>
+      <w:r>
+        <w:t>Match the support to the first error</w:t>
       </w:r>
     </w:p>
     <w:p>
       <w:pPr>
-        <w:pStyle w:val="Heading3"/>
-      </w:pPr>
-      <w:r>
-        <w:t>Guided and exit questions</w:t>
+        <w:pStyle w:val="Heading1"/>
+      </w:pPr>
+      <w:r>
+        <w:t>05. Assess the selected bridge transfer task</w:t>
       </w:r>
     </w:p>
     <w:p>
-      <w:pPr>
-        <w:spacing w:line="336" w:lineRule="auto" w:after="180"/>
-      </w:pPr>
-      <w:r>
-        <w:rPr>
-          <w:b w:val="0"/>
-        </w:rPr>
-        <w:t>The third line assigns total but does not call print, so nothing is displayed. A first-line print(total) raises NameError in a fresh run because total has not been assigned.</w:t>
+      <w:r>
+        <w:t>If a learner has seen this exact case, use a fresh parallel input and record exposure/support.</w:t>
       </w:r>
     </w:p>
     <w:p>
       <w:pPr>
-        <w:spacing w:line="336" w:lineRule="auto" w:after="180"/>
-      </w:pPr>
-      <w:r>
-        <w:rPr>
-          <w:b w:val="0"/>
-        </w:rPr>
-        <w:t>Exit: 11 is wrong for five groups of six; addition is a likely cause, and multiplication should give 30. Retain the old result and check the repaired file with both pack counts. Record whether the work was executed or traced.</w:t>
+        <w:pStyle w:val="Heading2"/>
+      </w:pPr>
+      <w:r>
+        <w:t>Selected independent task and checked key</w:t>
       </w:r>
     </w:p>
     <w:p>
       <w:pPr>
-        <w:pStyle w:val="Heading3"/>
-      </w:pPr>
-      <w:r>
-        <w:t>W1 Connect the paper steps to Python</w:t>
-      </w:r>
-    </w:p>
-    <w:p>
-      <w:pPr>
-        <w:pStyle w:val="Heading3"/>
-      </w:pPr>
-      <w:r>
-        <w:t>Workbook question · W1</w:t>
-      </w:r>
-    </w:p>
-    <w:p>
-      <w:pPr>
         <w:spacing w:line="336" w:lineRule="auto" w:after="180"/>
-        <w:shd w:fill="F5F1FB"/>
-      </w:pPr>
-      <w:r>
-        <w:rPr>
-          <w:b w:val="0"/>
-        </w:rPr>
-        <w:t>Write the complete four-line script for 4 packs of 6. Beside each line explain what it does. Which line displays information?</w:t>
-      </w:r>
-    </w:p>
-    <w:p>
-      <w:pPr>
-        <w:pStyle w:val="Heading3"/>
-      </w:pPr>
-      <w:r>
-        <w:t>Teacher reasoning · W1</w:t>
-      </w:r>
-    </w:p>
-    <w:p>
-      <w:pPr>
-        <w:spacing w:line="336" w:lineRule="auto" w:after="180"/>
-        <w:shd w:fill="F1F6FC"/>
-      </w:pPr>
-      <w:r>
-        <w:rPr>
-          <w:b w:val="0"/>
-        </w:rPr>
-        <w:t>packs = 4; per_pack = 6; total = packs * per_pack; print(total), each on its own line. The first two bind quantities, the third computes 24 and the fourth displays 24.</w:t>
-      </w:r>
-    </w:p>
-    <w:p>
-      <w:pPr>
-        <w:spacing w:line="336" w:lineRule="auto" w:after="180"/>
-        <w:shd w:fill="F1F6FC"/>
-      </w:pPr>
-      <w:r>
-        <w:rPr>
-          <w:b/>
-        </w:rPr>
-        <w:t>Assignment</w:t>
-      </w:r>
-      <w:r>
-        <w:rPr>
-          <w:b w:val="0"/>
-        </w:rPr>
-        <w:t xml:space="preserve"> alone produces no displayed </w:t>
-      </w:r>
-      <w:r>
-        <w:rPr>
-          <w:b/>
-        </w:rPr>
-        <w:t>output</w:t>
-      </w:r>
-      <w:r>
-        <w:rPr>
-          <w:b w:val="0"/>
-        </w:rPr>
-        <w:t xml:space="preserve"> in this script.</w:t>
-      </w:r>
-    </w:p>
-    <w:p>
-      <w:pPr>
-        <w:pStyle w:val="Heading3"/>
-      </w:pPr>
-      <w:r>
-        <w:t>W2 Predict then observe</w:t>
-      </w:r>
-    </w:p>
-    <w:p>
-      <w:pPr>
-        <w:pStyle w:val="Heading3"/>
-      </w:pPr>
-      <w:r>
-        <w:t>Workbook question · W2</w:t>
-      </w:r>
-    </w:p>
-    <w:p>
-      <w:pPr>
-        <w:spacing w:line="336" w:lineRule="auto" w:after="180"/>
-        <w:shd w:fill="F5F1FB"/>
-      </w:pPr>
-      <w:r>
-        <w:rPr>
-          <w:b w:val="0"/>
-        </w:rPr>
-        <w:t xml:space="preserve">Make records for 4 packs of 6, then 5 packs of 6. Predict before running. Record actual </w:t>
-      </w:r>
-      <w:r>
-        <w:rPr>
-          <w:b/>
-        </w:rPr>
-        <w:t>output</w:t>
-      </w:r>
-      <w:r>
-        <w:rPr>
-          <w:b w:val="0"/>
-        </w:rPr>
-        <w:t>, any error and what changed. If working on paper, label both results as traces.</w:t>
-      </w:r>
-    </w:p>
-    <w:p>
-      <w:pPr>
-        <w:pStyle w:val="Heading3"/>
-      </w:pPr>
-      <w:r>
-        <w:t>Teacher reasoning · W2</w:t>
-      </w:r>
-    </w:p>
-    <w:p>
-      <w:pPr>
-        <w:spacing w:line="336" w:lineRule="auto" w:after="180"/>
-        <w:shd w:fill="F1F6FC"/>
-      </w:pPr>
-      <w:r>
-        <w:rPr>
-          <w:b w:val="0"/>
-        </w:rPr>
-        <w:t xml:space="preserve">Expected 24 then 30. Accept actual errors with an accurate account; do not replace </w:t>
-      </w:r>
-      <w:r>
-        <w:rPr>
-          <w:b/>
-        </w:rPr>
-        <w:t>observation</w:t>
-      </w:r>
-      <w:r>
-        <w:rPr>
-          <w:b w:val="0"/>
-        </w:rPr>
-        <w:t xml:space="preserve">s. Record the changed pack count, saved file and run or trace status. Two matching cases do not show all </w:t>
-      </w:r>
-      <w:r>
-        <w:rPr>
-          <w:b/>
-        </w:rPr>
-        <w:t>input</w:t>
-      </w:r>
-      <w:r>
-        <w:rPr>
-          <w:b w:val="0"/>
-        </w:rPr>
-        <w:t>s are handled.</w:t>
-      </w:r>
-    </w:p>
-    <w:p>
-      <w:pPr>
-        <w:pStyle w:val="Heading3"/>
-      </w:pPr>
-      <w:r>
-        <w:t>W3 Explain an order error</w:t>
-      </w:r>
-    </w:p>
-    <w:p>
-      <w:pPr>
-        <w:pStyle w:val="Heading3"/>
-      </w:pPr>
-      <w:r>
-        <w:t>Workbook question · W3</w:t>
-      </w:r>
-    </w:p>
-    <w:p>
-      <w:pPr>
-        <w:spacing w:line="336" w:lineRule="auto" w:after="180"/>
-        <w:shd w:fill="F5F1FB"/>
-      </w:pPr>
-      <w:r>
-        <w:rPr>
-          <w:b w:val="0"/>
-        </w:rPr>
-        <w:t>Move print(total) to the first line of a fresh script. Predict what happens and why. Put the lines back into an order that meets the requirement.</w:t>
-      </w:r>
-    </w:p>
-    <w:p>
-      <w:pPr>
-        <w:pStyle w:val="Heading3"/>
-      </w:pPr>
-      <w:r>
-        <w:t>Teacher reasoning · W3</w:t>
-      </w:r>
-    </w:p>
-    <w:p>
-      <w:pPr>
-        <w:spacing w:line="336" w:lineRule="auto" w:after="180"/>
-        <w:shd w:fill="F1F6FC"/>
-      </w:pPr>
-      <w:r>
-        <w:rPr>
-          <w:b w:val="0"/>
-        </w:rPr>
-        <w:t>The first line tries to read total before it exists, causing NameError in a fresh run. Assign packs and per_pack, calculate total, then print it.</w:t>
-      </w:r>
-    </w:p>
-    <w:p>
-      <w:pPr>
-        <w:spacing w:line="336" w:lineRule="auto" w:after="180"/>
-        <w:shd w:fill="F1F6FC"/>
-      </w:pPr>
-      <w:r>
-        <w:rPr>
-          <w:b w:val="0"/>
-        </w:rPr>
-        <w:t>Earlier values lingering in an interactive session can hide the problem; run the complete saved script afresh.</w:t>
-      </w:r>
-    </w:p>
-    <w:p>
-      <w:pPr>
-        <w:pStyle w:val="Heading3"/>
-      </w:pPr>
-      <w:r>
-        <w:t>W4 Transfer the procedure independently</w:t>
-      </w:r>
-    </w:p>
-    <w:p>
-      <w:pPr>
-        <w:pStyle w:val="Heading3"/>
-      </w:pPr>
-      <w:r>
-        <w:t>Workbook question · W4</w:t>
-      </w:r>
-    </w:p>
-    <w:p>
-      <w:pPr>
-        <w:spacing w:line="336" w:lineRule="auto" w:after="180"/>
-        <w:shd w:fill="F5F1FB"/>
-      </w:pPr>
-      <w:r>
-        <w:rPr>
-          <w:b w:val="0"/>
-        </w:rPr>
-        <w:t xml:space="preserve">A fictional shelf has 3 trays of 7 tiles each. Write a four-line Python script using trays, per_tray and tiles. Predict its </w:t>
-      </w:r>
-      <w:r>
-        <w:rPr>
-          <w:b/>
-        </w:rPr>
-        <w:t>output</w:t>
-      </w:r>
-      <w:r>
-        <w:rPr>
-          <w:b w:val="0"/>
-        </w:rPr>
-        <w:t>. Then change only trays to 0 and predict again. Explain why adding the two quantities is wrong.</w:t>
-      </w:r>
-    </w:p>
-    <w:p>
-      <w:pPr>
-        <w:pStyle w:val="Heading3"/>
-      </w:pPr>
-      <w:r>
-        <w:t>Teacher reasoning · W4</w:t>
-      </w:r>
-    </w:p>
-    <w:p>
-      <w:pPr>
-        <w:spacing w:line="336" w:lineRule="auto" w:after="180"/>
-        <w:shd w:fill="F1F6FC"/>
-      </w:pPr>
-      <w:r>
-        <w:rPr>
-          <w:b w:val="0"/>
-        </w:rPr>
-        <w:t xml:space="preserve">trays = 3; per_tray = 7; tiles = trays * per_tray; print(tiles), on separate lines. </w:t>
-      </w:r>
-      <w:r>
-        <w:rPr>
-          <w:b/>
-        </w:rPr>
-        <w:t>Output</w:t>
-      </w:r>
-      <w:r>
-        <w:rPr>
-          <w:b w:val="0"/>
-        </w:rPr>
-        <w:t>s 21 and then 0. Zero trays contain zero tiles. Addition would give 10 then 7, not the number in equal groups.</w:t>
-      </w:r>
-    </w:p>
-    <w:p>
-      <w:pPr>
-        <w:pStyle w:val="Heading3"/>
-      </w:pPr>
-      <w:r>
-        <w:t>W5 Keep an honest conclusion</w:t>
-      </w:r>
-    </w:p>
-    <w:p>
-      <w:pPr>
-        <w:pStyle w:val="Heading3"/>
-      </w:pPr>
-      <w:r>
-        <w:t>Workbook question · W5</w:t>
-      </w:r>
-    </w:p>
-    <w:p>
-      <w:pPr>
-        <w:spacing w:line="336" w:lineRule="auto" w:after="180"/>
-        <w:shd w:fill="F5F1FB"/>
-      </w:pPr>
-      <w:r>
-        <w:rPr>
-          <w:b w:val="0"/>
-        </w:rPr>
-        <w:t xml:space="preserve">Explain the difference between a successful run and a correct calculation. State one limit of this </w:t>
-      </w:r>
-      <w:r>
-        <w:rPr>
-          <w:b/>
-        </w:rPr>
-        <w:t>program</w:t>
-      </w:r>
-      <w:r>
-        <w:rPr>
-          <w:b w:val="0"/>
-        </w:rPr>
-        <w:t xml:space="preserve"> and what you would keep so another person can check your work.</w:t>
-      </w:r>
-    </w:p>
-    <w:p>
-      <w:pPr>
-        <w:pStyle w:val="Heading3"/>
-      </w:pPr>
-      <w:r>
-        <w:t>Teacher reasoning · W5</w:t>
-      </w:r>
-    </w:p>
-    <w:p>
-      <w:pPr>
-        <w:spacing w:line="336" w:lineRule="auto" w:after="180"/>
-        <w:shd w:fill="F1F6FC"/>
-      </w:pPr>
-      <w:r>
-        <w:rPr>
-          <w:b w:val="0"/>
-        </w:rPr>
-        <w:t xml:space="preserve">A successful run means the execution finished without a reported error; correctness requires matching the stated total-count rule. The script assumes supplied whole nonnegative quantities and does not validate arbitrary </w:t>
-      </w:r>
-      <w:r>
-        <w:rPr>
-          <w:b/>
-        </w:rPr>
-        <w:t>input</w:t>
-      </w:r>
-      <w:r>
-        <w:rPr>
-          <w:b w:val="0"/>
-        </w:rPr>
-        <w:t>.</w:t>
-      </w:r>
-    </w:p>
-    <w:p>
-      <w:pPr>
-        <w:spacing w:line="336" w:lineRule="auto" w:after="180"/>
-        <w:shd w:fill="F1F6FC"/>
-      </w:pPr>
-      <w:r>
-        <w:rPr>
-          <w:b w:val="0"/>
-        </w:rPr>
-        <w:t xml:space="preserve">Keep source, quantities, expected and actual </w:t>
-      </w:r>
-      <w:r>
-        <w:rPr>
-          <w:b/>
-        </w:rPr>
-        <w:t>output</w:t>
-      </w:r>
-      <w:r>
-        <w:rPr>
-          <w:b w:val="0"/>
-        </w:rPr>
-        <w:t xml:space="preserve"> and whether it was run or traced.</w:t>
-      </w:r>
-    </w:p>
-    <w:p>
-      <w:pPr>
-        <w:pStyle w:val="Heading3"/>
-      </w:pPr>
-      <w:r>
-        <w:t>Independent assessment and fresh retry</w:t>
-      </w:r>
-    </w:p>
-    <w:p>
-      <w:pPr>
-        <w:pStyle w:val="Heading3"/>
-      </w:pPr>
-      <w:r>
-        <w:t>Teacher key · Independent assessment and fresh retry</w:t>
-      </w:r>
-    </w:p>
-    <w:p>
-      <w:pPr>
-        <w:spacing w:line="336" w:lineRule="auto" w:after="180"/>
-        <w:shd w:fill="F1F6FC"/>
-      </w:pPr>
-      <w:r>
-        <w:rPr>
-          <w:b w:val="0"/>
-        </w:rPr>
-        <w:t xml:space="preserve">W4 must give a complete ordered script and explain </w:t>
-      </w:r>
-      <w:r>
-        <w:rPr>
-          <w:b/>
-        </w:rPr>
-        <w:t>output</w:t>
-      </w:r>
-      <w:r>
-        <w:rPr>
-          <w:b w:val="0"/>
-        </w:rPr>
-        <w:t>s 21 and 0 using equal groups. Distinguish an independent paper trace from successful use of the editor; record both skills separately.</w:t>
-      </w:r>
-    </w:p>
-    <w:p>
-      <w:pPr>
-        <w:spacing w:line="336" w:lineRule="auto" w:after="180"/>
-        <w:shd w:fill="F1F6FC"/>
-      </w:pPr>
-      <w:r>
-        <w:rPr>
-          <w:b w:val="0"/>
-        </w:rPr>
-        <w:t>After support, retry with 2 boxes of 9 pencils, then 0 boxes: 18 and 0. Ask for the print line and why it follows the calculation.</w:t>
-      </w:r>
-    </w:p>
-    <w:p>
-      <w:pPr>
-        <w:pStyle w:val="Heading3"/>
-      </w:pPr>
-      <w:r>
-        <w:t>Assess independent transfer</w:t>
-      </w:r>
-    </w:p>
-    <w:p>
-      <w:pPr>
-        <w:pStyle w:val="Heading3"/>
-      </w:pPr>
-      <w:r>
-        <w:t>Independent question · withhold the key</w:t>
-      </w:r>
-    </w:p>
-    <w:p>
-      <w:pPr>
-        <w:spacing w:line="336" w:lineRule="auto" w:after="180"/>
-        <w:shd w:fill="F5F1FB"/>
       </w:pPr>
       <w:r>
         <w:rPr>
@@ -3336,54 +3182,45 @@
     </w:p>
     <w:p>
       <w:pPr>
-        <w:pStyle w:val="Heading3"/>
-      </w:pPr>
-      <w:r>
-        <w:t>Selected case answer</w:t>
+        <w:spacing w:line="336" w:lineRule="auto" w:after="180"/>
+      </w:pPr>
+      <w:r>
+        <w:rPr>
+          <w:b w:val="0"/>
+        </w:rPr>
+        <w:t xml:space="preserve">21, then 35. The multiplication rule is written; changing an </w:t>
+      </w:r>
+      <w:r>
+        <w:rPr>
+          <w:b/>
+        </w:rPr>
+        <w:t>input</w:t>
+      </w:r>
+      <w:r>
+        <w:rPr>
+          <w:b w:val="0"/>
+        </w:rPr>
+        <w:t xml:space="preserve"> is not </w:t>
+      </w:r>
+      <w:r>
+        <w:rPr>
+          <w:b/>
+        </w:rPr>
+        <w:t>fitting</w:t>
+      </w:r>
+      <w:r>
+        <w:rPr>
+          <w:b w:val="0"/>
+        </w:rPr>
+        <w:t xml:space="preserve"> an AI model.</w:t>
       </w:r>
     </w:p>
     <w:p>
       <w:pPr>
-        <w:pStyle w:val="Heading3"/>
-      </w:pPr>
-      <w:r>
-        <w:t>Teacher key · Selected case answer</w:t>
-      </w:r>
-    </w:p>
-    <w:p>
-      <w:pPr>
-        <w:spacing w:line="336" w:lineRule="auto" w:after="180"/>
-        <w:shd w:fill="F1F6FC"/>
-      </w:pPr>
-      <w:r>
-        <w:rPr>
-          <w:b w:val="0"/>
-        </w:rPr>
-        <w:t xml:space="preserve">21, then 35. The multiplication rule is written; changing an </w:t>
-      </w:r>
-      <w:r>
-        <w:rPr>
-          <w:b/>
-        </w:rPr>
-        <w:t>input</w:t>
-      </w:r>
-      <w:r>
-        <w:rPr>
-          <w:b w:val="0"/>
-        </w:rPr>
-        <w:t xml:space="preserve"> is not </w:t>
-      </w:r>
-      <w:r>
-        <w:rPr>
-          <w:b/>
-        </w:rPr>
-        <w:t>fitting</w:t>
-      </w:r>
-      <w:r>
-        <w:rPr>
-          <w:b w:val="0"/>
-        </w:rPr>
-        <w:t xml:space="preserve"> an AI model.</w:t>
+        <w:pStyle w:val="Heading2"/>
+      </w:pPr>
+      <w:r>
+        <w:t>Judge trace and support</w:t>
       </w:r>
     </w:p>
     <w:tbl>
@@ -3490,54 +3327,55 @@
     </w:tbl>
     <w:p>
       <w:pPr>
-        <w:pStyle w:val="Heading3"/>
-      </w:pPr>
-      <w:r>
-        <w:t>Teacher key · Selected case answer</w:t>
+        <w:spacing w:line="336" w:lineRule="auto" w:after="180"/>
+      </w:pPr>
+      <w:r>
+        <w:rPr>
+          <w:b w:val="0"/>
+        </w:rPr>
+        <w:t>Record each dimension as not yet, with support, or independent. Accept a valid alternative procedure with a defensible trace.</w:t>
       </w:r>
     </w:p>
     <w:p>
       <w:pPr>
         <w:spacing w:line="336" w:lineRule="auto" w:after="180"/>
-        <w:shd w:fill="F1F6FC"/>
       </w:pPr>
       <w:r>
         <w:rPr>
           <w:b w:val="0"/>
         </w:rPr>
-        <w:t>Record each dimension as not yet, with support, or independent. Accept a valid alternative procedure with a defensible trace.</w:t>
+        <w:t xml:space="preserve">Do not penalise an honestly recorded model failure if the learner correctly explains its </w:t>
+      </w:r>
+      <w:r>
+        <w:rPr>
+          <w:b/>
+        </w:rPr>
+        <w:t>evidence</w:t>
+      </w:r>
+      <w:r>
+        <w:rPr>
+          <w:b w:val="0"/>
+        </w:rPr>
+        <w:t xml:space="preserve"> and limits.</w:t>
       </w:r>
     </w:p>
     <w:p>
       <w:pPr>
-        <w:spacing w:line="336" w:lineRule="auto" w:after="180"/>
-        <w:shd w:fill="F1F6FC"/>
-      </w:pPr>
-      <w:r>
-        <w:rPr>
-          <w:b w:val="0"/>
-        </w:rPr>
-        <w:t xml:space="preserve">Do not penalise an honestly recorded model failure if the learner correctly explains its </w:t>
-      </w:r>
-      <w:r>
-        <w:rPr>
-          <w:b/>
-        </w:rPr>
-        <w:t>evidence</w:t>
-      </w:r>
-      <w:r>
-        <w:rPr>
-          <w:b w:val="0"/>
-        </w:rPr>
-        <w:t xml:space="preserve"> and limits.</w:t>
+        <w:pStyle w:val="Heading2"/>
+      </w:pPr>
+      <w:r>
+        <w:t>Give one repair action</w:t>
       </w:r>
     </w:p>
     <w:p>
       <w:pPr>
-        <w:pStyle w:val="Heading3"/>
-      </w:pPr>
-      <w:r>
-        <w:t>Feedback that the learner uses</w:t>
+        <w:spacing w:line="336" w:lineRule="auto" w:after="180"/>
+      </w:pPr>
+      <w:r>
+        <w:rPr>
+          <w:b w:val="0"/>
+        </w:rPr>
+        <w:t>Name the earliest unsupported step and give one action to repair it. Have the learner make that repair now and explain why. Then assess the relevant skill on a fresh, fully specified case.</w:t>
       </w:r>
     </w:p>
     <w:p>
@@ -3548,31 +3386,37 @@
         <w:rPr>
           <w:b w:val="0"/>
         </w:rPr>
-        <w:t>Name the earliest unsupported step and give one action to repair it. Have the learner make that repair now and explain why. Then assess the relevant skill on a fresh, fully specified case.</w:t>
+        <w:t>Confirm it was not previously practised with feedback; solve and check the new case before assigning it. A follow-up design prompt is a starting brief, not automatically an equivalent test.</w:t>
       </w:r>
     </w:p>
     <w:p>
       <w:pPr>
-        <w:spacing w:line="336" w:lineRule="auto" w:after="180"/>
-      </w:pPr>
-      <w:r>
-        <w:rPr>
-          <w:b w:val="0"/>
-        </w:rPr>
-        <w:t>Confirm it was not previously practised with feedback; solve and check the new case before assigning it. A follow-up design prompt is a starting brief, not automatically an equivalent test.</w:t>
+        <w:pStyle w:val="Heading2"/>
+      </w:pPr>
+      <w:r>
+        <w:t>W1 Connect the paper steps to Python</w:t>
       </w:r>
     </w:p>
     <w:p>
       <w:pPr>
-        <w:pStyle w:val="Heading1"/>
-      </w:pPr>
-      <w:r>
-        <w:t>06. Connect the project, support and next lesson</w:t>
+        <w:spacing w:line="336" w:lineRule="auto" w:after="180"/>
+      </w:pPr>
+      <w:r>
+        <w:rPr>
+          <w:b w:val="0"/>
+        </w:rPr>
+        <w:t>Write the complete four-line script for 4 packs of 6. Beside each line explain what it does. Which line displays information?</w:t>
       </w:r>
     </w:p>
     <w:p>
-      <w:r>
-        <w:t>Connect From a paper algorithm to Python to Python readiness portfolio, adapt support and plan a later changed-case check.</w:t>
+      <w:pPr>
+        <w:spacing w:line="336" w:lineRule="auto" w:after="180"/>
+      </w:pPr>
+      <w:r>
+        <w:rPr>
+          <w:b w:val="0"/>
+        </w:rPr>
+        <w:t>packs = 4; per_pack = 6; total = packs * per_pack; print(total), each on its own line. The first two bind quantities, the third computes 24 and the fourth displays 24.</w:t>
       </w:r>
     </w:p>
     <w:p>
@@ -3581,68 +3425,35 @@
       </w:pPr>
       <w:r>
         <w:rPr>
+          <w:b/>
+        </w:rPr>
+        <w:t>Assignment</w:t>
+      </w:r>
+      <w:r>
+        <w:rPr>
           <w:b w:val="0"/>
         </w:rPr>
-        <w:t xml:space="preserve">Add a labelled from a paper </w:t>
+        <w:t xml:space="preserve"> alone produces no displayed </w:t>
       </w:r>
       <w:r>
         <w:rPr>
           <w:b/>
         </w:rPr>
-        <w:t>algorithm</w:t>
+        <w:t>output</w:t>
       </w:r>
       <w:r>
         <w:rPr>
           <w:b w:val="0"/>
         </w:rPr>
-        <w:t xml:space="preserve"> to python </w:t>
-      </w:r>
-      <w:r>
-        <w:rPr>
-          <w:b/>
-        </w:rPr>
-        <w:t>evidence</w:t>
-      </w:r>
-      <w:r>
-        <w:rPr>
-          <w:b w:val="0"/>
-        </w:rPr>
-        <w:t xml:space="preserve"> sheet to Python readiness portfolio. Show how you can translate a short paper calculation into a python script.</w:t>
+        <w:t xml:space="preserve"> in this script.</w:t>
       </w:r>
     </w:p>
     <w:p>
       <w:pPr>
-        <w:spacing w:line="336" w:lineRule="auto" w:after="180"/>
-      </w:pPr>
-      <w:r>
-        <w:rPr>
-          <w:b w:val="0"/>
-        </w:rPr>
-        <w:t xml:space="preserve">Use the supplied fictional case and keep its </w:t>
-      </w:r>
-      <w:r>
-        <w:rPr>
-          <w:b/>
-        </w:rPr>
-        <w:t>input</w:t>
-      </w:r>
-      <w:r>
-        <w:rPr>
-          <w:b w:val="0"/>
-        </w:rPr>
-        <w:t xml:space="preserve">s, intermediate steps, calculation or </w:t>
-      </w:r>
-      <w:r>
-        <w:rPr>
-          <w:b/>
-        </w:rPr>
-        <w:t>prediction</w:t>
-      </w:r>
-      <w:r>
-        <w:rPr>
-          <w:b w:val="0"/>
-        </w:rPr>
-        <w:t>, and limitation. Connect this record to last week’s record; a matching answer without a trace is insufficient.</w:t>
+        <w:pStyle w:val="Heading2"/>
+      </w:pPr>
+      <w:r>
+        <w:t>W2 Predict then observe</w:t>
       </w:r>
     </w:p>
     <w:p>
@@ -3653,7 +3464,7 @@
         <w:rPr>
           <w:b w:val="0"/>
         </w:rPr>
-        <w:t>Offer four separate line cards, a source/</w:t>
+        <w:t xml:space="preserve">Make records for 4 packs of 6, then 5 packs of 6. Predict before running. Record actual </w:t>
       </w:r>
       <w:r>
         <w:rPr>
@@ -3665,7 +3476,7 @@
         <w:rPr>
           <w:b w:val="0"/>
         </w:rPr>
-        <w:t xml:space="preserve"> label and a multiplication sketch. Allow a paper trace when devices are unavailable, with execution practice still pending.</w:t>
+        <w:t>, any error and what changed. If working on paper, label both results as traces.</w:t>
       </w:r>
     </w:p>
     <w:p>
@@ -3676,30 +3487,39 @@
         <w:rPr>
           <w:b w:val="0"/>
         </w:rPr>
-        <w:t xml:space="preserve">Do not supply the independent transfer numbers’ answers. Extension: explain why a plus-sign version can accidentally agree with multiplication for two packs of two, and why one passing example is weak </w:t>
+        <w:t xml:space="preserve">Expected 24 then 30. Accept actual errors with an accurate account; do not replace </w:t>
       </w:r>
       <w:r>
         <w:rPr>
           <w:b/>
         </w:rPr>
-        <w:t>evidence</w:t>
+        <w:t>observation</w:t>
       </w:r>
       <w:r>
         <w:rPr>
           <w:b w:val="0"/>
         </w:rPr>
-        <w:t>.</w:t>
+        <w:t xml:space="preserve">s. Record the changed pack count, saved file and run or trace status. Two matching cases do not show all </w:t>
+      </w:r>
+      <w:r>
+        <w:rPr>
+          <w:b/>
+        </w:rPr>
+        <w:t>input</w:t>
+      </w:r>
+      <w:r>
+        <w:rPr>
+          <w:b w:val="0"/>
+        </w:rPr>
+        <w:t>s are handled.</w:t>
       </w:r>
     </w:p>
     <w:p>
       <w:pPr>
-        <w:spacing w:line="336" w:lineRule="auto" w:after="180"/>
-      </w:pPr>
-      <w:r>
-        <w:rPr>
-          <w:b w:val="0"/>
-        </w:rPr>
-        <w:t>Week 2 studies values, variable names and types, including the difference between numeric data and text.</w:t>
+        <w:pStyle w:val="Heading2"/>
+      </w:pPr>
+      <w:r>
+        <w:t>W3 Explain an order error</w:t>
       </w:r>
     </w:p>
     <w:p>
@@ -3710,15 +3530,495 @@
         <w:rPr>
           <w:b w:val="0"/>
         </w:rPr>
-        <w:t>Retain the project ledger and assess a changed case after support. Check the relevant prerequisite before carrying this component forward.</w:t>
+        <w:t>Move print(total) to the first line of a fresh script. Predict what happens and why. Put the lines back into an order that meets the requirement.</w:t>
       </w:r>
     </w:p>
     <w:p>
       <w:pPr>
+        <w:spacing w:line="336" w:lineRule="auto" w:after="180"/>
+      </w:pPr>
+      <w:r>
+        <w:rPr>
+          <w:b w:val="0"/>
+        </w:rPr>
+        <w:t>The first line tries to read total before it exists, causing NameError in a fresh run. Assign packs and per_pack, calculate total, then print it.</w:t>
+      </w:r>
+    </w:p>
+    <w:p>
+      <w:pPr>
+        <w:spacing w:line="336" w:lineRule="auto" w:after="180"/>
+      </w:pPr>
+      <w:r>
+        <w:rPr>
+          <w:b w:val="0"/>
+        </w:rPr>
+        <w:t>Earlier values lingering in an interactive session can hide the problem; run the complete saved script afresh.</w:t>
+      </w:r>
+    </w:p>
+    <w:p>
+      <w:pPr>
+        <w:pStyle w:val="Heading2"/>
+      </w:pPr>
+      <w:r>
+        <w:t>W5 Keep an honest conclusion</w:t>
+      </w:r>
+    </w:p>
+    <w:p>
+      <w:pPr>
+        <w:spacing w:line="336" w:lineRule="auto" w:after="180"/>
+      </w:pPr>
+      <w:r>
+        <w:rPr>
+          <w:b w:val="0"/>
+        </w:rPr>
+        <w:t xml:space="preserve">Explain the difference between a successful run and a correct calculation. State one limit of this </w:t>
+      </w:r>
+      <w:r>
+        <w:rPr>
+          <w:b/>
+        </w:rPr>
+        <w:t>program</w:t>
+      </w:r>
+      <w:r>
+        <w:rPr>
+          <w:b w:val="0"/>
+        </w:rPr>
+        <w:t xml:space="preserve"> and what you would keep so another person can check your work.</w:t>
+      </w:r>
+    </w:p>
+    <w:p>
+      <w:pPr>
+        <w:spacing w:line="336" w:lineRule="auto" w:after="180"/>
+      </w:pPr>
+      <w:r>
+        <w:rPr>
+          <w:b w:val="0"/>
+        </w:rPr>
+        <w:t xml:space="preserve">A successful run means the execution finished without a reported error; correctness requires matching the stated total-count rule. The script assumes supplied whole nonnegative quantities and does not validate arbitrary </w:t>
+      </w:r>
+      <w:r>
+        <w:rPr>
+          <w:b/>
+        </w:rPr>
+        <w:t>input</w:t>
+      </w:r>
+      <w:r>
+        <w:rPr>
+          <w:b w:val="0"/>
+        </w:rPr>
+        <w:t>.</w:t>
+      </w:r>
+    </w:p>
+    <w:p>
+      <w:pPr>
+        <w:spacing w:line="336" w:lineRule="auto" w:after="180"/>
+      </w:pPr>
+      <w:r>
+        <w:rPr>
+          <w:b w:val="0"/>
+        </w:rPr>
+        <w:t xml:space="preserve">Keep source, quantities, expected and actual </w:t>
+      </w:r>
+      <w:r>
+        <w:rPr>
+          <w:b/>
+        </w:rPr>
+        <w:t>output</w:t>
+      </w:r>
+      <w:r>
+        <w:rPr>
+          <w:b w:val="0"/>
+        </w:rPr>
+        <w:t xml:space="preserve"> and whether it was run or traced.</w:t>
+      </w:r>
+    </w:p>
+    <w:p>
+      <w:pPr>
+        <w:pStyle w:val="Heading2"/>
+      </w:pPr>
+      <w:r>
+        <w:t>Earlier wording, alternatives and picture transcripts · reference / check after trying</w:t>
+      </w:r>
+    </w:p>
+    <w:p>
+      <w:pPr>
         <w:pStyle w:val="Heading3"/>
       </w:pPr>
       <w:r>
-        <w:t>Plan the delayed return</w:t>
+        <w:t>Guided and exit questions</w:t>
+      </w:r>
+    </w:p>
+    <w:p>
+      <w:pPr>
+        <w:spacing w:line="336" w:lineRule="auto" w:after="180"/>
+      </w:pPr>
+      <w:r>
+        <w:rPr>
+          <w:b w:val="0"/>
+        </w:rPr>
+        <w:t>The third line assigns total but does not call print, so nothing is displayed. A first-line print(total) raises NameError in a fresh run because total has not been assigned.</w:t>
+      </w:r>
+    </w:p>
+    <w:p>
+      <w:pPr>
+        <w:spacing w:line="336" w:lineRule="auto" w:after="180"/>
+      </w:pPr>
+      <w:r>
+        <w:rPr>
+          <w:b w:val="0"/>
+        </w:rPr>
+        <w:t>Exit: 11 is wrong for five groups of six; addition is a likely cause, and multiplication should give 30. Retain the old result and check the repaired file with both pack counts. Record whether the work was executed or traced.</w:t>
+      </w:r>
+    </w:p>
+    <w:p>
+      <w:pPr>
+        <w:pStyle w:val="Heading3"/>
+      </w:pPr>
+      <w:r>
+        <w:t>W1 Connect the paper steps to Python</w:t>
+      </w:r>
+    </w:p>
+    <w:p>
+      <w:pPr>
+        <w:pStyle w:val="Heading3"/>
+      </w:pPr>
+      <w:r>
+        <w:t>W2 Predict then observe</w:t>
+      </w:r>
+    </w:p>
+    <w:p>
+      <w:pPr>
+        <w:pStyle w:val="Heading3"/>
+      </w:pPr>
+      <w:r>
+        <w:t>W3 Explain an order error</w:t>
+      </w:r>
+    </w:p>
+    <w:p>
+      <w:pPr>
+        <w:pStyle w:val="Heading3"/>
+      </w:pPr>
+      <w:r>
+        <w:t>W4 Transfer the procedure independently</w:t>
+      </w:r>
+    </w:p>
+    <w:p>
+      <w:pPr>
+        <w:spacing w:line="336" w:lineRule="auto" w:after="180"/>
+      </w:pPr>
+      <w:r>
+        <w:rPr>
+          <w:b w:val="0"/>
+        </w:rPr>
+        <w:t xml:space="preserve">A fictional shelf has 3 trays of 7 tiles each. Write a four-line Python script using trays, per_tray and tiles. Predict its </w:t>
+      </w:r>
+      <w:r>
+        <w:rPr>
+          <w:b/>
+        </w:rPr>
+        <w:t>output</w:t>
+      </w:r>
+      <w:r>
+        <w:rPr>
+          <w:b w:val="0"/>
+        </w:rPr>
+        <w:t>. Then change only trays to 0 and predict again. Explain why adding the two quantities is wrong.</w:t>
+      </w:r>
+    </w:p>
+    <w:p>
+      <w:pPr>
+        <w:spacing w:line="336" w:lineRule="auto" w:after="180"/>
+      </w:pPr>
+      <w:r>
+        <w:rPr>
+          <w:b w:val="0"/>
+        </w:rPr>
+        <w:t xml:space="preserve">trays = 3; per_tray = 7; tiles = trays * per_tray; print(tiles), on separate lines. </w:t>
+      </w:r>
+      <w:r>
+        <w:rPr>
+          <w:b/>
+        </w:rPr>
+        <w:t>Output</w:t>
+      </w:r>
+      <w:r>
+        <w:rPr>
+          <w:b w:val="0"/>
+        </w:rPr>
+        <w:t>s 21 and then 0. Zero trays contain zero tiles. Addition would give 10 then 7, not the number in equal groups.</w:t>
+      </w:r>
+    </w:p>
+    <w:p>
+      <w:pPr>
+        <w:pStyle w:val="Heading3"/>
+      </w:pPr>
+      <w:r>
+        <w:t>W5 Keep an honest conclusion</w:t>
+      </w:r>
+    </w:p>
+    <w:p>
+      <w:pPr>
+        <w:pStyle w:val="Heading3"/>
+      </w:pPr>
+      <w:r>
+        <w:t>Independent assessment and fresh retry</w:t>
+      </w:r>
+    </w:p>
+    <w:p>
+      <w:pPr>
+        <w:spacing w:line="336" w:lineRule="auto" w:after="180"/>
+      </w:pPr>
+      <w:r>
+        <w:rPr>
+          <w:b w:val="0"/>
+        </w:rPr>
+        <w:t xml:space="preserve">W4 must give a complete ordered script and explain </w:t>
+      </w:r>
+      <w:r>
+        <w:rPr>
+          <w:b/>
+        </w:rPr>
+        <w:t>output</w:t>
+      </w:r>
+      <w:r>
+        <w:rPr>
+          <w:b w:val="0"/>
+        </w:rPr>
+        <w:t>s 21 and 0 using equal groups. Distinguish an independent paper trace from successful use of the editor; record both skills separately.</w:t>
+      </w:r>
+    </w:p>
+    <w:p>
+      <w:pPr>
+        <w:spacing w:line="336" w:lineRule="auto" w:after="180"/>
+      </w:pPr>
+      <w:r>
+        <w:rPr>
+          <w:b w:val="0"/>
+        </w:rPr>
+        <w:t>After support, retry with 2 boxes of 9 pencils, then 0 boxes: 18 and 0. Ask for the print line and why it follows the calculation.</w:t>
+      </w:r>
+    </w:p>
+    <w:p>
+      <w:pPr>
+        <w:pStyle w:val="Heading3"/>
+      </w:pPr>
+      <w:r>
+        <w:t>Assess independent transfer</w:t>
+      </w:r>
+    </w:p>
+    <w:p>
+      <w:pPr>
+        <w:pStyle w:val="Heading3"/>
+      </w:pPr>
+      <w:r>
+        <w:t>Selected case answer</w:t>
+      </w:r>
+    </w:p>
+    <w:p>
+      <w:pPr>
+        <w:pStyle w:val="Heading3"/>
+      </w:pPr>
+      <w:r>
+        <w:t>Feedback that the learner uses</w:t>
+      </w:r>
+    </w:p>
+    <w:p>
+      <w:pPr>
+        <w:pStyle w:val="Heading1"/>
+      </w:pPr>
+      <w:r>
+        <w:t>06. Keep the portfolio, support and delayed check</w:t>
+      </w:r>
+    </w:p>
+    <w:p>
+      <w:r>
+        <w:t>Track code execution separately from a correct paper trace.</w:t>
+      </w:r>
+    </w:p>
+    <w:p>
+      <w:pPr>
+        <w:pStyle w:val="Heading2"/>
+      </w:pPr>
+      <w:r>
+        <w:t>Project evidence</w:t>
+      </w:r>
+    </w:p>
+    <w:p>
+      <w:pPr>
+        <w:spacing w:line="336" w:lineRule="auto" w:after="180"/>
+      </w:pPr>
+      <w:r>
+        <w:rPr>
+          <w:b w:val="0"/>
+        </w:rPr>
+        <w:t xml:space="preserve">Add a labelled from a paper </w:t>
+      </w:r>
+      <w:r>
+        <w:rPr>
+          <w:b/>
+        </w:rPr>
+        <w:t>algorithm</w:t>
+      </w:r>
+      <w:r>
+        <w:rPr>
+          <w:b w:val="0"/>
+        </w:rPr>
+        <w:t xml:space="preserve"> to python </w:t>
+      </w:r>
+      <w:r>
+        <w:rPr>
+          <w:b/>
+        </w:rPr>
+        <w:t>evidence</w:t>
+      </w:r>
+      <w:r>
+        <w:rPr>
+          <w:b w:val="0"/>
+        </w:rPr>
+        <w:t xml:space="preserve"> sheet to Python readiness portfolio. Show how you can translate a short paper calculation into a python script.</w:t>
+      </w:r>
+    </w:p>
+    <w:p>
+      <w:pPr>
+        <w:spacing w:line="336" w:lineRule="auto" w:after="180"/>
+      </w:pPr>
+      <w:r>
+        <w:rPr>
+          <w:b w:val="0"/>
+        </w:rPr>
+        <w:t xml:space="preserve">Use the supplied fictional case and keep its </w:t>
+      </w:r>
+      <w:r>
+        <w:rPr>
+          <w:b/>
+        </w:rPr>
+        <w:t>input</w:t>
+      </w:r>
+      <w:r>
+        <w:rPr>
+          <w:b w:val="0"/>
+        </w:rPr>
+        <w:t xml:space="preserve">s, intermediate steps, calculation or </w:t>
+      </w:r>
+      <w:r>
+        <w:rPr>
+          <w:b/>
+        </w:rPr>
+        <w:t>prediction</w:t>
+      </w:r>
+      <w:r>
+        <w:rPr>
+          <w:b w:val="0"/>
+        </w:rPr>
+        <w:t>, and limitation. Connect this record to last week’s record; a matching answer without a trace is insufficient.</w:t>
+      </w:r>
+    </w:p>
+    <w:p>
+      <w:pPr>
+        <w:spacing w:line="336" w:lineRule="auto" w:after="180"/>
+      </w:pPr>
+      <w:r>
+        <w:rPr>
+          <w:b w:val="0"/>
+        </w:rPr>
+        <w:t xml:space="preserve">For Python readiness before the Responsible Plant Classifier, retain a trace of the values, the predicted </w:t>
+      </w:r>
+      <w:r>
+        <w:rPr>
+          <w:b/>
+        </w:rPr>
+        <w:t>output</w:t>
+      </w:r>
+      <w:r>
+        <w:rPr>
+          <w:b w:val="0"/>
+        </w:rPr>
+        <w:t xml:space="preserve">s and the changed-case explanation. Use actual Python 3 results to check the </w:t>
+      </w:r>
+      <w:r>
+        <w:rPr>
+          <w:b/>
+        </w:rPr>
+        <w:t>prediction</w:t>
+      </w:r>
+      <w:r>
+        <w:rPr>
+          <w:b w:val="0"/>
+        </w:rPr>
+        <w:t xml:space="preserve"> after reasoning first.</w:t>
+      </w:r>
+    </w:p>
+    <w:p>
+      <w:pPr>
+        <w:pStyle w:val="Heading2"/>
+      </w:pPr>
+      <w:r>
+        <w:t>Support and selected assessment guidance</w:t>
+      </w:r>
+    </w:p>
+    <w:p>
+      <w:pPr>
+        <w:spacing w:line="336" w:lineRule="auto" w:after="180"/>
+      </w:pPr>
+      <w:r>
+        <w:rPr>
+          <w:b w:val="0"/>
+        </w:rPr>
+        <w:t>Offer four separate line cards, a source/</w:t>
+      </w:r>
+      <w:r>
+        <w:rPr>
+          <w:b/>
+        </w:rPr>
+        <w:t>output</w:t>
+      </w:r>
+      <w:r>
+        <w:rPr>
+          <w:b w:val="0"/>
+        </w:rPr>
+        <w:t xml:space="preserve"> label and a multiplication sketch. Allow a paper trace when devices are unavailable, with execution practice still pending.</w:t>
+      </w:r>
+    </w:p>
+    <w:p>
+      <w:pPr>
+        <w:spacing w:line="336" w:lineRule="auto" w:after="180"/>
+      </w:pPr>
+      <w:r>
+        <w:rPr>
+          <w:b w:val="0"/>
+        </w:rPr>
+        <w:t xml:space="preserve">Do not supply the independent transfer numbers’ answers. Extension: explain why a plus-sign version can accidentally agree with multiplication for two packs of two, and why one passing example is weak </w:t>
+      </w:r>
+      <w:r>
+        <w:rPr>
+          <w:b/>
+        </w:rPr>
+        <w:t>evidence</w:t>
+      </w:r>
+      <w:r>
+        <w:rPr>
+          <w:b w:val="0"/>
+        </w:rPr>
+        <w:t>.</w:t>
+      </w:r>
+    </w:p>
+    <w:p>
+      <w:pPr>
+        <w:spacing w:line="336" w:lineRule="auto" w:after="180"/>
+      </w:pPr>
+      <w:r>
+        <w:rPr>
+          <w:b w:val="0"/>
+        </w:rPr>
+        <w:t>Selected independent answer: 21, then 35. The multiplication rule is written; changing an input is not fitting an AI model. Keep earlier W4 transfer as additional practice; do not substitute its numbers or key for this selected task. Record prior exposure and use a fresh parallel case after support.</w:t>
+      </w:r>
+    </w:p>
+    <w:p>
+      <w:pPr>
+        <w:pStyle w:val="Heading2"/>
+      </w:pPr>
+      <w:r>
+        <w:t>Delayed return</w:t>
       </w:r>
     </w:p>
     <w:p>
@@ -3946,10 +4246,10 @@
     </w:p>
     <w:p>
       <w:pPr>
-        <w:pStyle w:val="Heading3"/>
-      </w:pPr>
-      <w:r>
-        <w:t>Project evidence from this case</w:t>
+        <w:pStyle w:val="Heading2"/>
+      </w:pPr>
+      <w:r>
+        <w:t>Bridge to the next topic</w:t>
       </w:r>
     </w:p>
     <w:p>
@@ -3960,44 +4260,26 @@
         <w:rPr>
           <w:b w:val="0"/>
         </w:rPr>
-        <w:t xml:space="preserve">For Python readiness before the Responsible Plant Classifier, retain a trace of the values, the predicted </w:t>
-      </w:r>
-      <w:r>
-        <w:rPr>
-          <w:b/>
-        </w:rPr>
-        <w:t>output</w:t>
-      </w:r>
-      <w:r>
-        <w:rPr>
-          <w:b w:val="0"/>
-        </w:rPr>
-        <w:t xml:space="preserve">s and the changed-case explanation. Use actual Python 3 results to check the </w:t>
-      </w:r>
-      <w:r>
-        <w:rPr>
-          <w:b/>
-        </w:rPr>
-        <w:t>prediction</w:t>
-      </w:r>
-      <w:r>
-        <w:rPr>
-          <w:b w:val="0"/>
-        </w:rPr>
-        <w:t xml:space="preserve"> after reasoning first.</w:t>
+        <w:t>Week 2 studies values, variable names and types, including the difference between numeric data and text.</w:t>
       </w:r>
     </w:p>
     <w:p>
       <w:pPr>
-        <w:pStyle w:val="Heading1"/>
-      </w:pPr>
-      <w:r>
-        <w:t>07. Prepare, teach and assess</w:t>
+        <w:spacing w:line="336" w:lineRule="auto" w:after="180"/>
+      </w:pPr>
+      <w:r>
+        <w:rPr>
+          <w:b w:val="0"/>
+        </w:rPr>
+        <w:t>Retain the project ledger and assess a changed case after support. Check the relevant prerequisite before carrying this component forward.</w:t>
       </w:r>
     </w:p>
     <w:p>
-      <w:r>
-        <w:t>Use this preparation summary alongside the detailed From a paper algorithm to Python lesson; it is a checklist rather than a replacement for the full sequence.</w:t>
+      <w:pPr>
+        <w:pStyle w:val="Heading2"/>
+      </w:pPr>
+      <w:r>
+        <w:t>Earlier wording, alternatives and picture transcripts · reference / check after trying</w:t>
       </w:r>
     </w:p>
     <w:p>
@@ -4005,13 +4287,49 @@
         <w:pStyle w:val="Heading3"/>
       </w:pPr>
       <w:r>
-        <w:t>Teaching target</w:t>
+        <w:t>Plan the delayed return</w:t>
       </w:r>
     </w:p>
     <w:p>
       <w:pPr>
+        <w:pStyle w:val="Heading3"/>
+      </w:pPr>
+      <w:r>
+        <w:t>Project evidence from this case</w:t>
+      </w:r>
+    </w:p>
+    <w:p>
+      <w:pPr>
+        <w:pStyle w:val="Heading1"/>
+      </w:pPr>
+      <w:r>
+        <w:t>Reference bank and extra practice</w:t>
+      </w:r>
+    </w:p>
+    <w:p>
+      <w:pPr>
+        <w:pStyle w:val="Heading1"/>
+      </w:pPr>
+      <w:r>
+        <w:t>07. Reference · Alternative planning checklist</w:t>
+      </w:r>
+    </w:p>
+    <w:p>
+      <w:r>
+        <w:t>Use alongside the main route without repeating the teaching cycle.</w:t>
+      </w:r>
+    </w:p>
+    <w:p>
+      <w:pPr>
+        <w:pStyle w:val="Heading2"/>
+      </w:pPr>
+      <w:r>
+        <w:t>Planning and assessment reference</w:t>
+      </w:r>
+    </w:p>
+    <w:p>
+      <w:pPr>
         <w:spacing w:line="336" w:lineRule="auto" w:after="180"/>
-        <w:shd w:fill="EDF7F3"/>
       </w:pPr>
       <w:r>
         <w:rPr>
@@ -4211,58 +4529,71 @@
     </w:p>
     <w:p>
       <w:pPr>
-        <w:pStyle w:val="Heading3"/>
-      </w:pPr>
-      <w:r>
-        <w:t>Supported practice answer</w:t>
+        <w:spacing w:line="336" w:lineRule="auto" w:after="180"/>
+      </w:pPr>
+      <w:r>
+        <w:rPr>
+          <w:b w:val="0"/>
+        </w:rPr>
+        <w:t xml:space="preserve">Reasoned practice answer: Expected 24 then 30. Accept actual errors with an accurate account; do not replace </w:t>
+      </w:r>
+      <w:r>
+        <w:rPr>
+          <w:b/>
+        </w:rPr>
+        <w:t>observation</w:t>
+      </w:r>
+      <w:r>
+        <w:rPr>
+          <w:b w:val="0"/>
+        </w:rPr>
+        <w:t>s. Record the changed pack count, saved file and run or trace status.</w:t>
       </w:r>
     </w:p>
     <w:p>
       <w:pPr>
         <w:spacing w:line="336" w:lineRule="auto" w:after="180"/>
-        <w:shd w:fill="F1F6FC"/>
       </w:pPr>
       <w:r>
         <w:rPr>
           <w:b w:val="0"/>
         </w:rPr>
-        <w:t xml:space="preserve">Reasoned practice answer: Expected 24 then 30. Accept actual errors with an accurate account; do not replace </w:t>
+        <w:t xml:space="preserve">Two matching cases do not show all </w:t>
       </w:r>
       <w:r>
         <w:rPr>
           <w:b/>
         </w:rPr>
-        <w:t>observation</w:t>
+        <w:t>input</w:t>
       </w:r>
       <w:r>
         <w:rPr>
           <w:b w:val="0"/>
         </w:rPr>
-        <w:t>s. Record the changed pack count, saved file and run or trace status.</w:t>
+        <w:t>s are handled.</w:t>
       </w:r>
     </w:p>
     <w:p>
       <w:pPr>
         <w:spacing w:line="336" w:lineRule="auto" w:after="180"/>
-        <w:shd w:fill="F1F6FC"/>
       </w:pPr>
       <w:r>
         <w:rPr>
           <w:b w:val="0"/>
         </w:rPr>
-        <w:t xml:space="preserve">Two matching cases do not show all </w:t>
+        <w:t xml:space="preserve">Check every learner before discussion: Use the worked case for From a paper </w:t>
       </w:r>
       <w:r>
         <w:rPr>
           <w:b/>
         </w:rPr>
-        <w:t>input</w:t>
+        <w:t>algorithm</w:t>
       </w:r>
       <w:r>
         <w:rPr>
           <w:b w:val="0"/>
         </w:rPr>
-        <w:t>s are handled.</w:t>
+        <w:t xml:space="preserve"> to Python. Proposed explanation: “An equals sign displays the answer”. Decide whether this explanation is supported.</w:t>
       </w:r>
     </w:p>
     <w:p>
@@ -4273,19 +4604,7 @@
         <w:rPr>
           <w:b w:val="0"/>
         </w:rPr>
-        <w:t xml:space="preserve">Check every learner before discussion: Use the worked case for From a paper </w:t>
-      </w:r>
-      <w:r>
-        <w:rPr>
-          <w:b/>
-        </w:rPr>
-        <w:t>algorithm</w:t>
-      </w:r>
-      <w:r>
-        <w:rPr>
-          <w:b w:val="0"/>
-        </w:rPr>
-        <w:t xml:space="preserve"> to Python. Proposed explanation: “An equals sign displays the answer”. Decide whether this explanation is supported.</w:t>
+        <w:t>Point to the step or supplied fact that decides; explain your repair if needed.</w:t>
       </w:r>
     </w:p>
     <w:p>
@@ -4296,141 +4615,94 @@
         <w:rPr>
           <w:b w:val="0"/>
         </w:rPr>
-        <w:t>Point to the step or supplied fact that decides; explain your repair if needed.</w:t>
+        <w:t xml:space="preserve">Misconception repair: </w:t>
+      </w:r>
+      <w:r>
+        <w:rPr>
+          <w:b/>
+        </w:rPr>
+        <w:t>Assignment</w:t>
+      </w:r>
+      <w:r>
+        <w:rPr>
+          <w:b w:val="0"/>
+        </w:rPr>
+        <w:t xml:space="preserve"> binds a name; print produces the displayed </w:t>
+      </w:r>
+      <w:r>
+        <w:rPr>
+          <w:b/>
+        </w:rPr>
+        <w:t>output</w:t>
+      </w:r>
+      <w:r>
+        <w:rPr>
+          <w:b w:val="0"/>
+        </w:rPr>
+        <w:t>.</w:t>
       </w:r>
     </w:p>
     <w:p>
       <w:pPr>
-        <w:pStyle w:val="Heading3"/>
-      </w:pPr>
-      <w:r>
-        <w:t>Repair the misconception</w:t>
+        <w:spacing w:line="336" w:lineRule="auto" w:after="180"/>
+      </w:pPr>
+      <w:r>
+        <w:rPr>
+          <w:b w:val="0"/>
+        </w:rPr>
+        <w:t xml:space="preserve">Support: read the exact case aloud, enlarge the labelled picture, supply </w:t>
+      </w:r>
+      <w:r>
+        <w:rPr>
+          <w:b/>
+        </w:rPr>
+        <w:t>input</w:t>
+      </w:r>
+      <w:r>
+        <w:rPr>
+          <w:b w:val="0"/>
+        </w:rPr>
+        <w:t xml:space="preserve"> cards and model only the first deciding step. Accept a spoken explanation or drawing; retain the reasoning goal.</w:t>
       </w:r>
     </w:p>
     <w:p>
       <w:pPr>
         <w:spacing w:line="336" w:lineRule="auto" w:after="180"/>
-        <w:shd w:fill="FFF5E6"/>
       </w:pPr>
       <w:r>
         <w:rPr>
           <w:b w:val="0"/>
         </w:rPr>
-        <w:t xml:space="preserve">Misconception repair: </w:t>
+        <w:t xml:space="preserve">Extension: Change spare to 5 while keeping both tray </w:t>
       </w:r>
       <w:r>
         <w:rPr>
           <w:b/>
         </w:rPr>
-        <w:t>Assignment</w:t>
+        <w:t>input</w:t>
       </w:r>
       <w:r>
         <w:rPr>
           <w:b w:val="0"/>
         </w:rPr>
-        <w:t xml:space="preserve"> binds a name; print produces the displayed </w:t>
+        <w:t xml:space="preserve">s fixed. Require a </w:t>
       </w:r>
       <w:r>
         <w:rPr>
           <w:b/>
         </w:rPr>
-        <w:t>output</w:t>
+        <w:t>prediction</w:t>
       </w:r>
       <w:r>
         <w:rPr>
           <w:b w:val="0"/>
         </w:rPr>
-        <w:t>.</w:t>
+        <w:t xml:space="preserve"> and a reason before comparing. Expected result: The printed total becomes 29. Reason: 4*6 remains 24; adding five gives 29.</w:t>
       </w:r>
     </w:p>
     <w:p>
       <w:pPr>
-        <w:pStyle w:val="Heading3"/>
-      </w:pPr>
-      <w:r>
-        <w:t>Support without giving away the answer</w:t>
-      </w:r>
-    </w:p>
-    <w:p>
-      <w:pPr>
         <w:spacing w:line="336" w:lineRule="auto" w:after="180"/>
-        <w:shd w:fill="F1F6F8"/>
-      </w:pPr>
-      <w:r>
-        <w:rPr>
-          <w:b w:val="0"/>
-        </w:rPr>
-        <w:t xml:space="preserve">Support: read the exact case aloud, enlarge the labelled picture, supply </w:t>
-      </w:r>
-      <w:r>
-        <w:rPr>
-          <w:b/>
-        </w:rPr>
-        <w:t>input</w:t>
-      </w:r>
-      <w:r>
-        <w:rPr>
-          <w:b w:val="0"/>
-        </w:rPr>
-        <w:t xml:space="preserve"> cards and model only the first deciding step. Accept a spoken explanation or drawing; retain the reasoning goal.</w:t>
-      </w:r>
-    </w:p>
-    <w:p>
-      <w:pPr>
-        <w:pStyle w:val="Heading3"/>
-      </w:pPr>
-      <w:r>
-        <w:t>Extend the reasoning</w:t>
-      </w:r>
-    </w:p>
-    <w:p>
-      <w:pPr>
-        <w:spacing w:line="336" w:lineRule="auto" w:after="180"/>
-        <w:shd w:fill="F5F1FB"/>
-      </w:pPr>
-      <w:r>
-        <w:rPr>
-          <w:b w:val="0"/>
-        </w:rPr>
-        <w:t xml:space="preserve">Extension: Change spare to 5 while keeping both tray </w:t>
-      </w:r>
-      <w:r>
-        <w:rPr>
-          <w:b/>
-        </w:rPr>
-        <w:t>input</w:t>
-      </w:r>
-      <w:r>
-        <w:rPr>
-          <w:b w:val="0"/>
-        </w:rPr>
-        <w:t xml:space="preserve">s fixed. Require a </w:t>
-      </w:r>
-      <w:r>
-        <w:rPr>
-          <w:b/>
-        </w:rPr>
-        <w:t>prediction</w:t>
-      </w:r>
-      <w:r>
-        <w:rPr>
-          <w:b w:val="0"/>
-        </w:rPr>
-        <w:t xml:space="preserve"> and a reason before comparing. Expected result: The printed total becomes 29. Reason: 4*6 remains 24; adding five gives 29.</w:t>
-      </w:r>
-    </w:p>
-    <w:p>
-      <w:pPr>
-        <w:pStyle w:val="Heading3"/>
-      </w:pPr>
-      <w:r>
-        <w:t>Protect the independent attempt</w:t>
-      </w:r>
-    </w:p>
-    <w:p>
-      <w:pPr>
-        <w:spacing w:line="336" w:lineRule="auto" w:after="180"/>
-        <w:shd w:fill="FFF5E6"/>
       </w:pPr>
       <w:r>
         <w:rPr>
@@ -4625,94 +4897,93 @@
     </w:tbl>
     <w:p>
       <w:pPr>
-        <w:pStyle w:val="Heading3"/>
-      </w:pPr>
-      <w:r>
-        <w:t>Project checkpoint</w:t>
+        <w:spacing w:line="336" w:lineRule="auto" w:after="180"/>
+      </w:pPr>
+      <w:r>
+        <w:rPr>
+          <w:b w:val="0"/>
+        </w:rPr>
+        <w:t xml:space="preserve">Project checkpoint: Python readiness portfolio. Keep runnable code, </w:t>
+      </w:r>
+      <w:r>
+        <w:rPr>
+          <w:b/>
+        </w:rPr>
+        <w:t>prediction</w:t>
+      </w:r>
+      <w:r>
+        <w:rPr>
+          <w:b w:val="0"/>
+        </w:rPr>
+        <w:t xml:space="preserve">s, actual </w:t>
+      </w:r>
+      <w:r>
+        <w:rPr>
+          <w:b/>
+        </w:rPr>
+        <w:t>output</w:t>
+      </w:r>
+      <w:r>
+        <w:rPr>
+          <w:b w:val="0"/>
+        </w:rPr>
+        <w:t xml:space="preserve">s, one repaired error and an explanation of a function on changed </w:t>
+      </w:r>
+      <w:r>
+        <w:rPr>
+          <w:b/>
+        </w:rPr>
+        <w:t>input</w:t>
+      </w:r>
+      <w:r>
+        <w:rPr>
+          <w:b w:val="0"/>
+        </w:rPr>
+        <w:t>s.</w:t>
       </w:r>
     </w:p>
     <w:p>
       <w:pPr>
         <w:spacing w:line="336" w:lineRule="auto" w:after="180"/>
-        <w:shd w:fill="EDF7F3"/>
       </w:pPr>
       <w:r>
         <w:rPr>
           <w:b w:val="0"/>
         </w:rPr>
-        <w:t xml:space="preserve">Project checkpoint: Python readiness portfolio. Keep runnable code, </w:t>
+        <w:t xml:space="preserve">Use the weekly teacher answer for topic-specific reasoning. A saved progress tick is an activity record; judge mastery from the learner’s explanation and </w:t>
       </w:r>
       <w:r>
         <w:rPr>
           <w:b/>
         </w:rPr>
-        <w:t>prediction</w:t>
+        <w:t>evidence</w:t>
       </w:r>
       <w:r>
         <w:rPr>
           <w:b w:val="0"/>
         </w:rPr>
-        <w:t xml:space="preserve">s, actual </w:t>
-      </w:r>
-      <w:r>
-        <w:rPr>
-          <w:b/>
-        </w:rPr>
-        <w:t>output</w:t>
-      </w:r>
-      <w:r>
-        <w:rPr>
-          <w:b w:val="0"/>
-        </w:rPr>
-        <w:t xml:space="preserve">s, one repaired error and an explanation of a function on changed </w:t>
-      </w:r>
-      <w:r>
-        <w:rPr>
-          <w:b/>
-        </w:rPr>
-        <w:t>input</w:t>
-      </w:r>
-      <w:r>
-        <w:rPr>
-          <w:b w:val="0"/>
-        </w:rPr>
-        <w:t>s.</w:t>
+        <w:t>.</w:t>
       </w:r>
     </w:p>
     <w:p>
       <w:pPr>
-        <w:spacing w:line="336" w:lineRule="auto" w:after="180"/>
-      </w:pPr>
-      <w:r>
-        <w:rPr>
-          <w:b w:val="0"/>
-        </w:rPr>
-        <w:t xml:space="preserve">Use the weekly teacher answer for topic-specific reasoning. A saved progress tick is an activity record; judge mastery from the learner’s explanation and </w:t>
-      </w:r>
-      <w:r>
-        <w:rPr>
-          <w:b/>
-        </w:rPr>
-        <w:t>evidence</w:t>
-      </w:r>
-      <w:r>
-        <w:rPr>
-          <w:b w:val="0"/>
-        </w:rPr>
-        <w:t>.</w:t>
+        <w:pStyle w:val="Heading1"/>
+      </w:pPr>
+      <w:r>
+        <w:t>08. Reference · Feedback and evidence records</w:t>
       </w:r>
     </w:p>
     <w:p>
-      <w:pPr>
-        <w:pStyle w:val="Heading1"/>
-      </w:pPr>
-      <w:r>
-        <w:t>08. Use feedback, labs and repair paths</w:t>
+      <w:r>
+        <w:t>Keep individual first attempts separate from supported rehearsal.</w:t>
       </w:r>
     </w:p>
     <w:p>
-      <w:r>
-        <w:t>Use feedback, earlier review and portfolios purposefully. Apply the coding routine only when this lesson has an executable lab.</w:t>
+      <w:pPr>
+        <w:pStyle w:val="Heading2"/>
+      </w:pPr>
+      <w:r>
+        <w:t>Feedback and repair</w:t>
       </w:r>
     </w:p>
     <w:p>
@@ -4811,40 +5082,17 @@
         <w:pStyle w:val="Heading1"/>
       </w:pPr>
       <w:r>
-        <w:t>09. Visual concept journey</w:t>
+        <w:t>09. Reference · Teach with the six pictures</w:t>
       </w:r>
     </w:p>
     <w:p>
       <w:r>
-        <w:t>Show one From a paper algorithm to Python graphic at a time, request a prediction and discuss its trace before the independent assessment.</w:t>
+        <w:t>Use the relevant picture for a specific reasoning move.</w:t>
       </w:r>
     </w:p>
     <w:p>
       <w:pPr>
-        <w:spacing w:line="336" w:lineRule="auto" w:after="180"/>
-      </w:pPr>
-      <w:r>
-        <w:rPr>
-          <w:b w:val="0"/>
-        </w:rPr>
-        <w:t xml:space="preserve">Use one picture at a time. Hide a worked result before asking for a </w:t>
-      </w:r>
-      <w:r>
-        <w:rPr>
-          <w:b/>
-        </w:rPr>
-        <w:t>prediction</w:t>
-      </w:r>
-      <w:r>
-        <w:rPr>
-          <w:b w:val="0"/>
-        </w:rPr>
-        <w:t>, then reveal it for feedback. These are supported teaching cases; retain the separate independent assessment for a fresh first attempt.</w:t>
-      </w:r>
-    </w:p>
-    <w:p>
-      <w:pPr>
-        <w:pStyle w:val="Heading3"/>
+        <w:pStyle w:val="Heading2"/>
       </w:pPr>
       <w:r>
         <w:t>01. From a paper algorithm to Python: the case</w:t>
@@ -4855,7 +5103,7 @@
         <w:drawing>
           <wp:inline xmlns:a="http://schemas.openxmlformats.org/drawingml/2006/main" xmlns:pic="http://schemas.openxmlformats.org/drawingml/2006/picture">
             <wp:extent cx="5486400" cy="2834640"/>
-            <wp:docPr id="2" name="Picture 2" descr="Convert a seed-count algorithm. The paper plan counts seeds in identical trays, then adds a labelled spare tray. Supplied facts: Python 3: trays=4; per_tray=6; spare=2; total=trays*per_tray+spare; print(total). All quantities count seeds."/>
+            <wp:docPr id="3" name="Picture 3" descr="Convert a seed-count algorithm. The paper plan counts seeds in identical trays, then adds a labelled spare tray. Supplied facts: Python 3: trays=4; per_tray=6; spare=2; total=trays*per_tray+spare; print(total). All quantities count seeds."/>
             <wp:cNvGraphicFramePr>
               <a:graphicFrameLocks noChangeAspect="1"/>
             </wp:cNvGraphicFramePr>
@@ -4867,7 +5115,7 @@
                     <pic:cNvPicPr/>
                   </pic:nvPicPr>
                   <pic:blipFill>
-                    <a:blip r:embed="rId10"/>
+                    <a:blip r:embed="rId11"/>
                     <a:stretch>
                       <a:fillRect/>
                     </a:stretch>
@@ -4923,7 +5171,6 @@
     <w:p>
       <w:pPr>
         <w:spacing w:line="336" w:lineRule="auto" w:after="180"/>
-        <w:shd w:fill="F5F1FB"/>
       </w:pPr>
       <w:r>
         <w:rPr>
@@ -4934,27 +5181,18 @@
     </w:p>
     <w:p>
       <w:pPr>
-        <w:pStyle w:val="Heading3"/>
-      </w:pPr>
-      <w:r>
-        <w:t>Discuss while showing the picture</w:t>
+        <w:spacing w:line="336" w:lineRule="auto" w:after="180"/>
+      </w:pPr>
+      <w:r>
+        <w:rPr>
+          <w:b w:val="0"/>
+        </w:rPr>
+        <w:t>Teacher prompt: Point to the given fact that matters most. Explain why it matters. Ask learners to describe one label or arrow in ordinary words. Use the adjacent transcript if the image is difficult to see.</w:t>
       </w:r>
     </w:p>
     <w:p>
       <w:pPr>
-        <w:spacing w:line="336" w:lineRule="auto" w:after="180"/>
-        <w:shd w:fill="F1F6F8"/>
-      </w:pPr>
-      <w:r>
-        <w:rPr>
-          <w:b w:val="0"/>
-        </w:rPr>
-        <w:t>Teacher prompt: Point to the given fact that matters most. Explain why it matters. Ask learners to describe one label or arrow in ordinary words. Use the adjacent transcript if the image is difficult to see.</w:t>
-      </w:r>
-    </w:p>
-    <w:p>
-      <w:pPr>
-        <w:pStyle w:val="Heading3"/>
+        <w:pStyle w:val="Heading2"/>
       </w:pPr>
       <w:r>
         <w:t>02. Follow the deciding steps</w:t>
@@ -4965,7 +5203,7 @@
         <w:drawing>
           <wp:inline xmlns:a="http://schemas.openxmlformats.org/drawingml/2006/main" xmlns:pic="http://schemas.openxmlformats.org/drawingml/2006/picture">
             <wp:extent cx="5486400" cy="3182112"/>
-            <wp:docPr id="3" name="Picture 3" descr="Name the inputs: Four trays hold six seeds each; two extra seeds are separate. → Translate the plan: Multiply tray count by seeds per tray, then add the spare count. → Trace the assignment: 4*6+2 is 26; total stores 26 and print displays it."/>
+            <wp:docPr id="4" name="Picture 4" descr="Name the inputs: Four trays hold six seeds each; two extra seeds are separate. → Translate the plan: Multiply tray count by seeds per tray, then add the spare count. → Trace the assignment: 4*6+2 is 26; total stores 26 and print displays it."/>
             <wp:cNvGraphicFramePr>
               <a:graphicFrameLocks noChangeAspect="1"/>
             </wp:cNvGraphicFramePr>
@@ -4977,7 +5215,7 @@
                     <pic:cNvPicPr/>
                   </pic:nvPicPr>
                   <pic:blipFill>
-                    <a:blip r:embed="rId11"/>
+                    <a:blip r:embed="rId9"/>
                     <a:stretch>
                       <a:fillRect/>
                     </a:stretch>
@@ -5034,7 +5272,6 @@
     <w:p>
       <w:pPr>
         <w:spacing w:line="336" w:lineRule="auto" w:after="180"/>
-        <w:shd w:fill="F5F1FB"/>
       </w:pPr>
       <w:r>
         <w:rPr>
@@ -5057,39 +5294,30 @@
     </w:p>
     <w:p>
       <w:pPr>
-        <w:pStyle w:val="Heading3"/>
-      </w:pPr>
-      <w:r>
-        <w:t>Discuss while showing the picture</w:t>
+        <w:spacing w:line="336" w:lineRule="auto" w:after="180"/>
+      </w:pPr>
+      <w:r>
+        <w:rPr>
+          <w:b w:val="0"/>
+        </w:rPr>
+        <w:t xml:space="preserve">Teacher prompt: Point to each numbered stage and explain which recorded </w:t>
+      </w:r>
+      <w:r>
+        <w:rPr>
+          <w:b/>
+        </w:rPr>
+        <w:t>input</w:t>
+      </w:r>
+      <w:r>
+        <w:rPr>
+          <w:b w:val="0"/>
+        </w:rPr>
+        <w:t xml:space="preserve"> it uses. Ask learners to describe one label or arrow in ordinary words. Use the adjacent transcript if the image is difficult to see.</w:t>
       </w:r>
     </w:p>
     <w:p>
       <w:pPr>
-        <w:spacing w:line="336" w:lineRule="auto" w:after="180"/>
-        <w:shd w:fill="F1F6F8"/>
-      </w:pPr>
-      <w:r>
-        <w:rPr>
-          <w:b w:val="0"/>
-        </w:rPr>
-        <w:t xml:space="preserve">Teacher prompt: Point to each numbered stage and explain which recorded </w:t>
-      </w:r>
-      <w:r>
-        <w:rPr>
-          <w:b/>
-        </w:rPr>
-        <w:t>input</w:t>
-      </w:r>
-      <w:r>
-        <w:rPr>
-          <w:b w:val="0"/>
-        </w:rPr>
-        <w:t xml:space="preserve"> it uses. Ask learners to describe one label or arrow in ordinary words. Use the adjacent transcript if the image is difficult to see.</w:t>
-      </w:r>
-    </w:p>
-    <w:p>
-      <w:pPr>
-        <w:pStyle w:val="Heading3"/>
+        <w:pStyle w:val="Heading2"/>
       </w:pPr>
       <w:r>
         <w:t>03. A calculation from paper to output</w:t>
@@ -5100,7 +5328,7 @@
         <w:drawing>
           <wp:inline xmlns:a="http://schemas.openxmlformats.org/drawingml/2006/main" xmlns:pic="http://schemas.openxmlformats.org/drawingml/2006/picture">
             <wp:extent cx="5486400" cy="2834640"/>
-            <wp:docPr id="4" name="Picture 4" descr="A calculation from paper to output. Record pack count | packs = 4 | Name holds 4. Multiply two quantities | total = packs * per_pack | Name holds product. Show the answer | print(total) | Displays the value"/>
+            <wp:docPr id="5" name="Picture 5" descr="A calculation from paper to output. Record pack count | packs = 4 | Name holds 4. Multiply two quantities | total = packs * per_pack | Name holds product. Show the answer | print(total) | Displays the value"/>
             <wp:cNvGraphicFramePr>
               <a:graphicFrameLocks noChangeAspect="1"/>
             </wp:cNvGraphicFramePr>
@@ -5157,7 +5385,6 @@
     <w:p>
       <w:pPr>
         <w:spacing w:line="336" w:lineRule="auto" w:after="180"/>
-        <w:shd w:fill="F5F1FB"/>
       </w:pPr>
       <w:r>
         <w:rPr>
@@ -5168,27 +5395,18 @@
     </w:p>
     <w:p>
       <w:pPr>
-        <w:pStyle w:val="Heading3"/>
-      </w:pPr>
-      <w:r>
-        <w:t>Discuss while showing the picture</w:t>
+        <w:spacing w:line="336" w:lineRule="auto" w:after="180"/>
+      </w:pPr>
+      <w:r>
+        <w:rPr>
+          <w:b w:val="0"/>
+        </w:rPr>
+        <w:t>Teacher prompt: Read the labels and values. Explain the relationship the model shows. Ask learners to describe one label or arrow in ordinary words. Use the adjacent transcript if the image is difficult to see.</w:t>
       </w:r>
     </w:p>
     <w:p>
       <w:pPr>
-        <w:spacing w:line="336" w:lineRule="auto" w:after="180"/>
-        <w:shd w:fill="F1F6F8"/>
-      </w:pPr>
-      <w:r>
-        <w:rPr>
-          <w:b w:val="0"/>
-        </w:rPr>
-        <w:t>Teacher prompt: Read the labels and values. Explain the relationship the model shows. Ask learners to describe one label or arrow in ordinary words. Use the adjacent transcript if the image is difficult to see.</w:t>
-      </w:r>
-    </w:p>
-    <w:p>
-      <w:pPr>
-        <w:pStyle w:val="Heading3"/>
+        <w:pStyle w:val="Heading2"/>
       </w:pPr>
       <w:r>
         <w:t>04. Change one thing. Trace what follows.</w:t>
@@ -5199,7 +5417,7 @@
         <w:drawing>
           <wp:inline xmlns:a="http://schemas.openxmlformats.org/drawingml/2006/main" xmlns:pic="http://schemas.openxmlformats.org/drawingml/2006/picture">
             <wp:extent cx="5486400" cy="3026664"/>
-            <wp:docPr id="5" name="Picture 5" descr="Original case: 4*6+2 is 26; total stores 26 and print displays it. Changed condition: Change spare to 5 while keeping both tray inputs fixed. Expected result: The printed total becomes 29. Reason: 4*6 remains 24; adding five gives 29."/>
+            <wp:docPr id="6" name="Picture 6" descr="Original case: 4*6+2 is 26; total stores 26 and print displays it. Changed condition: Change spare to 5 while keeping both tray inputs fixed. Expected result: The printed total becomes 29. Reason: 4*6 remains 24; adding five gives 29."/>
             <wp:cNvGraphicFramePr>
               <a:graphicFrameLocks noChangeAspect="1"/>
             </wp:cNvGraphicFramePr>
@@ -5267,7 +5485,6 @@
     <w:p>
       <w:pPr>
         <w:spacing w:line="336" w:lineRule="auto" w:after="180"/>
-        <w:shd w:fill="F5F1FB"/>
       </w:pPr>
       <w:r>
         <w:rPr>
@@ -5278,39 +5495,29 @@
     </w:p>
     <w:p>
       <w:pPr>
-        <w:pStyle w:val="Heading3"/>
-      </w:pPr>
-      <w:r>
-        <w:t>Discuss while showing the picture</w:t>
+        <w:spacing w:line="336" w:lineRule="auto" w:after="180"/>
+      </w:pPr>
+      <w:r>
+        <w:rPr>
+          <w:b w:val="0"/>
+        </w:rPr>
+        <w:t>Teacher prompt: Predict before checking the worked changed-case result. Name what changed and what the supplied facts allow you to conclude. Ask learners to describe one label or arrow in ordinary words.</w:t>
       </w:r>
     </w:p>
     <w:p>
       <w:pPr>
         <w:spacing w:line="336" w:lineRule="auto" w:after="180"/>
-        <w:shd w:fill="F1F6F8"/>
       </w:pPr>
       <w:r>
         <w:rPr>
           <w:b w:val="0"/>
         </w:rPr>
-        <w:t>Teacher prompt: Predict before checking the worked changed-case result. Name what changed and what the supplied facts allow you to conclude. Ask learners to describe one label or arrow in ordinary words.</w:t>
+        <w:t>Use the adjacent transcript if the image is difficult to see. Changed-case reasoning: 4*6 remains 24; adding five gives 29.</w:t>
       </w:r>
     </w:p>
     <w:p>
       <w:pPr>
-        <w:spacing w:line="336" w:lineRule="auto" w:after="180"/>
-        <w:shd w:fill="F1F6F8"/>
-      </w:pPr>
-      <w:r>
-        <w:rPr>
-          <w:b w:val="0"/>
-        </w:rPr>
-        <w:t>Use the adjacent transcript if the image is difficult to see. Changed-case reasoning: 4*6 remains 24; adding five gives 29.</w:t>
-      </w:r>
-    </w:p>
-    <w:p>
-      <w:pPr>
-        <w:pStyle w:val="Heading3"/>
+        <w:pStyle w:val="Heading2"/>
       </w:pPr>
       <w:r>
         <w:t>05. Connect the explanation to its limit</w:t>
@@ -5321,7 +5528,7 @@
         <w:drawing>
           <wp:inline xmlns:a="http://schemas.openxmlformats.org/drawingml/2006/main" xmlns:pic="http://schemas.openxmlformats.org/drawingml/2006/picture">
             <wp:extent cx="5486400" cy="2834640"/>
-            <wp:docPr id="6" name="Picture 6" descr="Python follows the arithmetic instructions. This translation automates a declared counting rule; it does not train a model from examples. Limit: The calculation assumes identical tray sizes and measured counts; it cannot detect a miscounted tray."/>
+            <wp:docPr id="7" name="Picture 7" descr="Python follows the arithmetic instructions. This translation automates a declared counting rule; it does not train a model from examples. Limit: The calculation assumes identical tray sizes and measured counts; it cannot detect a miscounted tray."/>
             <wp:cNvGraphicFramePr>
               <a:graphicFrameLocks noChangeAspect="1"/>
             </wp:cNvGraphicFramePr>
@@ -5377,7 +5584,6 @@
     <w:p>
       <w:pPr>
         <w:spacing w:line="336" w:lineRule="auto" w:after="180"/>
-        <w:shd w:fill="F5F1FB"/>
       </w:pPr>
       <w:r>
         <w:rPr>
@@ -5388,39 +5594,29 @@
     </w:p>
     <w:p>
       <w:pPr>
-        <w:pStyle w:val="Heading3"/>
-      </w:pPr>
-      <w:r>
-        <w:t>Discuss while showing the picture</w:t>
+        <w:spacing w:line="336" w:lineRule="auto" w:after="180"/>
+      </w:pPr>
+      <w:r>
+        <w:rPr>
+          <w:b w:val="0"/>
+        </w:rPr>
+        <w:t>Teacher prompt: Explain the case, then point to a limit on the claim. Ask learners to describe one label or arrow in ordinary words. Use the adjacent transcript if the image is difficult to see.</w:t>
       </w:r>
     </w:p>
     <w:p>
       <w:pPr>
         <w:spacing w:line="336" w:lineRule="auto" w:after="180"/>
-        <w:shd w:fill="F1F6F8"/>
       </w:pPr>
       <w:r>
         <w:rPr>
           <w:b w:val="0"/>
         </w:rPr>
-        <w:t>Teacher prompt: Explain the case, then point to a limit on the claim. Ask learners to describe one label or arrow in ordinary words. Use the adjacent transcript if the image is difficult to see.</w:t>
+        <w:t>Keep the stated scope: The calculation assumes identical tray sizes and measured counts; it cannot detect a miscounted tray.</w:t>
       </w:r>
     </w:p>
     <w:p>
       <w:pPr>
-        <w:spacing w:line="336" w:lineRule="auto" w:after="180"/>
-        <w:shd w:fill="F1F6F8"/>
-      </w:pPr>
-      <w:r>
-        <w:rPr>
-          <w:b w:val="0"/>
-        </w:rPr>
-        <w:t>Keep the stated scope: The calculation assumes identical tray sizes and measured counts; it cannot detect a miscounted tray.</w:t>
-      </w:r>
-    </w:p>
-    <w:p>
-      <w:pPr>
-        <w:pStyle w:val="Heading3"/>
+        <w:pStyle w:val="Heading2"/>
       </w:pPr>
       <w:r>
         <w:t>06. Make the idea visible in your project</w:t>
@@ -5431,7 +5627,7 @@
         <w:drawing>
           <wp:inline xmlns:a="http://schemas.openxmlformats.org/drawingml/2006/main" xmlns:pic="http://schemas.openxmlformats.org/drawingml/2006/picture">
             <wp:extent cx="5486400" cy="3681984"/>
-            <wp:docPr id="7" name="Picture 7" descr="For Python readiness before the Responsible Plant Classifier, retain a trace of the values, the predicted outputs and the changed-case explanation. Use actual Python 3 results to check the prediction after reasoning first. Draw your input, deciding step, result and limit. Supported question: Match each paper quantity to its Python name. Why does the spare count get added once, and what prints when spare is five?"/>
+            <wp:docPr id="8" name="Picture 8" descr="For Python readiness before the Responsible Plant Classifier, retain a trace of the values, the predicted outputs and the changed-case explanation. Use actual Python 3 results to check the prediction after reasoning first. Draw your input, deciding step, result and limit. Supported question: Match each paper quantity to its Python name. Why does the spare count get added once, and what prints when spare is five?"/>
             <wp:cNvGraphicFramePr>
               <a:graphicFrameLocks noChangeAspect="1"/>
             </wp:cNvGraphicFramePr>
@@ -5523,7 +5719,6 @@
     <w:p>
       <w:pPr>
         <w:spacing w:line="336" w:lineRule="auto" w:after="180"/>
-        <w:shd w:fill="F5F1FB"/>
       </w:pPr>
       <w:r>
         <w:rPr>
@@ -5546,46 +5741,115 @@
     </w:p>
     <w:p>
       <w:pPr>
-        <w:pStyle w:val="Heading3"/>
-      </w:pPr>
-      <w:r>
-        <w:t>Discuss while showing the picture</w:t>
+        <w:spacing w:line="336" w:lineRule="auto" w:after="180"/>
+      </w:pPr>
+      <w:r>
+        <w:rPr>
+          <w:b w:val="0"/>
+        </w:rPr>
+        <w:t xml:space="preserve">Teacher prompt: Draw your project trace and justify the deciding step using </w:t>
+      </w:r>
+      <w:r>
+        <w:rPr>
+          <w:b/>
+        </w:rPr>
+        <w:t>evidence</w:t>
+      </w:r>
+      <w:r>
+        <w:rPr>
+          <w:b w:val="0"/>
+        </w:rPr>
+        <w:t>. Ask learners to describe one label or arrow in ordinary words. Use the adjacent transcript if the image is difficult to see.</w:t>
       </w:r>
     </w:p>
     <w:p>
       <w:pPr>
         <w:spacing w:line="336" w:lineRule="auto" w:after="180"/>
-        <w:shd w:fill="F1F6F8"/>
       </w:pPr>
       <w:r>
         <w:rPr>
           <w:b w:val="0"/>
         </w:rPr>
-        <w:t xml:space="preserve">Teacher prompt: Draw your project trace and justify the deciding step using </w:t>
-      </w:r>
-      <w:r>
-        <w:rPr>
-          <w:b/>
-        </w:rPr>
-        <w:t>evidence</w:t>
-      </w:r>
-      <w:r>
-        <w:rPr>
-          <w:b w:val="0"/>
-        </w:rPr>
-        <w:t>. Ask learners to describe one label or arrow in ordinary words. Use the adjacent transcript if the image is difficult to see.</w:t>
+        <w:t>Supported practice key: The names map trays→4, per_tray→6 and spare→2. The spare count is outside the identical trays, so total is 24+2=26. With spare=5, print displays 29.</w:t>
       </w:r>
     </w:p>
     <w:p>
       <w:pPr>
+        <w:pStyle w:val="Heading2"/>
+      </w:pPr>
+      <w:r>
+        <w:t>Earlier wording, alternatives and picture transcripts · reference / check after trying</w:t>
+      </w:r>
+    </w:p>
+    <w:p>
+      <w:pPr>
         <w:spacing w:line="336" w:lineRule="auto" w:after="180"/>
-        <w:shd w:fill="F1F6F8"/>
       </w:pPr>
       <w:r>
         <w:rPr>
           <w:b w:val="0"/>
         </w:rPr>
-        <w:t>Supported practice key: The names map trays→4, per_tray→6 and spare→2. The spare count is outside the identical trays, so total is 24+2=26. With spare=5, print displays 29.</w:t>
+        <w:t xml:space="preserve">Use one picture at a time. Hide a worked result before asking for a </w:t>
+      </w:r>
+      <w:r>
+        <w:rPr>
+          <w:b/>
+        </w:rPr>
+        <w:t>prediction</w:t>
+      </w:r>
+      <w:r>
+        <w:rPr>
+          <w:b w:val="0"/>
+        </w:rPr>
+        <w:t>, then reveal it for feedback. These are supported teaching cases; retain the separate independent assessment for a fresh first attempt.</w:t>
+      </w:r>
+    </w:p>
+    <w:p>
+      <w:pPr>
+        <w:pStyle w:val="Heading3"/>
+      </w:pPr>
+      <w:r>
+        <w:t>01. From a paper algorithm to Python: the case</w:t>
+      </w:r>
+    </w:p>
+    <w:p>
+      <w:pPr>
+        <w:pStyle w:val="Heading3"/>
+      </w:pPr>
+      <w:r>
+        <w:t>02. Follow the deciding steps</w:t>
+      </w:r>
+    </w:p>
+    <w:p>
+      <w:pPr>
+        <w:pStyle w:val="Heading3"/>
+      </w:pPr>
+      <w:r>
+        <w:t>03. A calculation from paper to output</w:t>
+      </w:r>
+    </w:p>
+    <w:p>
+      <w:pPr>
+        <w:pStyle w:val="Heading3"/>
+      </w:pPr>
+      <w:r>
+        <w:t>04. Change one thing. Trace what follows.</w:t>
+      </w:r>
+    </w:p>
+    <w:p>
+      <w:pPr>
+        <w:pStyle w:val="Heading3"/>
+      </w:pPr>
+      <w:r>
+        <w:t>05. Connect the explanation to its limit</w:t>
+      </w:r>
+    </w:p>
+    <w:p>
+      <w:pPr>
+        <w:pStyle w:val="Heading3"/>
+      </w:pPr>
+      <w:r>
+        <w:t>06. Make the idea visible in your project</w:t>
       </w:r>
     </w:p>
     <w:sectPr>
